--- a/docs/GraphX_Architecture.docx
+++ b/docs/GraphX_Architecture.docx
@@ -2019,7 +2019,7 @@
         <w:rPr>
           <w:rFonts w:ascii="Aptos" w:hAnsi="Aptos"/>
         </w:rPr>
-        <w:t>Two records currently share ADR number 0012 (UDP and QEMU). This is a documentation identifier collision, not an implementation conflict; a future documentation cleanup should renumber the QEMU ADR without rewriting its historical content.</w:t>
+        <w:t>The UDP decision is canonical ADR 0012 and the unified QEMU profiles decision is canonical ADR 0013. The decision index records that QEMU was initially assigned 0012, preserving the historical mapping without retaining two current records with the same number.</w:t>
       </w:r>
     </w:p>
     <w:p>
@@ -8641,7 +8641,7 @@
         <w:pStyle w:val="Heading2"/>
       </w:pPr>
       <w:r>
-        <w:t>11.2 Documentation and model drift to address</w:t>
+        <w:t>11.2 Documentation and model consistency</w:t>
       </w:r>
     </w:p>
     <w:p>
@@ -8652,21 +8652,7 @@
         <w:rPr>
           <w:rFonts w:ascii="Aptos" w:hAnsi="Aptos"/>
         </w:rPr>
-        <w:t xml:space="preserve">The two accepted ADRs numbered </w:t>
-      </w:r>
-      <w:r>
-        <w:rPr>
-          <w:rFonts w:ascii="Aptos Mono" w:hAnsi="Aptos Mono"/>
-          <w:color w:val="153B57"/>
-          <w:sz w:val="17"/>
-        </w:rPr>
-        <w:t>0012</w:t>
-      </w:r>
-      <w:r>
-        <w:rPr>
-          <w:rFonts w:ascii="Aptos" w:hAnsi="Aptos"/>
-        </w:rPr>
-        <w:t xml:space="preserve"> should be disambiguated.</w:t>
+        <w:t>The UDP decision is canonical ADR 0012 and the QEMU decision is canonical ADR 0013; the ADR index retains the historical collision note.</w:t>
       </w:r>
     </w:p>
     <w:p>
@@ -8691,7 +8677,35 @@
         <w:rPr>
           <w:rFonts w:ascii="Aptos" w:hAnsi="Aptos"/>
         </w:rPr>
-        <w:t xml:space="preserve"> are useful views but must remain explicitly non-authoritative; generated projections would further reduce drift risk.</w:t>
+        <w:t xml:space="preserve"> are explicitly non-authoritative and are generated or checked with </w:t>
+      </w:r>
+      <w:r>
+        <w:rPr>
+          <w:rFonts w:ascii="Aptos Mono" w:hAnsi="Aptos Mono"/>
+          <w:color w:val="153B57"/>
+          <w:sz w:val="17"/>
+        </w:rPr>
+        <w:t>graphx project</w:t>
+      </w:r>
+      <w:r>
+        <w:rPr>
+          <w:rFonts w:ascii="Aptos" w:hAnsi="Aptos"/>
+        </w:rPr>
+        <w:t xml:space="preserve"> from validated </w:t>
+      </w:r>
+      <w:r>
+        <w:rPr>
+          <w:rFonts w:ascii="Aptos Mono" w:hAnsi="Aptos Mono"/>
+          <w:color w:val="153B57"/>
+          <w:sz w:val="17"/>
+        </w:rPr>
+        <w:t>graphx.yaml</w:t>
+      </w:r>
+      <w:r>
+        <w:rPr>
+          <w:rFonts w:ascii="Aptos" w:hAnsi="Aptos"/>
+        </w:rPr>
+        <w:t>.</w:t>
       </w:r>
     </w:p>
     <w:p>
@@ -8702,7 +8716,7 @@
         <w:rPr>
           <w:rFonts w:ascii="Aptos" w:hAnsi="Aptos"/>
         </w:rPr>
-        <w:t>The root README still describes the project as a “framework scaffold” even though the repository identifies itself as version 1.0.0 and has accepted verification through Phase 12.</w:t>
+        <w:t>Root documentation identifies GraphX 1.0.0 and distinguishes accepted Phase 3–12 reports from the Phase 1 and Phase 2 documentary gaps.</w:t>
       </w:r>
     </w:p>
     <w:p>
@@ -8963,7 +8977,7 @@
         <w:pStyle w:val="Heading2"/>
       </w:pPr>
       <w:r>
-        <w:t>Immediate documentation and consistency</w:t>
+        <w:t>Completed documentation and consistency foundation</w:t>
       </w:r>
     </w:p>
     <w:p>
@@ -8974,7 +8988,7 @@
         <w:rPr>
           <w:rFonts w:ascii="Aptos" w:hAnsi="Aptos"/>
         </w:rPr>
-        <w:t>1. Renumber the duplicate QEMU ADR while retaining an alias or note for historical links.</w:t>
+        <w:t>1. The QEMU decision is ADR 0013, with its former number recorded in the canonical ADR index.</w:t>
       </w:r>
     </w:p>
     <w:p>
@@ -8985,7 +8999,7 @@
         <w:rPr>
           <w:rFonts w:ascii="Aptos" w:hAnsi="Aptos"/>
         </w:rPr>
-        <w:t>2. Update the root maturity wording to match 1.0.0 and the accepted Phase 3–12 status.</w:t>
+        <w:t>2. Root maturity wording matches 1.0.0 and qualifies the accepted Phase 3–12 verification record.</w:t>
       </w:r>
     </w:p>
     <w:p>
@@ -8996,7 +9010,7 @@
         <w:rPr>
           <w:rFonts w:ascii="Aptos" w:hAnsi="Aptos"/>
         </w:rPr>
-        <w:t>3. Add this architecture document to the root README and contributor documentation.</w:t>
+        <w:t>3. Root and contributor documentation link the architecture source, editable DOCX, ADR index, and focused references.</w:t>
       </w:r>
     </w:p>
     <w:p>
@@ -9007,7 +9021,7 @@
         <w:rPr>
           <w:rFonts w:ascii="Aptos" w:hAnsi="Aptos"/>
         </w:rPr>
-        <w:t xml:space="preserve">4. Generate or verify the projection files under </w:t>
+        <w:t xml:space="preserve">4. </w:t>
       </w:r>
       <w:r>
         <w:rPr>
@@ -9015,13 +9029,13 @@
           <w:color w:val="153B57"/>
           <w:sz w:val="17"/>
         </w:rPr>
-        <w:t>config/</w:t>
+        <w:t>graphx project</w:t>
       </w:r>
       <w:r>
         <w:rPr>
           <w:rFonts w:ascii="Aptos" w:hAnsi="Aptos"/>
         </w:rPr>
-        <w:t xml:space="preserve"> from authoritative </w:t>
+        <w:t xml:space="preserve"> generates or verifies the four projections under </w:t>
       </w:r>
       <w:r>
         <w:rPr>
@@ -9029,13 +9043,13 @@
           <w:color w:val="153B57"/>
           <w:sz w:val="17"/>
         </w:rPr>
-        <w:t>graphx.yaml</w:t>
+        <w:t>config/</w:t>
       </w:r>
       <w:r>
         <w:rPr>
           <w:rFonts w:ascii="Aptos" w:hAnsi="Aptos"/>
         </w:rPr>
-        <w:t xml:space="preserve"> in CI.</w:t>
+        <w:t>; CTest enforces the drift check in local and Linux/macOS CI builds.</w:t>
       </w:r>
     </w:p>
     <w:p>
@@ -9285,6 +9299,24 @@
                 <w:color w:val="111820"/>
                 <w:sz w:val="17"/>
               </w:rPr>
+              <w:t>docs/adr/README.md</w:t>
+            </w:r>
+            <w:r>
+              <w:rPr>
+                <w:rFonts w:ascii="Aptos" w:hAnsi="Aptos"/>
+                <w:b w:val="0"/>
+                <w:color w:val="111820"/>
+                <w:sz w:val="17"/>
+              </w:rPr>
+              <w:t xml:space="preserve">, with records </w:t>
+            </w:r>
+            <w:r>
+              <w:rPr>
+                <w:rFonts w:ascii="Aptos" w:hAnsi="Aptos"/>
+                <w:b w:val="0"/>
+                <w:color w:val="111820"/>
+                <w:sz w:val="17"/>
+              </w:rPr>
               <w:t>docs/adr/0001-*.md</w:t>
             </w:r>
             <w:r>
@@ -9303,7 +9335,7 @@
                 <w:color w:val="111820"/>
                 <w:sz w:val="17"/>
               </w:rPr>
-              <w:t>docs/adr/0012-*.md</w:t>
+              <w:t>docs/adr/0013-*.md</w:t>
             </w:r>
           </w:p>
         </w:tc>

--- a/docs/GraphX_Architecture.docx
+++ b/docs/GraphX_Architecture.docx
@@ -561,7 +561,7 @@
         <w:rPr>
           <w:rFonts w:ascii="Aptos" w:hAnsi="Aptos"/>
         </w:rPr>
-        <w:t>The architecture is suitable for reproducible laboratories and controlled demonstrations. Its present limits are equally important: configuration version 1 allows only DAGs; infrastructure provisioning is create/destroy rather than reconciliation; UDP is bounded but unreliable; multicast remains one logical producer-to-consumer edge; capture does not rotate automatically; OVS and application captures are not automatically cross-correlated; QEMU uses user-mode networking rather than TAP; and the telemetry/control system is a single-collector control domain rather than a distributed control plane.</w:t>
+        <w:t>The architecture is suitable for reproducible laboratories and controlled demonstrations. Its present limits are equally important: configuration version 1 allows only DAGs for GraphX-managed execution (external raw device relationships may loop); infrastructure provisioning is create/destroy rather than reconciliation; UDP is bounded but unreliable; multicast remains one logical producer-to-consumer edge; capture does not rotate automatically; OVS and application captures are not automatically cross-correlated; QEMU uses user-mode networking rather than TAP; and the telemetry/control system is a single-collector control domain rather than a distributed control plane.</w:t>
       </w:r>
     </w:p>
     <w:p>
@@ -2873,7 +2873,7 @@
         <w:rPr>
           <w:rFonts w:ascii="Aptos" w:hAnsi="Aptos"/>
         </w:rPr>
-        <w:t xml:space="preserve"> ports, a transport name, and a data-plane classification. Version 1 requires a directed acyclic graph because the current blocking startup/lifecycle model cannot safely schedule feedback cycles.</w:t>
+        <w:t xml:space="preserve"> ports, a transport name, and a data-plane classification. Version 1 requires the GraphX-managed data plane to be a directed acyclic graph because the current blocking startup/lifecycle model cannot safely schedule feedback cycles. External raw edges are descriptive rather than scheduled and may form a physical control/data loop; ADR 0014 records that narrow exception.</w:t>
       </w:r>
     </w:p>
     <w:p>
@@ -4263,7 +4263,7 @@
                 <w:color w:val="111820"/>
                 <w:sz w:val="16"/>
               </w:rPr>
-              <w:t>Both QEMU profiles</w:t>
+              <w:t>QEMU and SDR profiles</w:t>
             </w:r>
           </w:p>
         </w:tc>
@@ -8493,6 +8493,175 @@
           </w:p>
         </w:tc>
       </w:tr>
+      <w:tr>
+        <w:trPr>
+          <w:cantSplit/>
+        </w:trPr>
+        <w:tc>
+          <w:tcPr>
+            <w:tcW w:type="dxa" w:w="2592"/>
+            <w:vAlign w:val="center"/>
+            <w:tcMar>
+              <w:top w:w="90" w:type="dxa"/>
+              <w:start w:w="110" w:type="dxa"/>
+              <w:bottom w:w="90" w:type="dxa"/>
+              <w:end w:w="110" w:type="dxa"/>
+            </w:tcMar>
+          </w:tcPr>
+          <w:p>
+            <w:pPr>
+              <w:spacing w:after="0"/>
+            </w:pPr>
+            <w:r>
+              <w:rPr>
+                <w:rFonts w:ascii="Aptos" w:hAnsi="Aptos"/>
+                <w:b w:val="0"/>
+                <w:color w:val="111820"/>
+                <w:sz w:val="17"/>
+              </w:rPr>
+              <w:t>Simulated SDR</w:t>
+            </w:r>
+          </w:p>
+        </w:tc>
+        <w:tc>
+          <w:tcPr>
+            <w:tcW w:type="dxa" w:w="3816"/>
+            <w:vAlign w:val="center"/>
+            <w:tcMar>
+              <w:top w:w="90" w:type="dxa"/>
+              <w:start w:w="110" w:type="dxa"/>
+              <w:bottom w:w="90" w:type="dxa"/>
+              <w:end w:w="110" w:type="dxa"/>
+            </w:tcMar>
+          </w:tcPr>
+          <w:p>
+            <w:pPr>
+              <w:spacing w:after="0"/>
+            </w:pPr>
+            <w:r>
+              <w:rPr>
+                <w:rFonts w:ascii="Aptos" w:hAnsi="Aptos"/>
+                <w:b w:val="0"/>
+                <w:color w:val="111820"/>
+                <w:sz w:val="17"/>
+              </w:rPr>
+              <w:t>Raw UDP IQ, mutual-TLS control, raw results, live GUI, packet history</w:t>
+            </w:r>
+          </w:p>
+        </w:tc>
+        <w:tc>
+          <w:tcPr>
+            <w:tcW w:type="dxa" w:w="3168"/>
+            <w:vAlign w:val="center"/>
+            <w:tcMar>
+              <w:top w:w="90" w:type="dxa"/>
+              <w:start w:w="110" w:type="dxa"/>
+              <w:bottom w:w="90" w:type="dxa"/>
+              <w:end w:w="110" w:type="dxa"/>
+            </w:tcMar>
+          </w:tcPr>
+          <w:p>
+            <w:pPr>
+              <w:spacing w:after="0"/>
+            </w:pPr>
+            <w:r>
+              <w:rPr>
+                <w:rFonts w:ascii="Aptos" w:hAnsi="Aptos"/>
+                <w:b w:val="0"/>
+                <w:color w:val="111820"/>
+                <w:sz w:val="17"/>
+              </w:rPr>
+              <w:t>Docker Desktop or Linux; unprivileged except capture sidecar capabilities</w:t>
+            </w:r>
+          </w:p>
+        </w:tc>
+      </w:tr>
+      <w:tr>
+        <w:trPr>
+          <w:cantSplit/>
+        </w:trPr>
+        <w:tc>
+          <w:tcPr>
+            <w:tcW w:type="dxa" w:w="2592"/>
+            <w:vAlign w:val="center"/>
+            <w:tcMar>
+              <w:top w:w="90" w:type="dxa"/>
+              <w:start w:w="110" w:type="dxa"/>
+              <w:bottom w:w="90" w:type="dxa"/>
+              <w:end w:w="110" w:type="dxa"/>
+            </w:tcMar>
+            <w:shd w:fill="F3F5F7"/>
+          </w:tcPr>
+          <w:p>
+            <w:pPr>
+              <w:spacing w:after="0"/>
+            </w:pPr>
+            <w:r>
+              <w:rPr>
+                <w:rFonts w:ascii="Aptos" w:hAnsi="Aptos"/>
+                <w:b w:val="0"/>
+                <w:color w:val="111820"/>
+                <w:sz w:val="17"/>
+              </w:rPr>
+              <w:t>External SDR</w:t>
+            </w:r>
+          </w:p>
+        </w:tc>
+        <w:tc>
+          <w:tcPr>
+            <w:tcW w:type="dxa" w:w="3816"/>
+            <w:vAlign w:val="center"/>
+            <w:tcMar>
+              <w:top w:w="90" w:type="dxa"/>
+              <w:start w:w="110" w:type="dxa"/>
+              <w:bottom w:w="90" w:type="dxa"/>
+              <w:end w:w="110" w:type="dxa"/>
+            </w:tcMar>
+            <w:shd w:fill="F3F5F7"/>
+          </w:tcPr>
+          <w:p>
+            <w:pPr>
+              <w:spacing w:after="0"/>
+            </w:pPr>
+            <w:r>
+              <w:rPr>
+                <w:rFonts w:ascii="Aptos" w:hAnsi="Aptos"/>
+                <w:b w:val="0"/>
+                <w:color w:val="111820"/>
+                <w:sz w:val="17"/>
+              </w:rPr>
+              <w:t>External hardware boundary, macvlan, OVS/SPAN, ordinary Ethernet capture</w:t>
+            </w:r>
+          </w:p>
+        </w:tc>
+        <w:tc>
+          <w:tcPr>
+            <w:tcW w:type="dxa" w:w="3168"/>
+            <w:vAlign w:val="center"/>
+            <w:tcMar>
+              <w:top w:w="90" w:type="dxa"/>
+              <w:start w:w="110" w:type="dxa"/>
+              <w:bottom w:w="90" w:type="dxa"/>
+              <w:end w:w="110" w:type="dxa"/>
+            </w:tcMar>
+            <w:shd w:fill="F3F5F7"/>
+          </w:tcPr>
+          <w:p>
+            <w:pPr>
+              <w:spacing w:after="0"/>
+            </w:pPr>
+            <w:r>
+              <w:rPr>
+                <w:rFonts w:ascii="Aptos" w:hAnsi="Aptos"/>
+                <w:b w:val="0"/>
+                <w:color w:val="111820"/>
+                <w:sz w:val="17"/>
+              </w:rPr>
+              <w:t>Native Linux; privileged infrastructure lifecycle</w:t>
+            </w:r>
+          </w:p>
+        </w:tc>
+      </w:tr>
     </w:tbl>
     <w:p>
       <w:pPr>
@@ -8523,7 +8692,7 @@
         <w:rPr>
           <w:rFonts w:ascii="Aptos" w:hAnsi="Aptos"/>
         </w:rPr>
-        <w:t>Configuration v1 rejects cycles and native one-to-many graph edges.</w:t>
+        <w:t>Configuration v1 rejects cycles in the GraphX-managed data plane and native one-to-many graph edges. Descriptive external raw edges may form device data/control loops.</w:t>
       </w:r>
     </w:p>
     <w:p>
@@ -8776,22 +8945,29 @@
         <w:pStyle w:val="Heading2"/>
       </w:pPr>
       <w:r>
-        <w:t>12.1 Single SDR → switch → processor → sink</w:t>
+        <w:t>12.1 Single SDR → switch → processor → sink (implemented in Phase 13)</w:t>
       </w:r>
     </w:p>
     <w:p>
       <w:r>
         <w:rPr>
           <w:rFonts w:ascii="Aptos" w:hAnsi="Aptos"/>
-          <w:b/>
-        </w:rPr>
-        <w:t>Priority: high.</w:t>
+        </w:rPr>
+        <w:t xml:space="preserve">The </w:t>
+      </w:r>
+      <w:r>
+        <w:rPr>
+          <w:rFonts w:ascii="Aptos Mono" w:hAnsi="Aptos Mono"/>
+          <w:color w:val="153B57"/>
+          <w:sz w:val="17"/>
+        </w:rPr>
+        <w:t>examples/sdr-node</w:t>
       </w:r>
       <w:r>
         <w:rPr>
           <w:rFonts w:ascii="Aptos" w:hAnsi="Aptos"/>
         </w:rPr>
-        <w:t xml:space="preserve"> Model one external Ethernet-connected SDR sending UDP IQ/sample blocks to one containerized processor, with a TLS/TCP control edge back to the SDR and a result edge to a sink. Place an OVS switch and SPAN port on the data path. This is the smallest example that combines the user’s SDR goal with external raw edges, mixed UDP/TCP semantics, Ethernet PCAPNG, packet history, and the GUI without introducing a large topology.</w:t>
+        <w:t xml:space="preserve"> suite models one external Ethernet-connected SDR sending UDP IQ/sample blocks to one containerized processor, with a mutual-TLS TCP control edge back to the SDR and a result edge to a sink. Its native-Linux profile places OVS and SPAN on the data path; its portable profile clearly models Docker bridge switching as a simulation. Both reuse one deterministic endpoint and packet observer and feed Ethernet PCAPNG, bounded packet history, live telemetry, capture download, and the existing GUI.</w:t>
       </w:r>
     </w:p>
     <w:p>
@@ -8799,7 +8975,7 @@
         <w:rPr>
           <w:rFonts w:ascii="Aptos" w:hAnsi="Aptos"/>
         </w:rPr>
-        <w:t>Recommended staging:</w:t>
+        <w:t>Delivered profiles and deferred extension:</w:t>
       </w:r>
     </w:p>
     <w:p>
@@ -8810,7 +8986,7 @@
         <w:rPr>
           <w:rFonts w:ascii="Aptos" w:hAnsi="Aptos"/>
         </w:rPr>
-        <w:t>1. simulated SDR container using raw UDP data and TCP control;</w:t>
+        <w:t>1. simulated SDR container using raw UDP data and authenticated TCP control;</w:t>
       </w:r>
     </w:p>
     <w:p>
@@ -8821,7 +8997,7 @@
         <w:rPr>
           <w:rFonts w:ascii="Aptos" w:hAnsi="Aptos"/>
         </w:rPr>
-        <w:t>2. external physical-SDR profile using the same logical model;</w:t>
+        <w:t>2. external-device contract plus native Linux namespace/OVS/SPAN verifier;</w:t>
       </w:r>
     </w:p>
     <w:p>
@@ -8832,7 +9008,7 @@
         <w:rPr>
           <w:rFonts w:ascii="Aptos" w:hAnsi="Aptos"/>
         </w:rPr>
-        <w:t>3. optional QEMU-based SDR emulator profile.</w:t>
+        <w:t>3. optional QEMU-based SDR emulator profile remains a later enhancement.</w:t>
       </w:r>
     </w:p>
     <w:p>
@@ -9068,7 +9244,7 @@
         <w:rPr>
           <w:rFonts w:ascii="Aptos" w:hAnsi="Aptos"/>
         </w:rPr>
-        <w:t>1. Implement the single-SDR example in simulated and external profiles.</w:t>
+        <w:t>1. Independently verify the single-SDR example on macOS and native Linux.</w:t>
       </w:r>
     </w:p>
     <w:p>
@@ -10706,6 +10882,82 @@
                 <w:color w:val="111820"/>
                 <w:sz w:val="17"/>
               </w:rPr>
+              <w:t>SDR profiles</w:t>
+            </w:r>
+          </w:p>
+        </w:tc>
+        <w:tc>
+          <w:tcPr>
+            <w:tcW w:type="dxa" w:w="6696"/>
+            <w:vAlign w:val="center"/>
+            <w:tcMar>
+              <w:top w:w="90" w:type="dxa"/>
+              <w:start w:w="110" w:type="dxa"/>
+              <w:bottom w:w="90" w:type="dxa"/>
+              <w:end w:w="110" w:type="dxa"/>
+            </w:tcMar>
+          </w:tcPr>
+          <w:p>
+            <w:pPr>
+              <w:spacing w:after="0"/>
+            </w:pPr>
+            <w:r>
+              <w:rPr>
+                <w:rFonts w:ascii="Aptos" w:hAnsi="Aptos"/>
+                <w:b w:val="0"/>
+                <w:color w:val="111820"/>
+                <w:sz w:val="17"/>
+              </w:rPr>
+              <w:t>examples/sdr-node</w:t>
+            </w:r>
+            <w:r>
+              <w:rPr>
+                <w:rFonts w:ascii="Aptos" w:hAnsi="Aptos"/>
+                <w:b w:val="0"/>
+                <w:color w:val="111820"/>
+                <w:sz w:val="17"/>
+              </w:rPr>
+              <w:t xml:space="preserve">, </w:t>
+            </w:r>
+            <w:r>
+              <w:rPr>
+                <w:rFonts w:ascii="Aptos" w:hAnsi="Aptos"/>
+                <w:b w:val="0"/>
+                <w:color w:val="111820"/>
+                <w:sz w:val="17"/>
+              </w:rPr>
+              <w:t>docs/adr/0014-external-device-control-cycles.md</w:t>
+            </w:r>
+          </w:p>
+        </w:tc>
+      </w:tr>
+      <w:tr>
+        <w:trPr>
+          <w:cantSplit/>
+        </w:trPr>
+        <w:tc>
+          <w:tcPr>
+            <w:tcW w:type="dxa" w:w="2880"/>
+            <w:vAlign w:val="center"/>
+            <w:tcMar>
+              <w:top w:w="90" w:type="dxa"/>
+              <w:start w:w="110" w:type="dxa"/>
+              <w:bottom w:w="90" w:type="dxa"/>
+              <w:end w:w="110" w:type="dxa"/>
+            </w:tcMar>
+            <w:shd w:fill="F3F5F7"/>
+          </w:tcPr>
+          <w:p>
+            <w:pPr>
+              <w:spacing w:after="0"/>
+            </w:pPr>
+            <w:r>
+              <w:rPr>
+                <w:rFonts w:ascii="Aptos" w:hAnsi="Aptos"/>
+                <w:b w:val="0"/>
+                <w:color w:val="111820"/>
+                <w:sz w:val="17"/>
+              </w:rPr>
               <w:t>Verification status</w:t>
             </w:r>
           </w:p>
@@ -10720,6 +10972,7 @@
               <w:bottom w:w="90" w:type="dxa"/>
               <w:end w:w="110" w:type="dxa"/>
             </w:tcMar>
+            <w:shd w:fill="F3F5F7"/>
           </w:tcPr>
           <w:p>
             <w:pPr>

--- a/docs/GraphX_Architecture.docx
+++ b/docs/GraphX_Architecture.docx
@@ -2008,6 +2008,119 @@
           </w:p>
         </w:tc>
       </w:tr>
+      <w:tr>
+        <w:trPr>
+          <w:cantSplit/>
+        </w:trPr>
+        <w:tc>
+          <w:tcPr>
+            <w:tcW w:type="dxa" w:w="2592"/>
+            <w:vAlign w:val="center"/>
+            <w:tcMar>
+              <w:top w:w="90" w:type="dxa"/>
+              <w:start w:w="110" w:type="dxa"/>
+              <w:bottom w:w="90" w:type="dxa"/>
+              <w:end w:w="110" w:type="dxa"/>
+            </w:tcMar>
+            <w:shd w:fill="F3F5F7"/>
+          </w:tcPr>
+          <w:p>
+            <w:pPr>
+              <w:spacing w:after="0"/>
+            </w:pPr>
+            <w:r>
+              <w:rPr>
+                <w:rFonts w:ascii="Aptos" w:hAnsi="Aptos"/>
+                <w:b w:val="0"/>
+                <w:color w:val="111820"/>
+                <w:sz w:val="17"/>
+              </w:rPr>
+              <w:t>Explicit manual-route activation</w:t>
+            </w:r>
+          </w:p>
+        </w:tc>
+        <w:tc>
+          <w:tcPr>
+            <w:tcW w:type="dxa" w:w="3816"/>
+            <w:vAlign w:val="center"/>
+            <w:tcMar>
+              <w:top w:w="90" w:type="dxa"/>
+              <w:start w:w="110" w:type="dxa"/>
+              <w:bottom w:w="90" w:type="dxa"/>
+              <w:end w:w="110" w:type="dxa"/>
+            </w:tcMar>
+            <w:shd w:fill="F3F5F7"/>
+          </w:tcPr>
+          <w:p>
+            <w:pPr>
+              <w:spacing w:after="0"/>
+            </w:pPr>
+            <w:r>
+              <w:rPr>
+                <w:rFonts w:ascii="Aptos" w:hAnsi="Aptos"/>
+                <w:b w:val="0"/>
+                <w:color w:val="111820"/>
+                <w:sz w:val="17"/>
+              </w:rPr>
+              <w:t>Kept teaching-state transitions declared, reviewable, and narrow</w:t>
+            </w:r>
+          </w:p>
+        </w:tc>
+        <w:tc>
+          <w:tcPr>
+            <w:tcW w:type="dxa" w:w="3168"/>
+            <w:vAlign w:val="center"/>
+            <w:tcMar>
+              <w:top w:w="90" w:type="dxa"/>
+              <w:start w:w="110" w:type="dxa"/>
+              <w:bottom w:w="90" w:type="dxa"/>
+              <w:end w:w="110" w:type="dxa"/>
+            </w:tcMar>
+            <w:shd w:fill="F3F5F7"/>
+          </w:tcPr>
+          <w:p>
+            <w:pPr>
+              <w:spacing w:after="0"/>
+            </w:pPr>
+            <w:r>
+              <w:rPr>
+                <w:rFonts w:ascii="Aptos" w:hAnsi="Aptos"/>
+                <w:b w:val="0"/>
+                <w:color w:val="111820"/>
+                <w:sz w:val="17"/>
+              </w:rPr>
+              <w:t>install: manual</w:t>
+            </w:r>
+            <w:r>
+              <w:rPr>
+                <w:rFonts w:ascii="Aptos" w:hAnsi="Aptos"/>
+                <w:b w:val="0"/>
+                <w:color w:val="111820"/>
+                <w:sz w:val="17"/>
+              </w:rPr>
+              <w:t xml:space="preserve">, exact </w:t>
+            </w:r>
+            <w:r>
+              <w:rPr>
+                <w:rFonts w:ascii="Aptos" w:hAnsi="Aptos"/>
+                <w:b w:val="0"/>
+                <w:color w:val="111820"/>
+                <w:sz w:val="17"/>
+              </w:rPr>
+              <w:t>graphx infra route apply/clear</w:t>
+            </w:r>
+            <w:r>
+              <w:rPr>
+                <w:rFonts w:ascii="Aptos" w:hAnsi="Aptos"/>
+                <w:b w:val="0"/>
+                <w:color w:val="111820"/>
+                <w:sz w:val="17"/>
+              </w:rPr>
+              <w:t>, strict evidence projection</w:t>
+            </w:r>
+          </w:p>
+        </w:tc>
+      </w:tr>
     </w:tbl>
     <w:p>
       <w:pPr>
@@ -5497,7 +5610,165 @@
         <w:pStyle w:val="Heading2"/>
       </w:pPr>
       <w:r>
-        <w:t>7.9 Native Linux versus Docker Desktop</w:t>
+        <w:t>7.9 Static-route and deny-policy laboratory</w:t>
+      </w:r>
+    </w:p>
+    <w:p>
+      <w:r>
+        <w:rPr>
+          <w:rFonts w:ascii="Aptos" w:hAnsi="Aptos"/>
+        </w:rPr>
+        <w:t xml:space="preserve">The Phase 14 </w:t>
+      </w:r>
+      <w:r>
+        <w:rPr>
+          <w:rFonts w:ascii="Aptos Mono" w:hAnsi="Aptos Mono"/>
+          <w:color w:val="153B57"/>
+          <w:sz w:val="17"/>
+        </w:rPr>
+        <w:t>examples/static-route-policy</w:t>
+      </w:r>
+      <w:r>
+        <w:rPr>
+          <w:rFonts w:ascii="Aptos" w:hAnsi="Aptos"/>
+        </w:rPr>
+        <w:t xml:space="preserve"> laboratory is the focused route and policy reference. Three OVS-backed Layer-2 domains meet at one namespace router. The left-to-middle flow is receiver-confirmed, the reverse flow is denied by a named nftables rule and counter, and the left-to-right diagnostic address is unreachable until an exact declared route is applied.</w:t>
+      </w:r>
+    </w:p>
+    <w:p>
+      <w:pPr>
+        <w:pStyle w:val="Code"/>
+        <w:keepLines/>
+        <w:spacing w:before="80" w:after="160"/>
+        <w:shd w:fill="F3F5F7"/>
+      </w:pPr>
+      <w:r>
+        <w:rPr>
+          <w:rFonts w:ascii="Aptos Mono" w:hAnsi="Aptos Mono"/>
+          <w:color w:val="17324D"/>
+          <w:sz w:val="16"/>
+        </w:rPr>
+        <w:t>left 10.64.1.10   -&gt; br-route-left   --+</w:t>
+        <w:br/>
+        <w:t>middle 10.64.2.10 -&gt; br-route-middle --+-&gt; gx-route-router -&gt; br-route-right -&gt; right</w:t>
+        <w:br/>
+        <w:t xml:space="preserve">                                                                     10.64.30.10/32</w:t>
+      </w:r>
+    </w:p>
+    <w:p>
+      <w:r>
+        <w:rPr>
+          <w:rFonts w:ascii="Aptos" w:hAnsi="Aptos"/>
+        </w:rPr>
+        <w:t xml:space="preserve">Routes normally install during infrastructure creation. A route with </w:t>
+      </w:r>
+      <w:r>
+        <w:rPr>
+          <w:rFonts w:ascii="Aptos Mono" w:hAnsi="Aptos Mono"/>
+          <w:color w:val="153B57"/>
+          <w:sz w:val="17"/>
+        </w:rPr>
+        <w:t>install: manual</w:t>
+      </w:r>
+      <w:r>
+        <w:rPr>
+          <w:rFonts w:ascii="Aptos" w:hAnsi="Aptos"/>
+        </w:rPr>
+        <w:t xml:space="preserve"> remains part of the validated model and dry-run plan surface, but </w:t>
+      </w:r>
+      <w:r>
+        <w:rPr>
+          <w:rFonts w:ascii="Aptos Mono" w:hAnsi="Aptos Mono"/>
+          <w:color w:val="153B57"/>
+          <w:sz w:val="17"/>
+        </w:rPr>
+        <w:t>create</w:t>
+      </w:r>
+      <w:r>
+        <w:rPr>
+          <w:rFonts w:ascii="Aptos" w:hAnsi="Aptos"/>
+        </w:rPr>
+        <w:t xml:space="preserve"> omits it. The CLI may then apply or clear only the exact destination declared for the selected router. This is deliberately narrower than accepting arbitrary route arguments from the browser or shell environment.</w:t>
+      </w:r>
+    </w:p>
+    <w:p>
+      <w:r>
+        <w:rPr>
+          <w:rFonts w:ascii="Aptos" w:hAnsi="Aptos"/>
+        </w:rPr>
+        <w:t xml:space="preserve">Each bridge mirrors traffic to a dedicated capture veth. The lab records a bounded, user-readable Ethernet PCAPNG and a strict, atomically replaced JSON evidence projection. Telemetry accepts only known edge IDs and the four states </w:t>
+      </w:r>
+      <w:r>
+        <w:rPr>
+          <w:rFonts w:ascii="Aptos Mono" w:hAnsi="Aptos Mono"/>
+          <w:color w:val="153B57"/>
+          <w:sz w:val="17"/>
+        </w:rPr>
+        <w:t>allowed</w:t>
+      </w:r>
+      <w:r>
+        <w:rPr>
+          <w:rFonts w:ascii="Aptos" w:hAnsi="Aptos"/>
+        </w:rPr>
+        <w:t xml:space="preserve">, </w:t>
+      </w:r>
+      <w:r>
+        <w:rPr>
+          <w:rFonts w:ascii="Aptos Mono" w:hAnsi="Aptos Mono"/>
+          <w:color w:val="153B57"/>
+          <w:sz w:val="17"/>
+        </w:rPr>
+        <w:t>policy-denied</w:t>
+      </w:r>
+      <w:r>
+        <w:rPr>
+          <w:rFonts w:ascii="Aptos" w:hAnsi="Aptos"/>
+        </w:rPr>
+        <w:t xml:space="preserve">, </w:t>
+      </w:r>
+      <w:r>
+        <w:rPr>
+          <w:rFonts w:ascii="Aptos Mono" w:hAnsi="Aptos Mono"/>
+          <w:color w:val="153B57"/>
+          <w:sz w:val="17"/>
+        </w:rPr>
+        <w:t>missing-route</w:t>
+      </w:r>
+      <w:r>
+        <w:rPr>
+          <w:rFonts w:ascii="Aptos" w:hAnsi="Aptos"/>
+        </w:rPr>
+        <w:t xml:space="preserve">, and </w:t>
+      </w:r>
+      <w:r>
+        <w:rPr>
+          <w:rFonts w:ascii="Aptos Mono" w:hAnsi="Aptos Mono"/>
+          <w:color w:val="153B57"/>
+          <w:sz w:val="17"/>
+        </w:rPr>
+        <w:t>route-applied</w:t>
+      </w:r>
+      <w:r>
+        <w:rPr>
+          <w:rFonts w:ascii="Aptos" w:hAnsi="Aptos"/>
+        </w:rPr>
+        <w:t>; the Application and Network views color every logical/path edge consistently and show the evidence type in the inspector. Receiver results and nftables/kernel state are authoritative; capture and GUI are corroborating views.</w:t>
+      </w:r>
+    </w:p>
+    <w:p>
+      <w:r>
+        <w:rPr>
+          <w:rFonts w:ascii="Aptos" w:hAnsi="Aptos"/>
+        </w:rPr>
+        <w:t>The native launcher refuses occupied fixed names and address ranges, marks OVS and namespace resources with a random run owner, checks those markers before cleanup, retains evidence, and supports repeated stop. Portable inspection validates configuration and exact command generation only. Native Linux remains required to accept routing, policy, mirroring, delivery, and host-isolation claims.</w:t>
+      </w:r>
+    </w:p>
+    <w:p>
+      <w:pPr>
+        <w:pStyle w:val="Heading2"/>
+      </w:pPr>
+      <w:r>
+        <w:t>7.10 Native Linux versus Docker Desktop</w:t>
       </w:r>
     </w:p>
     <w:tbl>
@@ -8341,6 +8612,90 @@
                 <w:color w:val="111820"/>
                 <w:sz w:val="17"/>
               </w:rPr>
+              <w:t>Static route/policy</w:t>
+            </w:r>
+          </w:p>
+        </w:tc>
+        <w:tc>
+          <w:tcPr>
+            <w:tcW w:type="dxa" w:w="3816"/>
+            <w:vAlign w:val="center"/>
+            <w:tcMar>
+              <w:top w:w="90" w:type="dxa"/>
+              <w:start w:w="110" w:type="dxa"/>
+              <w:bottom w:w="90" w:type="dxa"/>
+              <w:end w:w="110" w:type="dxa"/>
+            </w:tcMar>
+          </w:tcPr>
+          <w:p>
+            <w:pPr>
+              <w:spacing w:after="0"/>
+            </w:pPr>
+            <w:r>
+              <w:rPr>
+                <w:rFonts w:ascii="Aptos" w:hAnsi="Aptos"/>
+                <w:b w:val="0"/>
+                <w:color w:val="111820"/>
+                <w:sz w:val="17"/>
+              </w:rPr>
+              <w:t>Three OVS domains, ordered allow/deny rules, explicit route transition, GUI diagnostics</w:t>
+            </w:r>
+          </w:p>
+        </w:tc>
+        <w:tc>
+          <w:tcPr>
+            <w:tcW w:type="dxa" w:w="3168"/>
+            <w:vAlign w:val="center"/>
+            <w:tcMar>
+              <w:top w:w="90" w:type="dxa"/>
+              <w:start w:w="110" w:type="dxa"/>
+              <w:bottom w:w="90" w:type="dxa"/>
+              <w:end w:w="110" w:type="dxa"/>
+            </w:tcMar>
+          </w:tcPr>
+          <w:p>
+            <w:pPr>
+              <w:spacing w:after="0"/>
+            </w:pPr>
+            <w:r>
+              <w:rPr>
+                <w:rFonts w:ascii="Aptos" w:hAnsi="Aptos"/>
+                <w:b w:val="0"/>
+                <w:color w:val="111820"/>
+                <w:sz w:val="17"/>
+              </w:rPr>
+              <w:t>Native Linux; privileged infrastructure lifecycle</w:t>
+            </w:r>
+          </w:p>
+        </w:tc>
+      </w:tr>
+      <w:tr>
+        <w:trPr>
+          <w:cantSplit/>
+        </w:trPr>
+        <w:tc>
+          <w:tcPr>
+            <w:tcW w:type="dxa" w:w="2592"/>
+            <w:vAlign w:val="center"/>
+            <w:tcMar>
+              <w:top w:w="90" w:type="dxa"/>
+              <w:start w:w="110" w:type="dxa"/>
+              <w:bottom w:w="90" w:type="dxa"/>
+              <w:end w:w="110" w:type="dxa"/>
+            </w:tcMar>
+            <w:shd w:fill="F3F5F7"/>
+          </w:tcPr>
+          <w:p>
+            <w:pPr>
+              <w:spacing w:after="0"/>
+            </w:pPr>
+            <w:r>
+              <w:rPr>
+                <w:rFonts w:ascii="Aptos" w:hAnsi="Aptos"/>
+                <w:b w:val="0"/>
+                <w:color w:val="111820"/>
+                <w:sz w:val="17"/>
+              </w:rPr>
               <w:t>External QEMU</w:t>
             </w:r>
           </w:p>
@@ -8355,6 +8710,7 @@
               <w:bottom w:w="90" w:type="dxa"/>
               <w:end w:w="110" w:type="dxa"/>
             </w:tcMar>
+            <w:shd w:fill="F3F5F7"/>
           </w:tcPr>
           <w:p>
             <w:pPr>
@@ -8381,6 +8737,7 @@
               <w:bottom w:w="90" w:type="dxa"/>
               <w:end w:w="110" w:type="dxa"/>
             </w:tcMar>
+            <w:shd w:fill="F3F5F7"/>
           </w:tcPr>
           <w:p>
             <w:pPr>
@@ -8412,7 +8769,6 @@
               <w:bottom w:w="90" w:type="dxa"/>
               <w:end w:w="110" w:type="dxa"/>
             </w:tcMar>
-            <w:shd w:fill="F3F5F7"/>
           </w:tcPr>
           <w:p>
             <w:pPr>
@@ -8439,7 +8795,6 @@
               <w:bottom w:w="90" w:type="dxa"/>
               <w:end w:w="110" w:type="dxa"/>
             </w:tcMar>
-            <w:shd w:fill="F3F5F7"/>
           </w:tcPr>
           <w:p>
             <w:pPr>
@@ -8466,7 +8821,6 @@
               <w:bottom w:w="90" w:type="dxa"/>
               <w:end w:w="110" w:type="dxa"/>
             </w:tcMar>
-            <w:shd w:fill="F3F5F7"/>
           </w:tcPr>
           <w:p>
             <w:pPr>
@@ -8507,6 +8861,7 @@
               <w:bottom w:w="90" w:type="dxa"/>
               <w:end w:w="110" w:type="dxa"/>
             </w:tcMar>
+            <w:shd w:fill="F3F5F7"/>
           </w:tcPr>
           <w:p>
             <w:pPr>
@@ -8533,6 +8888,7 @@
               <w:bottom w:w="90" w:type="dxa"/>
               <w:end w:w="110" w:type="dxa"/>
             </w:tcMar>
+            <w:shd w:fill="F3F5F7"/>
           </w:tcPr>
           <w:p>
             <w:pPr>
@@ -8559,6 +8915,7 @@
               <w:bottom w:w="90" w:type="dxa"/>
               <w:end w:w="110" w:type="dxa"/>
             </w:tcMar>
+            <w:shd w:fill="F3F5F7"/>
           </w:tcPr>
           <w:p>
             <w:pPr>
@@ -8590,7 +8947,6 @@
               <w:bottom w:w="90" w:type="dxa"/>
               <w:end w:w="110" w:type="dxa"/>
             </w:tcMar>
-            <w:shd w:fill="F3F5F7"/>
           </w:tcPr>
           <w:p>
             <w:pPr>
@@ -8617,7 +8973,6 @@
               <w:bottom w:w="90" w:type="dxa"/>
               <w:end w:w="110" w:type="dxa"/>
             </w:tcMar>
-            <w:shd w:fill="F3F5F7"/>
           </w:tcPr>
           <w:p>
             <w:pPr>
@@ -8644,7 +8999,6 @@
               <w:bottom w:w="90" w:type="dxa"/>
               <w:end w:w="110" w:type="dxa"/>
             </w:tcMar>
-            <w:shd w:fill="F3F5F7"/>
           </w:tcPr>
           <w:p>
             <w:pPr>
@@ -8703,7 +9057,7 @@
         <w:rPr>
           <w:rFonts w:ascii="Aptos" w:hAnsi="Aptos"/>
         </w:rPr>
-        <w:t>Infrastructure tooling does not reconcile state or persist ownership metadata.</w:t>
+        <w:t>General infrastructure tooling does not reconcile state or persist ownership metadata; the Phase 14 laboratory adds local run-scoped ownership markers without changing that general contract.</w:t>
       </w:r>
     </w:p>
     <w:p>
@@ -8885,7 +9239,7 @@
         <w:rPr>
           <w:rFonts w:ascii="Aptos" w:hAnsi="Aptos"/>
         </w:rPr>
-        <w:t>Root documentation identifies GraphX 1.0.0 and distinguishes accepted Phase 3–12 reports from the Phase 1 and Phase 2 documentary gaps.</w:t>
+        <w:t>Root documentation identifies GraphX 1.0.0 and distinguishes accepted Phase 3–13 reports from the Phase 1 and Phase 2 documentary gaps; Phase 14 awaits native verification.</w:t>
       </w:r>
     </w:p>
     <w:p>
@@ -8907,21 +9261,7 @@
         <w:rPr>
           <w:rFonts w:ascii="Aptos" w:hAnsi="Aptos"/>
         </w:rPr>
-        <w:t xml:space="preserve">Infrastructure </w:t>
-      </w:r>
-      <w:r>
-        <w:rPr>
-          <w:rFonts w:ascii="Aptos Mono" w:hAnsi="Aptos Mono"/>
-          <w:color w:val="153B57"/>
-          <w:sz w:val="17"/>
-        </w:rPr>
-        <w:t>routes</w:t>
-      </w:r>
-      <w:r>
-        <w:rPr>
-          <w:rFonts w:ascii="Aptos" w:hAnsi="Aptos"/>
-        </w:rPr>
-        <w:t xml:space="preserve"> exist in the model but most checked-in network labs rely on directly connected router subnets and policies. A focused static-route example would improve coverage.</w:t>
+        <w:t>Infrastructure routes support create-time and explicit manual activation; the Phase 14 laboratory is the focused coverage. Reconciliation and arbitrary runtime route mutation remain out of scope.</w:t>
       </w:r>
     </w:p>
     <w:p>
@@ -9039,22 +9379,29 @@
         <w:pStyle w:val="Heading2"/>
       </w:pPr>
       <w:r>
-        <w:t>12.3 Static routes and deny-policy laboratory</w:t>
+        <w:t>12.3 Static routes and deny-policy laboratory (implemented in Phase 14)</w:t>
       </w:r>
     </w:p>
     <w:p>
       <w:r>
         <w:rPr>
           <w:rFonts w:ascii="Aptos" w:hAnsi="Aptos"/>
-          <w:b/>
-        </w:rPr>
-        <w:t>Priority: medium.</w:t>
+        </w:rPr>
+        <w:t xml:space="preserve">The </w:t>
+      </w:r>
+      <w:r>
+        <w:rPr>
+          <w:rFonts w:ascii="Aptos Mono" w:hAnsi="Aptos Mono"/>
+          <w:color w:val="153B57"/>
+          <w:sz w:val="17"/>
+        </w:rPr>
+        <w:t>examples/static-route-policy</w:t>
       </w:r>
       <w:r>
         <w:rPr>
           <w:rFonts w:ascii="Aptos" w:hAnsi="Aptos"/>
         </w:rPr>
-        <w:t xml:space="preserve"> Create three routed domains where one intended flow succeeds, one is denied by policy, and one initially fails until an explicit static route is added. Expose the edge paths and OVS mirrors in the GUI. This would exercise currently underrepresented route configuration and make network troubleshooting teachable.</w:t>
+        <w:t xml:space="preserve"> lab now supplies three routed domains, a receiver-confirmed intended flow, an nftables-counter-confirmed denied flow, and a missing-route transition controlled by one declared manual route. It exposes ordered paths, OVS mirrors, capture, and distinct GUI diagnostics. Portable coverage is automated; independent native-Linux acceptance remains the Phase 14 exit gate.</w:t>
       </w:r>
     </w:p>
     <w:p>
@@ -9175,7 +9522,7 @@
         <w:rPr>
           <w:rFonts w:ascii="Aptos" w:hAnsi="Aptos"/>
         </w:rPr>
-        <w:t>2. Root maturity wording matches 1.0.0 and qualifies the accepted Phase 3–12 verification record.</w:t>
+        <w:t>2. Root maturity wording matches 1.0.0 and qualifies the accepted Phase 3–13 verification record.</w:t>
       </w:r>
     </w:p>
     <w:p>
@@ -9255,7 +9602,7 @@
         <w:rPr>
           <w:rFonts w:ascii="Aptos" w:hAnsi="Aptos"/>
         </w:rPr>
-        <w:t>2. Add the static-route/deny-policy network laboratory.</w:t>
+        <w:t>2. Independently verify the implemented static-route/deny-policy laboratory on native Linux.</w:t>
       </w:r>
     </w:p>
     <w:p>
@@ -9511,7 +9858,7 @@
                 <w:color w:val="111820"/>
                 <w:sz w:val="17"/>
               </w:rPr>
-              <w:t>docs/adr/0013-*.md</w:t>
+              <w:t>docs/adr/0015-*.md</w:t>
             </w:r>
           </w:p>
         </w:tc>
@@ -10712,6 +11059,82 @@
                 <w:color w:val="111820"/>
                 <w:sz w:val="17"/>
               </w:rPr>
+              <w:t>Route/policy laboratory</w:t>
+            </w:r>
+          </w:p>
+        </w:tc>
+        <w:tc>
+          <w:tcPr>
+            <w:tcW w:type="dxa" w:w="6696"/>
+            <w:vAlign w:val="center"/>
+            <w:tcMar>
+              <w:top w:w="90" w:type="dxa"/>
+              <w:start w:w="110" w:type="dxa"/>
+              <w:bottom w:w="90" w:type="dxa"/>
+              <w:end w:w="110" w:type="dxa"/>
+            </w:tcMar>
+          </w:tcPr>
+          <w:p>
+            <w:pPr>
+              <w:spacing w:after="0"/>
+            </w:pPr>
+            <w:r>
+              <w:rPr>
+                <w:rFonts w:ascii="Aptos" w:hAnsi="Aptos"/>
+                <w:b w:val="0"/>
+                <w:color w:val="111820"/>
+                <w:sz w:val="17"/>
+              </w:rPr>
+              <w:t>examples/static-route-policy</w:t>
+            </w:r>
+            <w:r>
+              <w:rPr>
+                <w:rFonts w:ascii="Aptos" w:hAnsi="Aptos"/>
+                <w:b w:val="0"/>
+                <w:color w:val="111820"/>
+                <w:sz w:val="17"/>
+              </w:rPr>
+              <w:t xml:space="preserve">, </w:t>
+            </w:r>
+            <w:r>
+              <w:rPr>
+                <w:rFonts w:ascii="Aptos" w:hAnsi="Aptos"/>
+                <w:b w:val="0"/>
+                <w:color w:val="111820"/>
+                <w:sz w:val="17"/>
+              </w:rPr>
+              <w:t>docs/adr/0015-explicit-manual-route-activation.md</w:t>
+            </w:r>
+          </w:p>
+        </w:tc>
+      </w:tr>
+      <w:tr>
+        <w:trPr>
+          <w:cantSplit/>
+        </w:trPr>
+        <w:tc>
+          <w:tcPr>
+            <w:tcW w:type="dxa" w:w="2880"/>
+            <w:vAlign w:val="center"/>
+            <w:tcMar>
+              <w:top w:w="90" w:type="dxa"/>
+              <w:start w:w="110" w:type="dxa"/>
+              <w:bottom w:w="90" w:type="dxa"/>
+              <w:end w:w="110" w:type="dxa"/>
+            </w:tcMar>
+            <w:shd w:fill="F3F5F7"/>
+          </w:tcPr>
+          <w:p>
+            <w:pPr>
+              <w:spacing w:after="0"/>
+            </w:pPr>
+            <w:r>
+              <w:rPr>
+                <w:rFonts w:ascii="Aptos" w:hAnsi="Aptos"/>
+                <w:b w:val="0"/>
+                <w:color w:val="111820"/>
+                <w:sz w:val="17"/>
+              </w:rPr>
               <w:t>UDP examples</w:t>
             </w:r>
           </w:p>
@@ -10726,6 +11149,7 @@
               <w:bottom w:w="90" w:type="dxa"/>
               <w:end w:w="110" w:type="dxa"/>
             </w:tcMar>
+            <w:shd w:fill="F3F5F7"/>
           </w:tcPr>
           <w:p>
             <w:pPr>
@@ -10793,7 +11217,6 @@
               <w:bottom w:w="90" w:type="dxa"/>
               <w:end w:w="110" w:type="dxa"/>
             </w:tcMar>
-            <w:shd w:fill="F3F5F7"/>
           </w:tcPr>
           <w:p>
             <w:pPr>
@@ -10820,7 +11243,6 @@
               <w:bottom w:w="90" w:type="dxa"/>
               <w:end w:w="110" w:type="dxa"/>
             </w:tcMar>
-            <w:shd w:fill="F3F5F7"/>
           </w:tcPr>
           <w:p>
             <w:pPr>
@@ -10870,6 +11292,7 @@
               <w:bottom w:w="90" w:type="dxa"/>
               <w:end w:w="110" w:type="dxa"/>
             </w:tcMar>
+            <w:shd w:fill="F3F5F7"/>
           </w:tcPr>
           <w:p>
             <w:pPr>
@@ -10896,6 +11319,7 @@
               <w:bottom w:w="90" w:type="dxa"/>
               <w:end w:w="110" w:type="dxa"/>
             </w:tcMar>
+            <w:shd w:fill="F3F5F7"/>
           </w:tcPr>
           <w:p>
             <w:pPr>
@@ -10945,7 +11369,6 @@
               <w:bottom w:w="90" w:type="dxa"/>
               <w:end w:w="110" w:type="dxa"/>
             </w:tcMar>
-            <w:shd w:fill="F3F5F7"/>
           </w:tcPr>
           <w:p>
             <w:pPr>
@@ -10972,7 +11395,6 @@
               <w:bottom w:w="90" w:type="dxa"/>
               <w:end w:w="110" w:type="dxa"/>
             </w:tcMar>
-            <w:shd w:fill="F3F5F7"/>
           </w:tcPr>
           <w:p>
             <w:pPr>
@@ -11021,7 +11443,25 @@
                 <w:color w:val="111820"/>
                 <w:sz w:val="17"/>
               </w:rPr>
-              <w:t>phase_12_verification.md</w:t>
+              <w:t>phase_13_verification.md</w:t>
+            </w:r>
+            <w:r>
+              <w:rPr>
+                <w:rFonts w:ascii="Aptos" w:hAnsi="Aptos"/>
+                <w:b w:val="0"/>
+                <w:color w:val="111820"/>
+                <w:sz w:val="17"/>
+              </w:rPr>
+              <w:t xml:space="preserve">; Phase 14 verifier contract in </w:t>
+            </w:r>
+            <w:r>
+              <w:rPr>
+                <w:rFonts w:ascii="Aptos" w:hAnsi="Aptos"/>
+                <w:b w:val="0"/>
+                <w:color w:val="111820"/>
+                <w:sz w:val="17"/>
+              </w:rPr>
+              <w:t>prompt/verifier.md</w:t>
             </w:r>
           </w:p>
         </w:tc>

--- a/docs/GraphX_Architecture.docx
+++ b/docs/GraphX_Architecture.docx
@@ -61,7 +61,7 @@
               <w:br/>
               <w:t>Repository architecture baseline</w:t>
               <w:br/>
-              <w:t>Reviewed 2026-09-06</w:t>
+              <w:t>Reviewed 2026-09-07</w:t>
             </w:r>
           </w:p>
         </w:tc>
@@ -9021,6 +9021,1852 @@
       <w:pPr>
         <w:spacing w:after="20"/>
       </w:pPr>
+    </w:p>
+    <w:p>
+      <w:pPr>
+        <w:pStyle w:val="Heading2"/>
+      </w:pPr>
+      <w:r>
+        <w:t>10.1 How examples, demos, and tests relate to the system</w:t>
+      </w:r>
+    </w:p>
+    <w:p>
+      <w:r>
+        <w:rPr>
+          <w:rFonts w:ascii="Aptos" w:hAnsi="Aptos"/>
+        </w:rPr>
+        <w:t>Examples, demos, and tests are not parallel implementations of GraphX. They are different evidence layers over the same configuration, runtime, infrastructure, observation, and presentation components:</w:t>
+      </w:r>
+    </w:p>
+    <w:p>
+      <w:pPr>
+        <w:keepNext/>
+        <w:jc w:val="center"/>
+      </w:pPr>
+      <w:r>
+        <w:drawing>
+          <wp:inline xmlns:a="http://schemas.openxmlformats.org/drawingml/2006/main" xmlns:pic="http://schemas.openxmlformats.org/drawingml/2006/picture">
+            <wp:extent cx="6126480" cy="3335528"/>
+            <wp:docPr id="6" name="Picture 6"/>
+            <wp:cNvGraphicFramePr>
+              <a:graphicFrameLocks noChangeAspect="1"/>
+            </wp:cNvGraphicFramePr>
+            <a:graphic>
+              <a:graphicData uri="http://schemas.openxmlformats.org/drawingml/2006/picture">
+                <pic:pic>
+                  <pic:nvPicPr>
+                    <pic:cNvPr id="0" name="architecture-evidence-flow.png"/>
+                    <pic:cNvPicPr/>
+                  </pic:nvPicPr>
+                  <pic:blipFill>
+                    <a:blip r:embed="rId16"/>
+                    <a:stretch>
+                      <a:fillRect/>
+                    </a:stretch>
+                  </pic:blipFill>
+                  <pic:spPr>
+                    <a:xfrm>
+                      <a:off x="0" y="0"/>
+                      <a:ext cx="6126480" cy="3335528"/>
+                    </a:xfrm>
+                    <a:prstGeom prst="rect"/>
+                  </pic:spPr>
+                </pic:pic>
+              </a:graphicData>
+            </a:graphic>
+          </wp:inline>
+        </w:drawing>
+      </w:r>
+    </w:p>
+    <w:p>
+      <w:pPr>
+        <w:pStyle w:val="Caption"/>
+        <w:spacing w:after="200"/>
+        <w:jc w:val="center"/>
+      </w:pPr>
+      <w:r>
+        <w:t>Figure 6. Traceability from architecture through examples, demos, tests, and verification.</w:t>
+      </w:r>
+    </w:p>
+    <w:p>
+      <w:pPr>
+        <w:pStyle w:val="ListBullet"/>
+      </w:pPr>
+      <w:r>
+        <w:rPr>
+          <w:rFonts w:ascii="Aptos" w:hAnsi="Aptos"/>
+        </w:rPr>
+        <w:t xml:space="preserve">An </w:t>
+      </w:r>
+      <w:r>
+        <w:rPr>
+          <w:rFonts w:ascii="Aptos" w:hAnsi="Aptos"/>
+          <w:b/>
+        </w:rPr>
+        <w:t>example</w:t>
+      </w:r>
+      <w:r>
+        <w:rPr>
+          <w:rFonts w:ascii="Aptos" w:hAnsi="Aptos"/>
+        </w:rPr>
+        <w:t xml:space="preserve"> is a checked-in configuration plus the smallest code or</w:t>
+      </w:r>
+    </w:p>
+    <w:p>
+      <w:r>
+        <w:rPr>
+          <w:rFonts w:ascii="Aptos" w:hAnsi="Aptos"/>
+        </w:rPr>
+        <w:t>Compose assets needed to illustrate one architectural concern.</w:t>
+      </w:r>
+    </w:p>
+    <w:p>
+      <w:pPr>
+        <w:pStyle w:val="ListBullet"/>
+      </w:pPr>
+      <w:r>
+        <w:rPr>
+          <w:rFonts w:ascii="Aptos" w:hAnsi="Aptos"/>
+        </w:rPr>
+        <w:t xml:space="preserve">A </w:t>
+      </w:r>
+      <w:r>
+        <w:rPr>
+          <w:rFonts w:ascii="Aptos" w:hAnsi="Aptos"/>
+          <w:b/>
+        </w:rPr>
+        <w:t>demo</w:t>
+      </w:r>
+      <w:r>
+        <w:rPr>
+          <w:rFonts w:ascii="Aptos" w:hAnsi="Aptos"/>
+        </w:rPr>
+        <w:t xml:space="preserve"> is an operator-facing lifecycle around one or more examples. It</w:t>
+      </w:r>
+    </w:p>
+    <w:p>
+      <w:r>
+        <w:rPr>
+          <w:rFonts w:ascii="Aptos" w:hAnsi="Aptos"/>
+        </w:rPr>
+        <w:t>starts real components, exposes observable success criteria, and owns cleanup.</w:t>
+      </w:r>
+    </w:p>
+    <w:p>
+      <w:pPr>
+        <w:pStyle w:val="ListBullet"/>
+      </w:pPr>
+      <w:r>
+        <w:rPr>
+          <w:rFonts w:ascii="Aptos" w:hAnsi="Aptos"/>
+        </w:rPr>
+        <w:t xml:space="preserve">A </w:t>
+      </w:r>
+      <w:r>
+        <w:rPr>
+          <w:rFonts w:ascii="Aptos" w:hAnsi="Aptos"/>
+          <w:b/>
+        </w:rPr>
+        <w:t>test</w:t>
+      </w:r>
+      <w:r>
+        <w:rPr>
+          <w:rFonts w:ascii="Aptos" w:hAnsi="Aptos"/>
+        </w:rPr>
+        <w:t xml:space="preserve"> checks a bounded contract. Unit tests isolate implementation;</w:t>
+      </w:r>
+    </w:p>
+    <w:p>
+      <w:r>
+        <w:rPr>
+          <w:rFonts w:ascii="Aptos" w:hAnsi="Aptos"/>
+        </w:rPr>
+        <w:t>portable integration runs real host/Docker behavior; native-Linux acceptance proves kernel and host-network semantics that cannot be simulated faithfully.</w:t>
+      </w:r>
+    </w:p>
+    <w:p>
+      <w:pPr>
+        <w:pStyle w:val="ListBullet"/>
+      </w:pPr>
+      <w:r>
+        <w:rPr>
+          <w:rFonts w:ascii="Aptos" w:hAnsi="Aptos"/>
+        </w:rPr>
+        <w:t xml:space="preserve">A </w:t>
+      </w:r>
+      <w:r>
+        <w:rPr>
+          <w:rFonts w:ascii="Aptos" w:hAnsi="Aptos"/>
+          <w:b/>
+        </w:rPr>
+        <w:t>verification profile</w:t>
+      </w:r>
+      <w:r>
+        <w:rPr>
+          <w:rFonts w:ascii="Aptos" w:hAnsi="Aptos"/>
+        </w:rPr>
+        <w:t xml:space="preserve"> aggregates tests but does not change what they</w:t>
+      </w:r>
+    </w:p>
+    <w:p>
+      <w:r>
+        <w:rPr>
+          <w:rFonts w:ascii="Aptos" w:hAnsi="Aptos"/>
+        </w:rPr>
+        <w:t>prove. A report must retain platform, commit, logs, manual evidence, and skips.</w:t>
+      </w:r>
+    </w:p>
+    <w:p>
+      <w:pPr>
+        <w:pStyle w:val="Heading2"/>
+      </w:pPr>
+      <w:r>
+        <w:t>10.2 Component and evidence traceability</w:t>
+      </w:r>
+    </w:p>
+    <w:tbl>
+      <w:tblPr>
+        <w:tblStyle w:val="TableGrid"/>
+        <w:tblW w:type="auto" w:w="0"/>
+        <w:jc w:val="center"/>
+        <w:tblLayout w:type="fixed"/>
+        <w:tblLook w:firstColumn="1" w:firstRow="1" w:lastColumn="0" w:lastRow="0" w:noHBand="0" w:noVBand="1" w:val="04A0"/>
+      </w:tblPr>
+      <w:tblGrid>
+        <w:gridCol w:w="2469"/>
+        <w:gridCol w:w="2469"/>
+        <w:gridCol w:w="2469"/>
+        <w:gridCol w:w="2469"/>
+      </w:tblGrid>
+      <w:tr>
+        <w:trPr>
+          <w:cantSplit/>
+          <w:tblHeader w:val="true"/>
+        </w:trPr>
+        <w:tc>
+          <w:tcPr>
+            <w:tcW w:type="dxa" w:w="1944"/>
+            <w:vAlign w:val="center"/>
+            <w:tcMar>
+              <w:top w:w="90" w:type="dxa"/>
+              <w:start w:w="110" w:type="dxa"/>
+              <w:bottom w:w="90" w:type="dxa"/>
+              <w:end w:w="110" w:type="dxa"/>
+            </w:tcMar>
+            <w:shd w:fill="17324D"/>
+          </w:tcPr>
+          <w:p>
+            <w:pPr>
+              <w:spacing w:after="0"/>
+            </w:pPr>
+            <w:r>
+              <w:rPr>
+                <w:rFonts w:ascii="Aptos" w:hAnsi="Aptos"/>
+                <w:b/>
+                <w:color w:val="FFFFFF"/>
+                <w:sz w:val="16"/>
+              </w:rPr>
+              <w:t>System component</w:t>
+            </w:r>
+          </w:p>
+        </w:tc>
+        <w:tc>
+          <w:tcPr>
+            <w:tcW w:type="dxa" w:w="2952"/>
+            <w:vAlign w:val="center"/>
+            <w:tcMar>
+              <w:top w:w="90" w:type="dxa"/>
+              <w:start w:w="110" w:type="dxa"/>
+              <w:bottom w:w="90" w:type="dxa"/>
+              <w:end w:w="110" w:type="dxa"/>
+            </w:tcMar>
+            <w:shd w:fill="17324D"/>
+          </w:tcPr>
+          <w:p>
+            <w:pPr>
+              <w:spacing w:after="0"/>
+            </w:pPr>
+            <w:r>
+              <w:rPr>
+                <w:rFonts w:ascii="Aptos" w:hAnsi="Aptos"/>
+                <w:b/>
+                <w:color w:val="FFFFFF"/>
+                <w:sz w:val="16"/>
+              </w:rPr>
+              <w:t>Primary examples or demos</w:t>
+            </w:r>
+          </w:p>
+        </w:tc>
+        <w:tc>
+          <w:tcPr>
+            <w:tcW w:type="dxa" w:w="2232"/>
+            <w:vAlign w:val="center"/>
+            <w:tcMar>
+              <w:top w:w="90" w:type="dxa"/>
+              <w:start w:w="110" w:type="dxa"/>
+              <w:bottom w:w="90" w:type="dxa"/>
+              <w:end w:w="110" w:type="dxa"/>
+            </w:tcMar>
+            <w:shd w:fill="17324D"/>
+          </w:tcPr>
+          <w:p>
+            <w:pPr>
+              <w:spacing w:after="0"/>
+            </w:pPr>
+            <w:r>
+              <w:rPr>
+                <w:rFonts w:ascii="Aptos" w:hAnsi="Aptos"/>
+                <w:b/>
+                <w:color w:val="FFFFFF"/>
+                <w:sz w:val="16"/>
+              </w:rPr>
+              <w:t>Automated evidence</w:t>
+            </w:r>
+          </w:p>
+        </w:tc>
+        <w:tc>
+          <w:tcPr>
+            <w:tcW w:type="dxa" w:w="2448"/>
+            <w:vAlign w:val="center"/>
+            <w:tcMar>
+              <w:top w:w="90" w:type="dxa"/>
+              <w:start w:w="110" w:type="dxa"/>
+              <w:bottom w:w="90" w:type="dxa"/>
+              <w:end w:w="110" w:type="dxa"/>
+            </w:tcMar>
+            <w:shd w:fill="17324D"/>
+          </w:tcPr>
+          <w:p>
+            <w:pPr>
+              <w:spacing w:after="0"/>
+            </w:pPr>
+            <w:r>
+              <w:rPr>
+                <w:rFonts w:ascii="Aptos" w:hAnsi="Aptos"/>
+                <w:b/>
+                <w:color w:val="FFFFFF"/>
+                <w:sz w:val="16"/>
+              </w:rPr>
+              <w:t>Manual/system evidence</w:t>
+            </w:r>
+          </w:p>
+        </w:tc>
+      </w:tr>
+      <w:tr>
+        <w:trPr>
+          <w:cantSplit/>
+        </w:trPr>
+        <w:tc>
+          <w:tcPr>
+            <w:tcW w:type="dxa" w:w="1944"/>
+            <w:vAlign w:val="center"/>
+            <w:tcMar>
+              <w:top w:w="90" w:type="dxa"/>
+              <w:start w:w="110" w:type="dxa"/>
+              <w:bottom w:w="90" w:type="dxa"/>
+              <w:end w:w="110" w:type="dxa"/>
+            </w:tcMar>
+          </w:tcPr>
+          <w:p>
+            <w:pPr>
+              <w:spacing w:after="0"/>
+            </w:pPr>
+            <w:r>
+              <w:rPr>
+                <w:rFonts w:ascii="Aptos" w:hAnsi="Aptos"/>
+                <w:b w:val="0"/>
+                <w:color w:val="111820"/>
+                <w:sz w:val="16"/>
+              </w:rPr>
+              <w:t>Configuration loader, schema, projections</w:t>
+            </w:r>
+          </w:p>
+        </w:tc>
+        <w:tc>
+          <w:tcPr>
+            <w:tcW w:type="dxa" w:w="2952"/>
+            <w:vAlign w:val="center"/>
+            <w:tcMar>
+              <w:top w:w="90" w:type="dxa"/>
+              <w:start w:w="110" w:type="dxa"/>
+              <w:bottom w:w="90" w:type="dxa"/>
+              <w:end w:w="110" w:type="dxa"/>
+            </w:tcMar>
+          </w:tcPr>
+          <w:p>
+            <w:pPr>
+              <w:spacing w:after="0"/>
+            </w:pPr>
+            <w:r>
+              <w:rPr>
+                <w:rFonts w:ascii="Aptos" w:hAnsi="Aptos"/>
+                <w:b w:val="0"/>
+                <w:color w:val="111820"/>
+                <w:sz w:val="16"/>
+              </w:rPr>
+              <w:t xml:space="preserve">Every </w:t>
+            </w:r>
+            <w:r>
+              <w:rPr>
+                <w:rFonts w:ascii="Aptos" w:hAnsi="Aptos"/>
+                <w:b w:val="0"/>
+                <w:color w:val="111820"/>
+                <w:sz w:val="16"/>
+              </w:rPr>
+              <w:t>graphx.yaml</w:t>
+            </w:r>
+            <w:r>
+              <w:rPr>
+                <w:rFonts w:ascii="Aptos" w:hAnsi="Aptos"/>
+                <w:b w:val="0"/>
+                <w:color w:val="111820"/>
+                <w:sz w:val="16"/>
+              </w:rPr>
+              <w:t>; root demo</w:t>
+            </w:r>
+          </w:p>
+        </w:tc>
+        <w:tc>
+          <w:tcPr>
+            <w:tcW w:type="dxa" w:w="2232"/>
+            <w:vAlign w:val="center"/>
+            <w:tcMar>
+              <w:top w:w="90" w:type="dxa"/>
+              <w:start w:w="110" w:type="dxa"/>
+              <w:bottom w:w="90" w:type="dxa"/>
+              <w:end w:w="110" w:type="dxa"/>
+            </w:tcMar>
+          </w:tcPr>
+          <w:p>
+            <w:pPr>
+              <w:spacing w:after="0"/>
+            </w:pPr>
+            <w:r>
+              <w:rPr>
+                <w:rFonts w:ascii="Aptos" w:hAnsi="Aptos"/>
+                <w:b w:val="0"/>
+                <w:color w:val="111820"/>
+                <w:sz w:val="16"/>
+              </w:rPr>
+              <w:t>graphx-config-*</w:t>
+            </w:r>
+            <w:r>
+              <w:rPr>
+                <w:rFonts w:ascii="Aptos" w:hAnsi="Aptos"/>
+                <w:b w:val="0"/>
+                <w:color w:val="111820"/>
+                <w:sz w:val="16"/>
+              </w:rPr>
+              <w:t>, schema/AJV, projection and documentation CTests</w:t>
+            </w:r>
+          </w:p>
+        </w:tc>
+        <w:tc>
+          <w:tcPr>
+            <w:tcW w:type="dxa" w:w="2448"/>
+            <w:vAlign w:val="center"/>
+            <w:tcMar>
+              <w:top w:w="90" w:type="dxa"/>
+              <w:start w:w="110" w:type="dxa"/>
+              <w:bottom w:w="90" w:type="dxa"/>
+              <w:end w:w="110" w:type="dxa"/>
+            </w:tcMar>
+          </w:tcPr>
+          <w:p>
+            <w:pPr>
+              <w:spacing w:after="0"/>
+            </w:pPr>
+            <w:r>
+              <w:rPr>
+                <w:rFonts w:ascii="Aptos" w:hAnsi="Aptos"/>
+                <w:b w:val="0"/>
+                <w:color w:val="111820"/>
+                <w:sz w:val="16"/>
+              </w:rPr>
+              <w:t>graphx validate</w:t>
+            </w:r>
+            <w:r>
+              <w:rPr>
+                <w:rFonts w:ascii="Aptos" w:hAnsi="Aptos"/>
+                <w:b w:val="0"/>
+                <w:color w:val="111820"/>
+                <w:sz w:val="16"/>
+              </w:rPr>
+              <w:t xml:space="preserve">, </w:t>
+            </w:r>
+            <w:r>
+              <w:rPr>
+                <w:rFonts w:ascii="Aptos" w:hAnsi="Aptos"/>
+                <w:b w:val="0"/>
+                <w:color w:val="111820"/>
+                <w:sz w:val="16"/>
+              </w:rPr>
+              <w:t>inspect</w:t>
+            </w:r>
+            <w:r>
+              <w:rPr>
+                <w:rFonts w:ascii="Aptos" w:hAnsi="Aptos"/>
+                <w:b w:val="0"/>
+                <w:color w:val="111820"/>
+                <w:sz w:val="16"/>
+              </w:rPr>
+              <w:t>, and reviewed infra dry-runs</w:t>
+            </w:r>
+          </w:p>
+        </w:tc>
+      </w:tr>
+      <w:tr>
+        <w:trPr>
+          <w:cantSplit/>
+        </w:trPr>
+        <w:tc>
+          <w:tcPr>
+            <w:tcW w:type="dxa" w:w="1944"/>
+            <w:vAlign w:val="center"/>
+            <w:tcMar>
+              <w:top w:w="90" w:type="dxa"/>
+              <w:start w:w="110" w:type="dxa"/>
+              <w:bottom w:w="90" w:type="dxa"/>
+              <w:end w:w="110" w:type="dxa"/>
+            </w:tcMar>
+            <w:shd w:fill="F3F5F7"/>
+          </w:tcPr>
+          <w:p>
+            <w:pPr>
+              <w:spacing w:after="0"/>
+            </w:pPr>
+            <w:r>
+              <w:rPr>
+                <w:rFonts w:ascii="Aptos" w:hAnsi="Aptos"/>
+                <w:b w:val="0"/>
+                <w:color w:val="111820"/>
+                <w:sz w:val="16"/>
+              </w:rPr>
+              <w:t>Envelope, framing, identity</w:t>
+            </w:r>
+          </w:p>
+        </w:tc>
+        <w:tc>
+          <w:tcPr>
+            <w:tcW w:type="dxa" w:w="2952"/>
+            <w:vAlign w:val="center"/>
+            <w:tcMar>
+              <w:top w:w="90" w:type="dxa"/>
+              <w:start w:w="110" w:type="dxa"/>
+              <w:bottom w:w="90" w:type="dxa"/>
+              <w:end w:w="110" w:type="dxa"/>
+            </w:tcMar>
+            <w:shd w:fill="F3F5F7"/>
+          </w:tcPr>
+          <w:p>
+            <w:pPr>
+              <w:spacing w:after="0"/>
+            </w:pPr>
+            <w:r>
+              <w:rPr>
+                <w:rFonts w:ascii="Aptos" w:hAnsi="Aptos"/>
+                <w:b w:val="0"/>
+                <w:color w:val="111820"/>
+                <w:sz w:val="16"/>
+              </w:rPr>
+              <w:t>Standard TCP, capture, shared memory, UDP</w:t>
+            </w:r>
+          </w:p>
+        </w:tc>
+        <w:tc>
+          <w:tcPr>
+            <w:tcW w:type="dxa" w:w="2232"/>
+            <w:vAlign w:val="center"/>
+            <w:tcMar>
+              <w:top w:w="90" w:type="dxa"/>
+              <w:start w:w="110" w:type="dxa"/>
+              <w:bottom w:w="90" w:type="dxa"/>
+              <w:end w:w="110" w:type="dxa"/>
+            </w:tcMar>
+            <w:shd w:fill="F3F5F7"/>
+          </w:tcPr>
+          <w:p>
+            <w:pPr>
+              <w:spacing w:after="0"/>
+            </w:pPr>
+            <w:r>
+              <w:rPr>
+                <w:rFonts w:ascii="Aptos" w:hAnsi="Aptos"/>
+                <w:b w:val="0"/>
+                <w:color w:val="111820"/>
+                <w:sz w:val="16"/>
+              </w:rPr>
+              <w:t>C++ unit/golden tests, malformed cases, envelope/frame fuzzers</w:t>
+            </w:r>
+          </w:p>
+        </w:tc>
+        <w:tc>
+          <w:tcPr>
+            <w:tcW w:type="dxa" w:w="2448"/>
+            <w:vAlign w:val="center"/>
+            <w:tcMar>
+              <w:top w:w="90" w:type="dxa"/>
+              <w:start w:w="110" w:type="dxa"/>
+              <w:bottom w:w="90" w:type="dxa"/>
+              <w:end w:w="110" w:type="dxa"/>
+            </w:tcMar>
+            <w:shd w:fill="F3F5F7"/>
+          </w:tcPr>
+          <w:p>
+            <w:pPr>
+              <w:spacing w:after="0"/>
+            </w:pPr>
+            <w:r>
+              <w:rPr>
+                <w:rFonts w:ascii="Aptos" w:hAnsi="Aptos"/>
+                <w:b w:val="0"/>
+                <w:color w:val="111820"/>
+                <w:sz w:val="16"/>
+              </w:rPr>
+              <w:t>USER0 PCAPNG decoded with Lua/extcap</w:t>
+            </w:r>
+          </w:p>
+        </w:tc>
+      </w:tr>
+      <w:tr>
+        <w:trPr>
+          <w:cantSplit/>
+        </w:trPr>
+        <w:tc>
+          <w:tcPr>
+            <w:tcW w:type="dxa" w:w="1944"/>
+            <w:vAlign w:val="center"/>
+            <w:tcMar>
+              <w:top w:w="90" w:type="dxa"/>
+              <w:start w:w="110" w:type="dxa"/>
+              <w:bottom w:w="90" w:type="dxa"/>
+              <w:end w:w="110" w:type="dxa"/>
+            </w:tcMar>
+          </w:tcPr>
+          <w:p>
+            <w:pPr>
+              <w:spacing w:after="0"/>
+            </w:pPr>
+            <w:r>
+              <w:rPr>
+                <w:rFonts w:ascii="Aptos" w:hAnsi="Aptos"/>
+                <w:b w:val="0"/>
+                <w:color w:val="111820"/>
+                <w:sz w:val="16"/>
+              </w:rPr>
+              <w:t>Transport factory and lifecycle</w:t>
+            </w:r>
+          </w:p>
+        </w:tc>
+        <w:tc>
+          <w:tcPr>
+            <w:tcW w:type="dxa" w:w="2952"/>
+            <w:vAlign w:val="center"/>
+            <w:tcMar>
+              <w:top w:w="90" w:type="dxa"/>
+              <w:start w:w="110" w:type="dxa"/>
+              <w:bottom w:w="90" w:type="dxa"/>
+              <w:end w:w="110" w:type="dxa"/>
+            </w:tcMar>
+          </w:tcPr>
+          <w:p>
+            <w:pPr>
+              <w:spacing w:after="0"/>
+            </w:pPr>
+            <w:r>
+              <w:rPr>
+                <w:rFonts w:ascii="Aptos" w:hAnsi="Aptos"/>
+                <w:b w:val="0"/>
+                <w:color w:val="111820"/>
+                <w:sz w:val="16"/>
+              </w:rPr>
+              <w:t>Standard TCP, shared memory, UDP examples</w:t>
+            </w:r>
+          </w:p>
+        </w:tc>
+        <w:tc>
+          <w:tcPr>
+            <w:tcW w:type="dxa" w:w="2232"/>
+            <w:vAlign w:val="center"/>
+            <w:tcMar>
+              <w:top w:w="90" w:type="dxa"/>
+              <w:start w:w="110" w:type="dxa"/>
+              <w:bottom w:w="90" w:type="dxa"/>
+              <w:end w:w="110" w:type="dxa"/>
+            </w:tcMar>
+          </w:tcPr>
+          <w:p>
+            <w:pPr>
+              <w:spacing w:after="0"/>
+            </w:pPr>
+            <w:r>
+              <w:rPr>
+                <w:rFonts w:ascii="Aptos" w:hAnsi="Aptos"/>
+                <w:b w:val="0"/>
+                <w:color w:val="111820"/>
+                <w:sz w:val="16"/>
+              </w:rPr>
+              <w:t>CTest transport suites, finite pipelines, SIGTERM and reconnect checks</w:t>
+            </w:r>
+          </w:p>
+        </w:tc>
+        <w:tc>
+          <w:tcPr>
+            <w:tcW w:type="dxa" w:w="2448"/>
+            <w:vAlign w:val="center"/>
+            <w:tcMar>
+              <w:top w:w="90" w:type="dxa"/>
+              <w:start w:w="110" w:type="dxa"/>
+              <w:bottom w:w="90" w:type="dxa"/>
+              <w:end w:w="110" w:type="dxa"/>
+            </w:tcMar>
+          </w:tcPr>
+          <w:p>
+            <w:pPr>
+              <w:spacing w:after="0"/>
+            </w:pPr>
+            <w:r>
+              <w:rPr>
+                <w:rFonts w:ascii="Aptos" w:hAnsi="Aptos"/>
+                <w:b w:val="0"/>
+                <w:color w:val="111820"/>
+                <w:sz w:val="16"/>
+              </w:rPr>
+              <w:t>Process output, delivery counts, clean shutdown</w:t>
+            </w:r>
+          </w:p>
+        </w:tc>
+      </w:tr>
+      <w:tr>
+        <w:trPr>
+          <w:cantSplit/>
+        </w:trPr>
+        <w:tc>
+          <w:tcPr>
+            <w:tcW w:type="dxa" w:w="1944"/>
+            <w:vAlign w:val="center"/>
+            <w:tcMar>
+              <w:top w:w="90" w:type="dxa"/>
+              <w:start w:w="110" w:type="dxa"/>
+              <w:bottom w:w="90" w:type="dxa"/>
+              <w:end w:w="110" w:type="dxa"/>
+            </w:tcMar>
+            <w:shd w:fill="F3F5F7"/>
+          </w:tcPr>
+          <w:p>
+            <w:pPr>
+              <w:spacing w:after="0"/>
+            </w:pPr>
+            <w:r>
+              <w:rPr>
+                <w:rFonts w:ascii="Aptos" w:hAnsi="Aptos"/>
+                <w:b w:val="0"/>
+                <w:color w:val="111820"/>
+                <w:sz w:val="16"/>
+              </w:rPr>
+              <w:t>Infrastructure planner/executor</w:t>
+            </w:r>
+          </w:p>
+        </w:tc>
+        <w:tc>
+          <w:tcPr>
+            <w:tcW w:type="dxa" w:w="2952"/>
+            <w:vAlign w:val="center"/>
+            <w:tcMar>
+              <w:top w:w="90" w:type="dxa"/>
+              <w:start w:w="110" w:type="dxa"/>
+              <w:bottom w:w="90" w:type="dxa"/>
+              <w:end w:w="110" w:type="dxa"/>
+            </w:tcMar>
+            <w:shd w:fill="F3F5F7"/>
+          </w:tcPr>
+          <w:p>
+            <w:pPr>
+              <w:spacing w:after="0"/>
+            </w:pPr>
+            <w:r>
+              <w:rPr>
+                <w:rFonts w:ascii="Aptos" w:hAnsi="Aptos"/>
+                <w:b w:val="0"/>
+                <w:color w:val="111820"/>
+                <w:sz w:val="16"/>
+              </w:rPr>
+              <w:t>Native network labs, route/policy lab</w:t>
+            </w:r>
+          </w:p>
+        </w:tc>
+        <w:tc>
+          <w:tcPr>
+            <w:tcW w:type="dxa" w:w="2232"/>
+            <w:vAlign w:val="center"/>
+            <w:tcMar>
+              <w:top w:w="90" w:type="dxa"/>
+              <w:start w:w="110" w:type="dxa"/>
+              <w:bottom w:w="90" w:type="dxa"/>
+              <w:end w:w="110" w:type="dxa"/>
+            </w:tcMar>
+            <w:shd w:fill="F3F5F7"/>
+          </w:tcPr>
+          <w:p>
+            <w:pPr>
+              <w:spacing w:after="0"/>
+            </w:pPr>
+            <w:r>
+              <w:rPr>
+                <w:rFonts w:ascii="Aptos" w:hAnsi="Aptos"/>
+                <w:b w:val="0"/>
+                <w:color w:val="111820"/>
+                <w:sz w:val="16"/>
+              </w:rPr>
+              <w:t>Config/planner/transaction tests and portable dry-run assertions</w:t>
+            </w:r>
+          </w:p>
+        </w:tc>
+        <w:tc>
+          <w:tcPr>
+            <w:tcW w:type="dxa" w:w="2448"/>
+            <w:vAlign w:val="center"/>
+            <w:tcMar>
+              <w:top w:w="90" w:type="dxa"/>
+              <w:start w:w="110" w:type="dxa"/>
+              <w:bottom w:w="90" w:type="dxa"/>
+              <w:end w:w="110" w:type="dxa"/>
+            </w:tcMar>
+            <w:shd w:fill="F3F5F7"/>
+          </w:tcPr>
+          <w:p>
+            <w:pPr>
+              <w:spacing w:after="0"/>
+            </w:pPr>
+            <w:r>
+              <w:rPr>
+                <w:rFonts w:ascii="Aptos" w:hAnsi="Aptos"/>
+                <w:b w:val="0"/>
+                <w:color w:val="111820"/>
+                <w:sz w:val="16"/>
+              </w:rPr>
+              <w:t>Native links, OVS, namespace, route, policy, netem, and cleanup inspection</w:t>
+            </w:r>
+          </w:p>
+        </w:tc>
+      </w:tr>
+      <w:tr>
+        <w:trPr>
+          <w:cantSplit/>
+        </w:trPr>
+        <w:tc>
+          <w:tcPr>
+            <w:tcW w:type="dxa" w:w="1944"/>
+            <w:vAlign w:val="center"/>
+            <w:tcMar>
+              <w:top w:w="90" w:type="dxa"/>
+              <w:start w:w="110" w:type="dxa"/>
+              <w:bottom w:w="90" w:type="dxa"/>
+              <w:end w:w="110" w:type="dxa"/>
+            </w:tcMar>
+          </w:tcPr>
+          <w:p>
+            <w:pPr>
+              <w:spacing w:after="0"/>
+            </w:pPr>
+            <w:r>
+              <w:rPr>
+                <w:rFonts w:ascii="Aptos" w:hAnsi="Aptos"/>
+                <w:b w:val="0"/>
+                <w:color w:val="111820"/>
+                <w:sz w:val="16"/>
+              </w:rPr>
+              <w:t>Deployment and ownership</w:t>
+            </w:r>
+          </w:p>
+        </w:tc>
+        <w:tc>
+          <w:tcPr>
+            <w:tcW w:type="dxa" w:w="2952"/>
+            <w:vAlign w:val="center"/>
+            <w:tcMar>
+              <w:top w:w="90" w:type="dxa"/>
+              <w:start w:w="110" w:type="dxa"/>
+              <w:bottom w:w="90" w:type="dxa"/>
+              <w:end w:w="110" w:type="dxa"/>
+            </w:tcMar>
+          </w:tcPr>
+          <w:p>
+            <w:pPr>
+              <w:spacing w:after="0"/>
+            </w:pPr>
+            <w:r>
+              <w:rPr>
+                <w:rFonts w:ascii="Aptos" w:hAnsi="Aptos"/>
+                <w:b w:val="0"/>
+                <w:color w:val="111820"/>
+                <w:sz w:val="16"/>
+              </w:rPr>
+              <w:t>Root Compose, separate network projects, QEMU/SDR launchers</w:t>
+            </w:r>
+          </w:p>
+        </w:tc>
+        <w:tc>
+          <w:tcPr>
+            <w:tcW w:type="dxa" w:w="2232"/>
+            <w:vAlign w:val="center"/>
+            <w:tcMar>
+              <w:top w:w="90" w:type="dxa"/>
+              <w:start w:w="110" w:type="dxa"/>
+              <w:bottom w:w="90" w:type="dxa"/>
+              <w:end w:w="110" w:type="dxa"/>
+            </w:tcMar>
+          </w:tcPr>
+          <w:p>
+            <w:pPr>
+              <w:spacing w:after="0"/>
+            </w:pPr>
+            <w:r>
+              <w:rPr>
+                <w:rFonts w:ascii="Aptos" w:hAnsi="Aptos"/>
+                <w:b w:val="0"/>
+                <w:color w:val="111820"/>
+                <w:sz w:val="16"/>
+              </w:rPr>
+              <w:t>Compose rendering, hardening and lifecycle script tests</w:t>
+            </w:r>
+          </w:p>
+        </w:tc>
+        <w:tc>
+          <w:tcPr>
+            <w:tcW w:type="dxa" w:w="2448"/>
+            <w:vAlign w:val="center"/>
+            <w:tcMar>
+              <w:top w:w="90" w:type="dxa"/>
+              <w:start w:w="110" w:type="dxa"/>
+              <w:bottom w:w="90" w:type="dxa"/>
+              <w:end w:w="110" w:type="dxa"/>
+            </w:tcMar>
+          </w:tcPr>
+          <w:p>
+            <w:pPr>
+              <w:spacing w:after="0"/>
+            </w:pPr>
+            <w:r>
+              <w:rPr>
+                <w:rFonts w:ascii="Aptos" w:hAnsi="Aptos"/>
+                <w:b w:val="0"/>
+                <w:color w:val="111820"/>
+                <w:sz w:val="16"/>
+              </w:rPr>
+              <w:t>Container/device boundaries, ownership markers, repeated teardown</w:t>
+            </w:r>
+          </w:p>
+        </w:tc>
+      </w:tr>
+      <w:tr>
+        <w:trPr>
+          <w:cantSplit/>
+        </w:trPr>
+        <w:tc>
+          <w:tcPr>
+            <w:tcW w:type="dxa" w:w="1944"/>
+            <w:vAlign w:val="center"/>
+            <w:tcMar>
+              <w:top w:w="90" w:type="dxa"/>
+              <w:start w:w="110" w:type="dxa"/>
+              <w:bottom w:w="90" w:type="dxa"/>
+              <w:end w:w="110" w:type="dxa"/>
+            </w:tcMar>
+            <w:shd w:fill="F3F5F7"/>
+          </w:tcPr>
+          <w:p>
+            <w:pPr>
+              <w:spacing w:after="0"/>
+            </w:pPr>
+            <w:r>
+              <w:rPr>
+                <w:rFonts w:ascii="Aptos" w:hAnsi="Aptos"/>
+                <w:b w:val="0"/>
+                <w:color w:val="111820"/>
+                <w:sz w:val="16"/>
+              </w:rPr>
+              <w:t>Telemetry and operations</w:t>
+            </w:r>
+          </w:p>
+        </w:tc>
+        <w:tc>
+          <w:tcPr>
+            <w:tcW w:type="dxa" w:w="2952"/>
+            <w:vAlign w:val="center"/>
+            <w:tcMar>
+              <w:top w:w="90" w:type="dxa"/>
+              <w:start w:w="110" w:type="dxa"/>
+              <w:bottom w:w="90" w:type="dxa"/>
+              <w:end w:w="110" w:type="dxa"/>
+            </w:tcMar>
+            <w:shd w:fill="F3F5F7"/>
+          </w:tcPr>
+          <w:p>
+            <w:pPr>
+              <w:spacing w:after="0"/>
+            </w:pPr>
+            <w:r>
+              <w:rPr>
+                <w:rFonts w:ascii="Aptos" w:hAnsi="Aptos"/>
+                <w:b w:val="0"/>
+                <w:color w:val="111820"/>
+                <w:sz w:val="16"/>
+              </w:rPr>
+              <w:t>Root, QEMU, SDR, route/policy demos</w:t>
+            </w:r>
+          </w:p>
+        </w:tc>
+        <w:tc>
+          <w:tcPr>
+            <w:tcW w:type="dxa" w:w="2232"/>
+            <w:vAlign w:val="center"/>
+            <w:tcMar>
+              <w:top w:w="90" w:type="dxa"/>
+              <w:start w:w="110" w:type="dxa"/>
+              <w:bottom w:w="90" w:type="dxa"/>
+              <w:end w:w="110" w:type="dxa"/>
+            </w:tcMar>
+            <w:shd w:fill="F3F5F7"/>
+          </w:tcPr>
+          <w:p>
+            <w:pPr>
+              <w:spacing w:after="0"/>
+            </w:pPr>
+            <w:r>
+              <w:rPr>
+                <w:rFonts w:ascii="Aptos" w:hAnsi="Aptos"/>
+                <w:b w:val="0"/>
+                <w:color w:val="111820"/>
+                <w:sz w:val="16"/>
+              </w:rPr>
+              <w:t>Node tests, HTTP/WebSocket integration, Prometheus/SLO/OTLP checks</w:t>
+            </w:r>
+          </w:p>
+        </w:tc>
+        <w:tc>
+          <w:tcPr>
+            <w:tcW w:type="dxa" w:w="2448"/>
+            <w:vAlign w:val="center"/>
+            <w:tcMar>
+              <w:top w:w="90" w:type="dxa"/>
+              <w:start w:w="110" w:type="dxa"/>
+              <w:bottom w:w="90" w:type="dxa"/>
+              <w:end w:w="110" w:type="dxa"/>
+            </w:tcMar>
+            <w:shd w:fill="F3F5F7"/>
+          </w:tcPr>
+          <w:p>
+            <w:pPr>
+              <w:spacing w:after="0"/>
+            </w:pPr>
+            <w:r>
+              <w:rPr>
+                <w:rFonts w:ascii="Aptos" w:hAnsi="Aptos"/>
+                <w:b w:val="0"/>
+                <w:color w:val="111820"/>
+                <w:sz w:val="16"/>
+              </w:rPr>
+              <w:t>Live counters, readiness, bounded failure behavior</w:t>
+            </w:r>
+          </w:p>
+        </w:tc>
+      </w:tr>
+      <w:tr>
+        <w:trPr>
+          <w:cantSplit/>
+        </w:trPr>
+        <w:tc>
+          <w:tcPr>
+            <w:tcW w:type="dxa" w:w="1944"/>
+            <w:vAlign w:val="center"/>
+            <w:tcMar>
+              <w:top w:w="90" w:type="dxa"/>
+              <w:start w:w="110" w:type="dxa"/>
+              <w:bottom w:w="90" w:type="dxa"/>
+              <w:end w:w="110" w:type="dxa"/>
+            </w:tcMar>
+          </w:tcPr>
+          <w:p>
+            <w:pPr>
+              <w:spacing w:after="0"/>
+            </w:pPr>
+            <w:r>
+              <w:rPr>
+                <w:rFonts w:ascii="Aptos" w:hAnsi="Aptos"/>
+                <w:b w:val="0"/>
+                <w:color w:val="111820"/>
+                <w:sz w:val="16"/>
+              </w:rPr>
+              <w:t>Control and security</w:t>
+            </w:r>
+          </w:p>
+        </w:tc>
+        <w:tc>
+          <w:tcPr>
+            <w:tcW w:type="dxa" w:w="2952"/>
+            <w:vAlign w:val="center"/>
+            <w:tcMar>
+              <w:top w:w="90" w:type="dxa"/>
+              <w:start w:w="110" w:type="dxa"/>
+              <w:bottom w:w="90" w:type="dxa"/>
+              <w:end w:w="110" w:type="dxa"/>
+            </w:tcMar>
+          </w:tcPr>
+          <w:p>
+            <w:pPr>
+              <w:spacing w:after="0"/>
+            </w:pPr>
+            <w:r>
+              <w:rPr>
+                <w:rFonts w:ascii="Aptos" w:hAnsi="Aptos"/>
+                <w:b w:val="0"/>
+                <w:color w:val="111820"/>
+                <w:sz w:val="16"/>
+              </w:rPr>
+              <w:t>Root source control, SDR mTLS relay</w:t>
+            </w:r>
+          </w:p>
+        </w:tc>
+        <w:tc>
+          <w:tcPr>
+            <w:tcW w:type="dxa" w:w="2232"/>
+            <w:vAlign w:val="center"/>
+            <w:tcMar>
+              <w:top w:w="90" w:type="dxa"/>
+              <w:start w:w="110" w:type="dxa"/>
+              <w:bottom w:w="90" w:type="dxa"/>
+              <w:end w:w="110" w:type="dxa"/>
+            </w:tcMar>
+          </w:tcPr>
+          <w:p>
+            <w:pPr>
+              <w:spacing w:after="0"/>
+            </w:pPr>
+            <w:r>
+              <w:rPr>
+                <w:rFonts w:ascii="Aptos" w:hAnsi="Aptos"/>
+                <w:b w:val="0"/>
+                <w:color w:val="111820"/>
+                <w:sz w:val="16"/>
+              </w:rPr>
+              <w:t>Authentication, authorization, anti-replay, rotation, redaction and audit tests</w:t>
+            </w:r>
+          </w:p>
+        </w:tc>
+        <w:tc>
+          <w:tcPr>
+            <w:tcW w:type="dxa" w:w="2448"/>
+            <w:vAlign w:val="center"/>
+            <w:tcMar>
+              <w:top w:w="90" w:type="dxa"/>
+              <w:start w:w="110" w:type="dxa"/>
+              <w:bottom w:w="90" w:type="dxa"/>
+              <w:end w:w="110" w:type="dxa"/>
+            </w:tcMar>
+          </w:tcPr>
+          <w:p>
+            <w:pPr>
+              <w:spacing w:after="0"/>
+            </w:pPr>
+            <w:r>
+              <w:rPr>
+                <w:rFonts w:ascii="Aptos" w:hAnsi="Aptos"/>
+                <w:b w:val="0"/>
+                <w:color w:val="111820"/>
+                <w:sz w:val="16"/>
+              </w:rPr>
+              <w:t>Token workflow, pause/resume, direct SDR command rejection/success</w:t>
+            </w:r>
+          </w:p>
+        </w:tc>
+      </w:tr>
+      <w:tr>
+        <w:trPr>
+          <w:cantSplit/>
+        </w:trPr>
+        <w:tc>
+          <w:tcPr>
+            <w:tcW w:type="dxa" w:w="1944"/>
+            <w:vAlign w:val="center"/>
+            <w:tcMar>
+              <w:top w:w="90" w:type="dxa"/>
+              <w:start w:w="110" w:type="dxa"/>
+              <w:bottom w:w="90" w:type="dxa"/>
+              <w:end w:w="110" w:type="dxa"/>
+            </w:tcMar>
+            <w:shd w:fill="F3F5F7"/>
+          </w:tcPr>
+          <w:p>
+            <w:pPr>
+              <w:spacing w:after="0"/>
+            </w:pPr>
+            <w:r>
+              <w:rPr>
+                <w:rFonts w:ascii="Aptos" w:hAnsi="Aptos"/>
+                <w:b w:val="0"/>
+                <w:color w:val="111820"/>
+                <w:sz w:val="16"/>
+              </w:rPr>
+              <w:t>History</w:t>
+            </w:r>
+          </w:p>
+        </w:tc>
+        <w:tc>
+          <w:tcPr>
+            <w:tcW w:type="dxa" w:w="2952"/>
+            <w:vAlign w:val="center"/>
+            <w:tcMar>
+              <w:top w:w="90" w:type="dxa"/>
+              <w:start w:w="110" w:type="dxa"/>
+              <w:bottom w:w="90" w:type="dxa"/>
+              <w:end w:w="110" w:type="dxa"/>
+            </w:tcMar>
+            <w:shd w:fill="F3F5F7"/>
+          </w:tcPr>
+          <w:p>
+            <w:pPr>
+              <w:spacing w:after="0"/>
+            </w:pPr>
+            <w:r>
+              <w:rPr>
+                <w:rFonts w:ascii="Aptos" w:hAnsi="Aptos"/>
+                <w:b w:val="0"/>
+                <w:color w:val="111820"/>
+                <w:sz w:val="16"/>
+              </w:rPr>
+              <w:t>Root, QEMU, SDR</w:t>
+            </w:r>
+          </w:p>
+        </w:tc>
+        <w:tc>
+          <w:tcPr>
+            <w:tcW w:type="dxa" w:w="2232"/>
+            <w:vAlign w:val="center"/>
+            <w:tcMar>
+              <w:top w:w="90" w:type="dxa"/>
+              <w:start w:w="110" w:type="dxa"/>
+              <w:bottom w:w="90" w:type="dxa"/>
+              <w:end w:w="110" w:type="dxa"/>
+            </w:tcMar>
+            <w:shd w:fill="F3F5F7"/>
+          </w:tcPr>
+          <w:p>
+            <w:pPr>
+              <w:spacing w:after="0"/>
+            </w:pPr>
+            <w:r>
+              <w:rPr>
+                <w:rFonts w:ascii="Aptos" w:hAnsi="Aptos"/>
+                <w:b w:val="0"/>
+                <w:color w:val="111820"/>
+                <w:sz w:val="16"/>
+              </w:rPr>
+              <w:t>SQLite worker, retention, restart, query/auth tests</w:t>
+            </w:r>
+          </w:p>
+        </w:tc>
+        <w:tc>
+          <w:tcPr>
+            <w:tcW w:type="dxa" w:w="2448"/>
+            <w:vAlign w:val="center"/>
+            <w:tcMar>
+              <w:top w:w="90" w:type="dxa"/>
+              <w:start w:w="110" w:type="dxa"/>
+              <w:bottom w:w="90" w:type="dxa"/>
+              <w:end w:w="110" w:type="dxa"/>
+            </w:tcMar>
+            <w:shd w:fill="F3F5F7"/>
+          </w:tcPr>
+          <w:p>
+            <w:pPr>
+              <w:spacing w:after="0"/>
+            </w:pPr>
+            <w:r>
+              <w:rPr>
+                <w:rFonts w:ascii="Aptos" w:hAnsi="Aptos"/>
+                <w:b w:val="0"/>
+                <w:color w:val="111820"/>
+                <w:sz w:val="16"/>
+              </w:rPr>
+              <w:t>History navigation and persistence across collector restart</w:t>
+            </w:r>
+          </w:p>
+        </w:tc>
+      </w:tr>
+      <w:tr>
+        <w:trPr>
+          <w:cantSplit/>
+        </w:trPr>
+        <w:tc>
+          <w:tcPr>
+            <w:tcW w:type="dxa" w:w="1944"/>
+            <w:vAlign w:val="center"/>
+            <w:tcMar>
+              <w:top w:w="90" w:type="dxa"/>
+              <w:start w:w="110" w:type="dxa"/>
+              <w:bottom w:w="90" w:type="dxa"/>
+              <w:end w:w="110" w:type="dxa"/>
+            </w:tcMar>
+          </w:tcPr>
+          <w:p>
+            <w:pPr>
+              <w:spacing w:after="0"/>
+            </w:pPr>
+            <w:r>
+              <w:rPr>
+                <w:rFonts w:ascii="Aptos" w:hAnsi="Aptos"/>
+                <w:b w:val="0"/>
+                <w:color w:val="111820"/>
+                <w:sz w:val="16"/>
+              </w:rPr>
+              <w:t>Application capture</w:t>
+            </w:r>
+          </w:p>
+        </w:tc>
+        <w:tc>
+          <w:tcPr>
+            <w:tcW w:type="dxa" w:w="2952"/>
+            <w:vAlign w:val="center"/>
+            <w:tcMar>
+              <w:top w:w="90" w:type="dxa"/>
+              <w:start w:w="110" w:type="dxa"/>
+              <w:bottom w:w="90" w:type="dxa"/>
+              <w:end w:w="110" w:type="dxa"/>
+            </w:tcMar>
+          </w:tcPr>
+          <w:p>
+            <w:pPr>
+              <w:spacing w:after="0"/>
+            </w:pPr>
+            <w:r>
+              <w:rPr>
+                <w:rFonts w:ascii="Aptos" w:hAnsi="Aptos"/>
+                <w:b w:val="0"/>
+                <w:color w:val="111820"/>
+                <w:sz w:val="16"/>
+              </w:rPr>
+              <w:t>Root and capture example</w:t>
+            </w:r>
+          </w:p>
+        </w:tc>
+        <w:tc>
+          <w:tcPr>
+            <w:tcW w:type="dxa" w:w="2232"/>
+            <w:vAlign w:val="center"/>
+            <w:tcMar>
+              <w:top w:w="90" w:type="dxa"/>
+              <w:start w:w="110" w:type="dxa"/>
+              <w:bottom w:w="90" w:type="dxa"/>
+              <w:end w:w="110" w:type="dxa"/>
+            </w:tcMar>
+          </w:tcPr>
+          <w:p>
+            <w:pPr>
+              <w:spacing w:after="0"/>
+            </w:pPr>
+            <w:r>
+              <w:rPr>
+                <w:rFonts w:ascii="Aptos" w:hAnsi="Aptos"/>
+                <w:b w:val="0"/>
+                <w:color w:val="111820"/>
+                <w:sz w:val="16"/>
+              </w:rPr>
+              <w:t>PCAPNG writer, security, catalog, download, Lua/extcap tests</w:t>
+            </w:r>
+          </w:p>
+        </w:tc>
+        <w:tc>
+          <w:tcPr>
+            <w:tcW w:type="dxa" w:w="2448"/>
+            <w:vAlign w:val="center"/>
+            <w:tcMar>
+              <w:top w:w="90" w:type="dxa"/>
+              <w:start w:w="110" w:type="dxa"/>
+              <w:bottom w:w="90" w:type="dxa"/>
+              <w:end w:w="110" w:type="dxa"/>
+            </w:tcMar>
+          </w:tcPr>
+          <w:p>
+            <w:pPr>
+              <w:spacing w:after="0"/>
+            </w:pPr>
+            <w:r>
+              <w:rPr>
+                <w:rFonts w:ascii="Aptos" w:hAnsi="Aptos"/>
+                <w:b w:val="0"/>
+                <w:color w:val="111820"/>
+                <w:sz w:val="16"/>
+              </w:rPr>
+              <w:t>Message identity and frame inspection</w:t>
+            </w:r>
+          </w:p>
+        </w:tc>
+      </w:tr>
+      <w:tr>
+        <w:trPr>
+          <w:cantSplit/>
+        </w:trPr>
+        <w:tc>
+          <w:tcPr>
+            <w:tcW w:type="dxa" w:w="1944"/>
+            <w:vAlign w:val="center"/>
+            <w:tcMar>
+              <w:top w:w="90" w:type="dxa"/>
+              <w:start w:w="110" w:type="dxa"/>
+              <w:bottom w:w="90" w:type="dxa"/>
+              <w:end w:w="110" w:type="dxa"/>
+            </w:tcMar>
+            <w:shd w:fill="F3F5F7"/>
+          </w:tcPr>
+          <w:p>
+            <w:pPr>
+              <w:spacing w:after="0"/>
+            </w:pPr>
+            <w:r>
+              <w:rPr>
+                <w:rFonts w:ascii="Aptos" w:hAnsi="Aptos"/>
+                <w:b w:val="0"/>
+                <w:color w:val="111820"/>
+                <w:sz w:val="16"/>
+              </w:rPr>
+              <w:t>Ethernet capture</w:t>
+            </w:r>
+          </w:p>
+        </w:tc>
+        <w:tc>
+          <w:tcPr>
+            <w:tcW w:type="dxa" w:w="2952"/>
+            <w:vAlign w:val="center"/>
+            <w:tcMar>
+              <w:top w:w="90" w:type="dxa"/>
+              <w:start w:w="110" w:type="dxa"/>
+              <w:bottom w:w="90" w:type="dxa"/>
+              <w:end w:w="110" w:type="dxa"/>
+            </w:tcMar>
+            <w:shd w:fill="F3F5F7"/>
+          </w:tcPr>
+          <w:p>
+            <w:pPr>
+              <w:spacing w:after="0"/>
+            </w:pPr>
+            <w:r>
+              <w:rPr>
+                <w:rFonts w:ascii="Aptos" w:hAnsi="Aptos"/>
+                <w:b w:val="0"/>
+                <w:color w:val="111820"/>
+                <w:sz w:val="16"/>
+              </w:rPr>
+              <w:t>Native OVS labs, QEMU, SDR, route/policy</w:t>
+            </w:r>
+          </w:p>
+        </w:tc>
+        <w:tc>
+          <w:tcPr>
+            <w:tcW w:type="dxa" w:w="2232"/>
+            <w:vAlign w:val="center"/>
+            <w:tcMar>
+              <w:top w:w="90" w:type="dxa"/>
+              <w:start w:w="110" w:type="dxa"/>
+              <w:bottom w:w="90" w:type="dxa"/>
+              <w:end w:w="110" w:type="dxa"/>
+            </w:tcMar>
+            <w:shd w:fill="F3F5F7"/>
+          </w:tcPr>
+          <w:p>
+            <w:pPr>
+              <w:spacing w:after="0"/>
+            </w:pPr>
+            <w:r>
+              <w:rPr>
+                <w:rFonts w:ascii="Aptos" w:hAnsi="Aptos"/>
+                <w:b w:val="0"/>
+                <w:color w:val="111820"/>
+                <w:sz w:val="16"/>
+              </w:rPr>
+              <w:t>Observer/parser tests and portable simulated captures</w:t>
+            </w:r>
+          </w:p>
+        </w:tc>
+        <w:tc>
+          <w:tcPr>
+            <w:tcW w:type="dxa" w:w="2448"/>
+            <w:vAlign w:val="center"/>
+            <w:tcMar>
+              <w:top w:w="90" w:type="dxa"/>
+              <w:start w:w="110" w:type="dxa"/>
+              <w:bottom w:w="90" w:type="dxa"/>
+              <w:end w:w="110" w:type="dxa"/>
+            </w:tcMar>
+            <w:shd w:fill="F3F5F7"/>
+          </w:tcPr>
+          <w:p>
+            <w:pPr>
+              <w:spacing w:after="0"/>
+            </w:pPr>
+            <w:r>
+              <w:rPr>
+                <w:rFonts w:ascii="Aptos" w:hAnsi="Aptos"/>
+                <w:b w:val="0"/>
+                <w:color w:val="111820"/>
+                <w:sz w:val="16"/>
+              </w:rPr>
+              <w:t>SPAN/live capture, TShark decode, receiver/counter correlation</w:t>
+            </w:r>
+          </w:p>
+        </w:tc>
+      </w:tr>
+      <w:tr>
+        <w:trPr>
+          <w:cantSplit/>
+        </w:trPr>
+        <w:tc>
+          <w:tcPr>
+            <w:tcW w:type="dxa" w:w="1944"/>
+            <w:vAlign w:val="center"/>
+            <w:tcMar>
+              <w:top w:w="90" w:type="dxa"/>
+              <w:start w:w="110" w:type="dxa"/>
+              <w:bottom w:w="90" w:type="dxa"/>
+              <w:end w:w="110" w:type="dxa"/>
+            </w:tcMar>
+          </w:tcPr>
+          <w:p>
+            <w:pPr>
+              <w:spacing w:after="0"/>
+            </w:pPr>
+            <w:r>
+              <w:rPr>
+                <w:rFonts w:ascii="Aptos" w:hAnsi="Aptos"/>
+                <w:b w:val="0"/>
+                <w:color w:val="111820"/>
+                <w:sz w:val="16"/>
+              </w:rPr>
+              <w:t>Browser presentation</w:t>
+            </w:r>
+          </w:p>
+        </w:tc>
+        <w:tc>
+          <w:tcPr>
+            <w:tcW w:type="dxa" w:w="2952"/>
+            <w:vAlign w:val="center"/>
+            <w:tcMar>
+              <w:top w:w="90" w:type="dxa"/>
+              <w:start w:w="110" w:type="dxa"/>
+              <w:bottom w:w="90" w:type="dxa"/>
+              <w:end w:w="110" w:type="dxa"/>
+            </w:tcMar>
+          </w:tcPr>
+          <w:p>
+            <w:pPr>
+              <w:spacing w:after="0"/>
+            </w:pPr>
+            <w:r>
+              <w:rPr>
+                <w:rFonts w:ascii="Aptos" w:hAnsi="Aptos"/>
+                <w:b w:val="0"/>
+                <w:color w:val="111820"/>
+                <w:sz w:val="16"/>
+              </w:rPr>
+              <w:t>Root and every graphical demo</w:t>
+            </w:r>
+          </w:p>
+        </w:tc>
+        <w:tc>
+          <w:tcPr>
+            <w:tcW w:type="dxa" w:w="2232"/>
+            <w:vAlign w:val="center"/>
+            <w:tcMar>
+              <w:top w:w="90" w:type="dxa"/>
+              <w:start w:w="110" w:type="dxa"/>
+              <w:bottom w:w="90" w:type="dxa"/>
+              <w:end w:w="110" w:type="dxa"/>
+            </w:tcMar>
+          </w:tcPr>
+          <w:p>
+            <w:pPr>
+              <w:spacing w:after="0"/>
+            </w:pPr>
+            <w:r>
+              <w:rPr>
+                <w:rFonts w:ascii="Aptos" w:hAnsi="Aptos"/>
+                <w:b w:val="0"/>
+                <w:color w:val="111820"/>
+                <w:sz w:val="16"/>
+              </w:rPr>
+              <w:t>React/node component tests and production build</w:t>
+            </w:r>
+          </w:p>
+        </w:tc>
+        <w:tc>
+          <w:tcPr>
+            <w:tcW w:type="dxa" w:w="2448"/>
+            <w:vAlign w:val="center"/>
+            <w:tcMar>
+              <w:top w:w="90" w:type="dxa"/>
+              <w:start w:w="110" w:type="dxa"/>
+              <w:bottom w:w="90" w:type="dxa"/>
+              <w:end w:w="110" w:type="dxa"/>
+            </w:tcMar>
+          </w:tcPr>
+          <w:p>
+            <w:pPr>
+              <w:spacing w:after="0"/>
+            </w:pPr>
+            <w:r>
+              <w:rPr>
+                <w:rFonts w:ascii="Aptos" w:hAnsi="Aptos"/>
+                <w:b w:val="0"/>
+                <w:color w:val="111820"/>
+                <w:sz w:val="16"/>
+              </w:rPr>
+              <w:t>Application/Network/History transitions and live updates without refresh</w:t>
+            </w:r>
+          </w:p>
+        </w:tc>
+      </w:tr>
+      <w:tr>
+        <w:trPr>
+          <w:cantSplit/>
+        </w:trPr>
+        <w:tc>
+          <w:tcPr>
+            <w:tcW w:type="dxa" w:w="1944"/>
+            <w:vAlign w:val="center"/>
+            <w:tcMar>
+              <w:top w:w="90" w:type="dxa"/>
+              <w:start w:w="110" w:type="dxa"/>
+              <w:bottom w:w="90" w:type="dxa"/>
+              <w:end w:w="110" w:type="dxa"/>
+            </w:tcMar>
+            <w:shd w:fill="F3F5F7"/>
+          </w:tcPr>
+          <w:p>
+            <w:pPr>
+              <w:spacing w:after="0"/>
+            </w:pPr>
+            <w:r>
+              <w:rPr>
+                <w:rFonts w:ascii="Aptos" w:hAnsi="Aptos"/>
+                <w:b w:val="0"/>
+                <w:color w:val="111820"/>
+                <w:sz w:val="16"/>
+              </w:rPr>
+              <w:t>External-node model</w:t>
+            </w:r>
+          </w:p>
+        </w:tc>
+        <w:tc>
+          <w:tcPr>
+            <w:tcW w:type="dxa" w:w="2952"/>
+            <w:vAlign w:val="center"/>
+            <w:tcMar>
+              <w:top w:w="90" w:type="dxa"/>
+              <w:start w:w="110" w:type="dxa"/>
+              <w:bottom w:w="90" w:type="dxa"/>
+              <w:end w:w="110" w:type="dxa"/>
+            </w:tcMar>
+            <w:shd w:fill="F3F5F7"/>
+          </w:tcPr>
+          <w:p>
+            <w:pPr>
+              <w:spacing w:after="0"/>
+            </w:pPr>
+            <w:r>
+              <w:rPr>
+                <w:rFonts w:ascii="Aptos" w:hAnsi="Aptos"/>
+                <w:b w:val="0"/>
+                <w:color w:val="111820"/>
+                <w:sz w:val="16"/>
+              </w:rPr>
+              <w:t>QEMU and SDR</w:t>
+            </w:r>
+          </w:p>
+        </w:tc>
+        <w:tc>
+          <w:tcPr>
+            <w:tcW w:type="dxa" w:w="2232"/>
+            <w:vAlign w:val="center"/>
+            <w:tcMar>
+              <w:top w:w="90" w:type="dxa"/>
+              <w:start w:w="110" w:type="dxa"/>
+              <w:bottom w:w="90" w:type="dxa"/>
+              <w:end w:w="110" w:type="dxa"/>
+            </w:tcMar>
+            <w:shd w:fill="F3F5F7"/>
+          </w:tcPr>
+          <w:p>
+            <w:pPr>
+              <w:spacing w:after="0"/>
+            </w:pPr>
+            <w:r>
+              <w:rPr>
+                <w:rFonts w:ascii="Aptos" w:hAnsi="Aptos"/>
+                <w:b w:val="0"/>
+                <w:color w:val="111820"/>
+                <w:sz w:val="16"/>
+              </w:rPr>
+              <w:t>Config, raw-edge rejection, observer, QMP/probe, SDR protocol tests</w:t>
+            </w:r>
+          </w:p>
+        </w:tc>
+        <w:tc>
+          <w:tcPr>
+            <w:tcW w:type="dxa" w:w="2448"/>
+            <w:vAlign w:val="center"/>
+            <w:tcMar>
+              <w:top w:w="90" w:type="dxa"/>
+              <w:start w:w="110" w:type="dxa"/>
+              <w:bottom w:w="90" w:type="dxa"/>
+              <w:end w:w="110" w:type="dxa"/>
+            </w:tcMar>
+            <w:shd w:fill="F3F5F7"/>
+          </w:tcPr>
+          <w:p>
+            <w:pPr>
+              <w:spacing w:after="0"/>
+            </w:pPr>
+            <w:r>
+              <w:rPr>
+                <w:rFonts w:ascii="Aptos" w:hAnsi="Aptos"/>
+                <w:b w:val="0"/>
+                <w:color w:val="111820"/>
+                <w:sz w:val="16"/>
+              </w:rPr>
+              <w:t>VM acceleration/readiness or native SDR-path evidence</w:t>
+            </w:r>
+          </w:p>
+        </w:tc>
+      </w:tr>
+    </w:tbl>
+    <w:p>
+      <w:pPr>
+        <w:spacing w:after="20"/>
+      </w:pPr>
+    </w:p>
+    <w:p>
+      <w:r>
+        <w:rPr>
+          <w:rFonts w:ascii="Aptos" w:hAnsi="Aptos"/>
+        </w:rPr>
+        <w:t>The shortest path from architecture to evidence is therefore:</w:t>
+      </w:r>
+    </w:p>
+    <w:p>
+      <w:pPr>
+        <w:ind w:left="403" w:hanging="288"/>
+      </w:pPr>
+      <w:r>
+        <w:rPr>
+          <w:rFonts w:ascii="Aptos" w:hAnsi="Aptos"/>
+        </w:rPr>
+        <w:t>1. the architecture and ADR define a boundary;</w:t>
+      </w:r>
+    </w:p>
+    <w:p>
+      <w:pPr>
+        <w:ind w:left="403" w:hanging="288"/>
+      </w:pPr>
+      <w:r>
+        <w:rPr>
+          <w:rFonts w:ascii="Aptos" w:hAnsi="Aptos"/>
+        </w:rPr>
+        <w:t xml:space="preserve">2. </w:t>
+      </w:r>
+      <w:r>
+        <w:rPr>
+          <w:rFonts w:ascii="Aptos Mono" w:hAnsi="Aptos Mono"/>
+          <w:color w:val="153B57"/>
+          <w:sz w:val="17"/>
+        </w:rPr>
+        <w:t>graphx.yaml</w:t>
+      </w:r>
+      <w:r>
+        <w:rPr>
+          <w:rFonts w:ascii="Aptos" w:hAnsi="Aptos"/>
+        </w:rPr>
+        <w:t xml:space="preserve"> expresses it in an example;</w:t>
+      </w:r>
+    </w:p>
+    <w:p>
+      <w:pPr>
+        <w:ind w:left="403" w:hanging="288"/>
+      </w:pPr>
+      <w:r>
+        <w:rPr>
+          <w:rFonts w:ascii="Aptos" w:hAnsi="Aptos"/>
+        </w:rPr>
+        <w:t>3. a demo makes the example observable and repeatably cleanable;</w:t>
+      </w:r>
+    </w:p>
+    <w:p>
+      <w:pPr>
+        <w:ind w:left="403" w:hanging="288"/>
+      </w:pPr>
+      <w:r>
+        <w:rPr>
+          <w:rFonts w:ascii="Aptos" w:hAnsi="Aptos"/>
+        </w:rPr>
+        <w:t>4. focused tests validate individual contracts;</w:t>
+      </w:r>
+    </w:p>
+    <w:p>
+      <w:pPr>
+        <w:ind w:left="403" w:hanging="288"/>
+      </w:pPr>
+      <w:r>
+        <w:rPr>
+          <w:rFonts w:ascii="Aptos" w:hAnsi="Aptos"/>
+        </w:rPr>
+        <w:t>5. portable and native profiles establish platform-appropriate integration;</w:t>
+      </w:r>
+    </w:p>
+    <w:p>
+      <w:pPr>
+        <w:ind w:left="403" w:hanging="288"/>
+      </w:pPr>
+      <w:r>
+        <w:rPr>
+          <w:rFonts w:ascii="Aptos" w:hAnsi="Aptos"/>
+        </w:rPr>
+        <w:t>6. an independent report states exactly which evidence ran.</w:t>
+      </w:r>
+    </w:p>
+    <w:p>
+      <w:r>
+        <w:rPr>
+          <w:rFonts w:ascii="Aptos" w:hAnsi="Aptos"/>
+        </w:rPr>
+        <w:t>The consolidated [</w:t>
+      </w:r>
+      <w:r>
+        <w:rPr>
+          <w:rFonts w:ascii="Aptos Mono" w:hAnsi="Aptos Mono"/>
+          <w:color w:val="153B57"/>
+          <w:sz w:val="17"/>
+        </w:rPr>
+        <w:t>demo guide</w:t>
+      </w:r>
+      <w:r>
+        <w:rPr>
+          <w:rFonts w:ascii="Aptos" w:hAnsi="Aptos"/>
+        </w:rPr>
+        <w:t>](demo-guide.md) describes the runnable scenarios. The [</w:t>
+      </w:r>
+      <w:r>
+        <w:rPr>
+          <w:rFonts w:ascii="Aptos Mono" w:hAnsi="Aptos Mono"/>
+          <w:color w:val="153B57"/>
+          <w:sz w:val="17"/>
+        </w:rPr>
+        <w:t>manual test procedures</w:t>
+      </w:r>
+      <w:r>
+        <w:rPr>
+          <w:rFonts w:ascii="Aptos" w:hAnsi="Aptos"/>
+        </w:rPr>
+        <w:t>](manual-test-procedures.md) define macOS and Linux system acceptance without conflating Docker Desktop simulation with native kernel evidence.</w:t>
+      </w:r>
     </w:p>
     <w:p>
       <w:pPr>

--- a/docs/GraphX_Architecture.docx
+++ b/docs/GraphX_Architecture.docx
@@ -57,7 +57,7 @@
                 <w:color w:val="FFFFFF"/>
                 <w:sz w:val="24"/>
               </w:rPr>
-              <w:t>GraphX 1.0.0</w:t>
+              <w:t>GraphX 1.1.0</w:t>
               <w:br/>
               <w:t>Repository architecture baseline</w:t>
               <w:br/>
@@ -11085,7 +11085,7 @@
         <w:rPr>
           <w:rFonts w:ascii="Aptos" w:hAnsi="Aptos"/>
         </w:rPr>
-        <w:t>Root documentation identifies GraphX 1.0.0 and distinguishes accepted Phase 3–13 reports from the Phase 1 and Phase 2 documentary gaps; Phase 14 awaits native verification.</w:t>
+        <w:t>Root documentation identifies GraphX 1.1.0 and distinguishes accepted Phase 3–13 reports from the Phase 1 and Phase 2 documentary gaps; Phase 14 awaits native verification.</w:t>
       </w:r>
     </w:p>
     <w:p>
@@ -11368,7 +11368,7 @@
         <w:rPr>
           <w:rFonts w:ascii="Aptos" w:hAnsi="Aptos"/>
         </w:rPr>
-        <w:t>2. Root maturity wording matches 1.0.0 and qualifies the accepted Phase 3–13 verification record.</w:t>
+        <w:t>2. Root maturity wording matches 1.1.0 and qualifies the accepted Phase 3–13 verification record.</w:t>
       </w:r>
     </w:p>
     <w:p>

--- a/docs/GraphX_Architecture.docx
+++ b/docs/GraphX_Architecture.docx
@@ -61,7 +61,7 @@
               <w:br/>
               <w:t>Repository architecture baseline</w:t>
               <w:br/>
-              <w:t>Reviewed 2026-09-07</w:t>
+              <w:t>Reviewed 2026-09-08</w:t>
             </w:r>
           </w:p>
         </w:tc>
@@ -11287,27 +11287,13 @@
           <w:rFonts w:ascii="Aptos" w:hAnsi="Aptos"/>
           <w:b/>
         </w:rPr>
-        <w:t>Priority: later.</w:t>
+        <w:t>Accepted migration direction; not yet implemented.</w:t>
       </w:r>
       <w:r>
         <w:rPr>
           <w:rFonts w:ascii="Aptos" w:hAnsi="Aptos"/>
         </w:rPr>
-        <w:t xml:space="preserve"> Add a native-Linux-only QEMU TAP/OVS profile after a dedicated security/lifecycle ADR. It would enable real guest MAC identity, VLANs, L2 multicast/broadcast, and direct SPAN capture, but requires </w:t>
-      </w:r>
-      <w:r>
-        <w:rPr>
-          <w:rFonts w:ascii="Aptos Mono" w:hAnsi="Aptos Mono"/>
-          <w:color w:val="153B57"/>
-          <w:sz w:val="17"/>
-        </w:rPr>
-        <w:t>NET_ADMIN</w:t>
-      </w:r>
-      <w:r>
-        <w:rPr>
-          <w:rFonts w:ascii="Aptos" w:hAnsi="Aptos"/>
-        </w:rPr>
-        <w:t>/TAP handling and stronger cleanup/ownership controls than the current slirp profile.</w:t>
+        <w:t xml:space="preserve"> ADR 0016 places the macOS runtime in Lima and ADR 0017 selects OVS with an owned TAP as the future QEMU data plane. Implementation remains sequenced after the generic ownership and endpoint lifecycle. It will enable real guest MAC identity, VLANs, L2 multicast/broadcast, and direct SPAN capture without granting broad network privilege to QEMU itself. The current slirp profiles remain authoritative until that acceptance gate passes.</w:t>
       </w:r>
     </w:p>
     <w:p>
@@ -11346,7 +11332,43 @@
         <w:pStyle w:val="Heading2"/>
       </w:pPr>
       <w:r>
-        <w:t>Completed documentation and consistency foundation</w:t>
+        <w:t>Accepted Lima and OVS migration</w:t>
+      </w:r>
+    </w:p>
+    <w:p>
+      <w:r>
+        <w:rPr>
+          <w:rFonts w:ascii="Aptos" w:hAnsi="Aptos"/>
+        </w:rPr>
+        <w:t xml:space="preserve">ADR 0016 and ADR 0017 accept a new migration track without claiming that its runtime is already implemented. Migration work packages use </w:t>
+      </w:r>
+      <w:r>
+        <w:rPr>
+          <w:rFonts w:ascii="Aptos Mono" w:hAnsi="Aptos Mono"/>
+          <w:color w:val="153B57"/>
+          <w:sz w:val="17"/>
+        </w:rPr>
+        <w:t>M</w:t>
+      </w:r>
+      <w:r>
+        <w:rPr>
+          <w:rFonts w:ascii="Aptos" w:hAnsi="Aptos"/>
+        </w:rPr>
+        <w:t xml:space="preserve"> identifiers so they do not collide with the existing feature-phase history. The authoritative sequence is maintained in </w:t>
+      </w:r>
+      <w:r>
+        <w:rPr>
+          <w:rFonts w:ascii="Aptos Mono" w:hAnsi="Aptos Mono"/>
+          <w:color w:val="153B57"/>
+          <w:sz w:val="17"/>
+        </w:rPr>
+        <w:t>prompt/ovs_migration_implementation_plan.md</w:t>
+      </w:r>
+      <w:r>
+        <w:rPr>
+          <w:rFonts w:ascii="Aptos" w:hAnsi="Aptos"/>
+        </w:rPr>
+        <w:t>:</w:t>
       </w:r>
     </w:p>
     <w:p>
@@ -11357,7 +11379,7 @@
         <w:rPr>
           <w:rFonts w:ascii="Aptos" w:hAnsi="Aptos"/>
         </w:rPr>
-        <w:t>1. The QEMU decision is ADR 0013, with its former number recorded in the canonical ADR index.</w:t>
+        <w:t>1. M0 records the decisions and frozen GraphX 1.1.0 baseline.</w:t>
       </w:r>
     </w:p>
     <w:p>
@@ -11368,7 +11390,7 @@
         <w:rPr>
           <w:rFonts w:ascii="Aptos" w:hAnsi="Aptos"/>
         </w:rPr>
-        <w:t>2. Root maturity wording matches 1.1.0 and qualifies the accepted Phase 3–13 verification record.</w:t>
+        <w:t>2. M1 provides the Lima macOS Linux execution environment.</w:t>
       </w:r>
     </w:p>
     <w:p>
@@ -11379,7 +11401,15 @@
         <w:rPr>
           <w:rFonts w:ascii="Aptos" w:hAnsi="Aptos"/>
         </w:rPr>
-        <w:t>3. Root and contributor documentation link the architecture source, editable DOCX, ADR index, and focused references.</w:t>
+        <w:t>3. M2 introduces configuration version 2 and packet-verifiable MACVLAN/IPVLAN</w:t>
+      </w:r>
+    </w:p>
+    <w:p>
+      <w:r>
+        <w:rPr>
+          <w:rFonts w:ascii="Aptos" w:hAnsi="Aptos"/>
+        </w:rPr>
+        <w:t>semantic profiles without changing version-1 meaning.</w:t>
       </w:r>
     </w:p>
     <w:p>
@@ -11390,35 +11420,67 @@
         <w:rPr>
           <w:rFonts w:ascii="Aptos" w:hAnsi="Aptos"/>
         </w:rPr>
-        <w:t xml:space="preserve">4. </w:t>
-      </w:r>
-      <w:r>
-        <w:rPr>
-          <w:rFonts w:ascii="Aptos Mono" w:hAnsi="Aptos Mono"/>
-          <w:color w:val="153B57"/>
-          <w:sz w:val="17"/>
-        </w:rPr>
-        <w:t>graphx project</w:t>
-      </w:r>
+        <w:t>4. M3 and M4 add identity-safe ownership, OVS lifecycle, and container veth</w:t>
+      </w:r>
+    </w:p>
+    <w:p>
       <w:r>
         <w:rPr>
           <w:rFonts w:ascii="Aptos" w:hAnsi="Aptos"/>
         </w:rPr>
-        <w:t xml:space="preserve"> generates or verifies the four projections under </w:t>
-      </w:r>
-      <w:r>
-        <w:rPr>
-          <w:rFonts w:ascii="Aptos Mono" w:hAnsi="Aptos Mono"/>
-          <w:color w:val="153B57"/>
-          <w:sz w:val="17"/>
-        </w:rPr>
-        <w:t>config/</w:t>
-      </w:r>
+        <w:t>attachment.</w:t>
+      </w:r>
+    </w:p>
+    <w:p>
+      <w:pPr>
+        <w:ind w:left="403" w:hanging="288"/>
+      </w:pPr>
       <w:r>
         <w:rPr>
           <w:rFonts w:ascii="Aptos" w:hAnsi="Aptos"/>
         </w:rPr>
-        <w:t>; CTest enforces the drift check in local and Linux/macOS CI builds.</w:t>
+        <w:t>5. M5 migrates the existing network and external-device laboratories.</w:t>
+      </w:r>
+    </w:p>
+    <w:p>
+      <w:pPr>
+        <w:ind w:left="403" w:hanging="288"/>
+      </w:pPr>
+      <w:r>
+        <w:rPr>
+          <w:rFonts w:ascii="Aptos" w:hAnsi="Aptos"/>
+        </w:rPr>
+        <w:t>6. M6 adds the owned QEMU TAP/OVS profile.</w:t>
+      </w:r>
+    </w:p>
+    <w:p>
+      <w:pPr>
+        <w:ind w:left="403" w:hanging="288"/>
+      </w:pPr>
+      <w:r>
+        <w:rPr>
+          <w:rFonts w:ascii="Aptos" w:hAnsi="Aptos"/>
+        </w:rPr>
+        <w:t>7. M7 integrates capture, faults, and diagnostics with the common lifecycle.</w:t>
+      </w:r>
+    </w:p>
+    <w:p>
+      <w:pPr>
+        <w:ind w:left="403" w:hanging="288"/>
+      </w:pPr>
+      <w:r>
+        <w:rPr>
+          <w:rFonts w:ascii="Aptos" w:hAnsi="Aptos"/>
+        </w:rPr>
+        <w:t>8. M8 retires legacy realization paths only after the full compatibility gate.</w:t>
+      </w:r>
+    </w:p>
+    <w:p>
+      <w:r>
+        <w:rPr>
+          <w:rFonts w:ascii="Aptos" w:hAnsi="Aptos"/>
+        </w:rPr>
+        <w:t>Until those phases pass, the current Docker-driver, Docker Desktop simulation, and QEMU slirp descriptions in this document remain descriptions of implemented behavior.</w:t>
       </w:r>
     </w:p>
     <w:p>
@@ -11426,7 +11488,7 @@
         <w:pStyle w:val="Heading2"/>
       </w:pPr>
       <w:r>
-        <w:t>Near-term architectural examples</w:t>
+        <w:t>Completed documentation and consistency foundation</w:t>
       </w:r>
     </w:p>
     <w:p>
@@ -11437,7 +11499,7 @@
         <w:rPr>
           <w:rFonts w:ascii="Aptos" w:hAnsi="Aptos"/>
         </w:rPr>
-        <w:t>1. Independently verify the single-SDR example on macOS and native Linux.</w:t>
+        <w:t>1. The QEMU decision is ADR 0013, with its former number recorded in the canonical ADR index.</w:t>
       </w:r>
     </w:p>
     <w:p>
@@ -11448,7 +11510,7 @@
         <w:rPr>
           <w:rFonts w:ascii="Aptos" w:hAnsi="Aptos"/>
         </w:rPr>
-        <w:t>2. Independently verify the implemented static-route/deny-policy laboratory on native Linux.</w:t>
+        <w:t>2. Root maturity wording matches 1.1.0 and qualifies the accepted Phase 3–13 verification record.</w:t>
       </w:r>
     </w:p>
     <w:p>
@@ -11459,7 +11521,7 @@
         <w:rPr>
           <w:rFonts w:ascii="Aptos" w:hAnsi="Aptos"/>
         </w:rPr>
-        <w:t>3. Add an application/Ethernet dual-capture correlation prototype.</w:t>
+        <w:t>3. Root and contributor documentation link the architecture source, editable DOCX, ADR index, and focused references.</w:t>
       </w:r>
     </w:p>
     <w:p>
@@ -11470,7 +11532,35 @@
         <w:rPr>
           <w:rFonts w:ascii="Aptos" w:hAnsi="Aptos"/>
         </w:rPr>
-        <w:t>4. Decide whether one-to-many logical edges belong in config v1 extension rules or require config v2.</w:t>
+        <w:t xml:space="preserve">4. </w:t>
+      </w:r>
+      <w:r>
+        <w:rPr>
+          <w:rFonts w:ascii="Aptos Mono" w:hAnsi="Aptos Mono"/>
+          <w:color w:val="153B57"/>
+          <w:sz w:val="17"/>
+        </w:rPr>
+        <w:t>graphx project</w:t>
+      </w:r>
+      <w:r>
+        <w:rPr>
+          <w:rFonts w:ascii="Aptos" w:hAnsi="Aptos"/>
+        </w:rPr>
+        <w:t xml:space="preserve"> generates or verifies the four projections under </w:t>
+      </w:r>
+      <w:r>
+        <w:rPr>
+          <w:rFonts w:ascii="Aptos Mono" w:hAnsi="Aptos Mono"/>
+          <w:color w:val="153B57"/>
+          <w:sz w:val="17"/>
+        </w:rPr>
+        <w:t>config/</w:t>
+      </w:r>
+      <w:r>
+        <w:rPr>
+          <w:rFonts w:ascii="Aptos" w:hAnsi="Aptos"/>
+        </w:rPr>
+        <w:t>; CTest enforces the drift check in local and Linux/macOS CI builds.</w:t>
       </w:r>
     </w:p>
     <w:p>
@@ -11478,7 +11568,7 @@
         <w:pStyle w:val="Heading2"/>
       </w:pPr>
       <w:r>
-        <w:t>Later platform capabilities</w:t>
+        <w:t>Near-term architectural examples</w:t>
       </w:r>
     </w:p>
     <w:p>
@@ -11489,7 +11579,7 @@
         <w:rPr>
           <w:rFonts w:ascii="Aptos" w:hAnsi="Aptos"/>
         </w:rPr>
-        <w:t>1. Define reconcile/rollback/ownership semantics for infrastructure before expanding beyond laboratories.</w:t>
+        <w:t>1. Independently verify the single-SDR example on macOS and native Linux.</w:t>
       </w:r>
     </w:p>
     <w:p>
@@ -11500,7 +11590,7 @@
         <w:rPr>
           <w:rFonts w:ascii="Aptos" w:hAnsi="Aptos"/>
         </w:rPr>
-        <w:t>2. Decide capture rotation, indexing, retention, and cross-capture correlation contracts.</w:t>
+        <w:t>2. Independently verify the implemented static-route/deny-policy laboratory on native Linux.</w:t>
       </w:r>
     </w:p>
     <w:p>
@@ -11511,7 +11601,75 @@
         <w:rPr>
           <w:rFonts w:ascii="Aptos" w:hAnsi="Aptos"/>
         </w:rPr>
-        <w:t>3. Define a QEMU TAP/OVS security model and physical-node attachment boundary.</w:t>
+        <w:t>3. Add an application/Ethernet dual-capture correlation prototype.</w:t>
+      </w:r>
+    </w:p>
+    <w:p>
+      <w:pPr>
+        <w:ind w:left="403" w:hanging="288"/>
+      </w:pPr>
+      <w:r>
+        <w:rPr>
+          <w:rFonts w:ascii="Aptos" w:hAnsi="Aptos"/>
+        </w:rPr>
+        <w:t>4. Decide the one-to-many logical-edge contract separately from the accepted</w:t>
+      </w:r>
+    </w:p>
+    <w:p>
+      <w:r>
+        <w:rPr>
+          <w:rFonts w:ascii="Aptos" w:hAnsi="Aptos"/>
+        </w:rPr>
+        <w:t>network-profile configuration-v2 migration; the latter does not implicitly authorize a graph fan-out schema change.</w:t>
+      </w:r>
+    </w:p>
+    <w:p>
+      <w:pPr>
+        <w:pStyle w:val="Heading2"/>
+      </w:pPr>
+      <w:r>
+        <w:t>Later platform capabilities</w:t>
+      </w:r>
+    </w:p>
+    <w:p>
+      <w:pPr>
+        <w:ind w:left="403" w:hanging="288"/>
+      </w:pPr>
+      <w:r>
+        <w:rPr>
+          <w:rFonts w:ascii="Aptos" w:hAnsi="Aptos"/>
+        </w:rPr>
+        <w:t>1. Implement the accepted M3 reconcile/rollback/ownership contract before expanding beyond laboratories.</w:t>
+      </w:r>
+    </w:p>
+    <w:p>
+      <w:pPr>
+        <w:ind w:left="403" w:hanging="288"/>
+      </w:pPr>
+      <w:r>
+        <w:rPr>
+          <w:rFonts w:ascii="Aptos" w:hAnsi="Aptos"/>
+        </w:rPr>
+        <w:t>2. Decide capture rotation, indexing, retention, and cross-capture correlation contracts.</w:t>
+      </w:r>
+    </w:p>
+    <w:p>
+      <w:pPr>
+        <w:ind w:left="403" w:hanging="288"/>
+      </w:pPr>
+      <w:r>
+        <w:rPr>
+          <w:rFonts w:ascii="Aptos" w:hAnsi="Aptos"/>
+        </w:rPr>
+        <w:t>3. Implement the accepted QEMU TAP/OVS direction after M3 while keeping any</w:t>
+      </w:r>
+    </w:p>
+    <w:p>
+      <w:r>
+        <w:rPr>
+          <w:rFonts w:ascii="Aptos" w:hAnsi="Aptos"/>
+        </w:rPr>
+        <w:t>broader physical-node attachment behind a separate operator/security gate.</w:t>
       </w:r>
     </w:p>
     <w:p>
@@ -11704,7 +11862,7 @@
                 <w:color w:val="111820"/>
                 <w:sz w:val="17"/>
               </w:rPr>
-              <w:t>docs/adr/0015-*.md</w:t>
+              <w:t>docs/adr/0017-*.md</w:t>
             </w:r>
           </w:p>
         </w:tc>
@@ -13262,7 +13420,7 @@
                 <w:color w:val="111820"/>
                 <w:sz w:val="17"/>
               </w:rPr>
-              <w:t xml:space="preserve">, </w:t>
+              <w:t xml:space="preserve">, phase verification reports, </w:t>
             </w:r>
             <w:r>
               <w:rPr>
@@ -13271,7 +13429,7 @@
                 <w:color w:val="111820"/>
                 <w:sz w:val="17"/>
               </w:rPr>
-              <w:t>phase_3_verification.md</w:t>
+              <w:t>migration_m0_baseline.md</w:t>
             </w:r>
             <w:r>
               <w:rPr>
@@ -13280,7 +13438,7 @@
                 <w:color w:val="111820"/>
                 <w:sz w:val="17"/>
               </w:rPr>
-              <w:t xml:space="preserve"> through </w:t>
+              <w:t xml:space="preserve">, and the active M1 contracts under </w:t>
             </w:r>
             <w:r>
               <w:rPr>
@@ -13289,25 +13447,7 @@
                 <w:color w:val="111820"/>
                 <w:sz w:val="17"/>
               </w:rPr>
-              <w:t>phase_13_verification.md</w:t>
-            </w:r>
-            <w:r>
-              <w:rPr>
-                <w:rFonts w:ascii="Aptos" w:hAnsi="Aptos"/>
-                <w:b w:val="0"/>
-                <w:color w:val="111820"/>
-                <w:sz w:val="17"/>
-              </w:rPr>
-              <w:t xml:space="preserve">; Phase 14 verifier contract in </w:t>
-            </w:r>
-            <w:r>
-              <w:rPr>
-                <w:rFonts w:ascii="Aptos" w:hAnsi="Aptos"/>
-                <w:b w:val="0"/>
-                <w:color w:val="111820"/>
-                <w:sz w:val="17"/>
-              </w:rPr>
-              <w:t>prompt/verifier.md</w:t>
+              <w:t>prompt/</w:t>
             </w:r>
           </w:p>
         </w:tc>

--- a/docs/GraphX_Architecture.docx
+++ b/docs/GraphX_Architecture.docx
@@ -562,6 +562,14 @@
           <w:rFonts w:ascii="Aptos" w:hAnsi="Aptos"/>
         </w:rPr>
         <w:t>The architecture is suitable for reproducible laboratories and controlled demonstrations. Its present limits are equally important: configuration version 1 allows only DAGs for GraphX-managed execution (external raw device relationships may loop); infrastructure provisioning is create/destroy rather than reconciliation; UDP is bounded but unreliable; multicast remains one logical producer-to-consumer edge; capture does not rotate automatically; OVS and application captures are not automatically cross-correlated; QEMU uses user-mode networking rather than TAP; and the telemetry/control system is a single-collector control domain rather than a distributed control plane.</w:t>
+      </w:r>
+    </w:p>
+    <w:p>
+      <w:r>
+        <w:rPr>
+          <w:rFonts w:ascii="Aptos" w:hAnsi="Aptos"/>
+        </w:rPr>
+        <w:t>For Apple Silicon development, Migration M1 adds an optional Lima ARM64 Linux execution environment. The VM contains rootful Docker, system OVS, Linux namespace/veth/TAP, nftables, netem, QEMU, capture, and build tools while the repository remains mounted from macOS. High-I/O and privileged runtime state is VM-local. M1 verifies these primitives with a disposable topology but does not change the application data plane: configuration version 1 and its current Docker-driver planner remain implemented, QEMU remains on slirp, and the future configuration version 2 OVS-only backend, container veth attachment, and QEMU TAP profile remain proposed.</w:t>
       </w:r>
     </w:p>
     <w:p>
@@ -2117,6 +2125,175 @@
                 <w:sz w:val="17"/>
               </w:rPr>
               <w:t>, strict evidence projection</w:t>
+            </w:r>
+          </w:p>
+        </w:tc>
+      </w:tr>
+      <w:tr>
+        <w:trPr>
+          <w:cantSplit/>
+        </w:trPr>
+        <w:tc>
+          <w:tcPr>
+            <w:tcW w:type="dxa" w:w="2592"/>
+            <w:vAlign w:val="center"/>
+            <w:tcMar>
+              <w:top w:w="90" w:type="dxa"/>
+              <w:start w:w="110" w:type="dxa"/>
+              <w:bottom w:w="90" w:type="dxa"/>
+              <w:end w:w="110" w:type="dxa"/>
+            </w:tcMar>
+          </w:tcPr>
+          <w:p>
+            <w:pPr>
+              <w:spacing w:after="0"/>
+            </w:pPr>
+            <w:r>
+              <w:rPr>
+                <w:rFonts w:ascii="Aptos" w:hAnsi="Aptos"/>
+                <w:b w:val="0"/>
+                <w:color w:val="111820"/>
+                <w:sz w:val="17"/>
+              </w:rPr>
+              <w:t>Lima macOS execution layer</w:t>
+            </w:r>
+          </w:p>
+        </w:tc>
+        <w:tc>
+          <w:tcPr>
+            <w:tcW w:type="dxa" w:w="3816"/>
+            <w:vAlign w:val="center"/>
+            <w:tcMar>
+              <w:top w:w="90" w:type="dxa"/>
+              <w:start w:w="110" w:type="dxa"/>
+              <w:bottom w:w="90" w:type="dxa"/>
+              <w:end w:w="110" w:type="dxa"/>
+            </w:tcMar>
+          </w:tcPr>
+          <w:p>
+            <w:pPr>
+              <w:spacing w:after="0"/>
+            </w:pPr>
+            <w:r>
+              <w:rPr>
+                <w:rFonts w:ascii="Aptos" w:hAnsi="Aptos"/>
+                <w:b w:val="0"/>
+                <w:color w:val="111820"/>
+                <w:sz w:val="17"/>
+              </w:rPr>
+              <w:t>Moved privileged Linux development behind a reproducible Apple Silicon VM boundary</w:t>
+            </w:r>
+          </w:p>
+        </w:tc>
+        <w:tc>
+          <w:tcPr>
+            <w:tcW w:type="dxa" w:w="3168"/>
+            <w:vAlign w:val="center"/>
+            <w:tcMar>
+              <w:top w:w="90" w:type="dxa"/>
+              <w:start w:w="110" w:type="dxa"/>
+              <w:bottom w:w="90" w:type="dxa"/>
+              <w:end w:w="110" w:type="dxa"/>
+            </w:tcMar>
+          </w:tcPr>
+          <w:p>
+            <w:pPr>
+              <w:spacing w:after="0"/>
+            </w:pPr>
+            <w:r>
+              <w:rPr>
+                <w:rFonts w:ascii="Aptos" w:hAnsi="Aptos"/>
+                <w:b w:val="0"/>
+                <w:color w:val="111820"/>
+                <w:sz w:val="17"/>
+              </w:rPr>
+              <w:t>Pinned M1 template, rootful Docker/system OVS provisioning, disposable primitive verifier</w:t>
+            </w:r>
+          </w:p>
+        </w:tc>
+      </w:tr>
+      <w:tr>
+        <w:trPr>
+          <w:cantSplit/>
+        </w:trPr>
+        <w:tc>
+          <w:tcPr>
+            <w:tcW w:type="dxa" w:w="2592"/>
+            <w:vAlign w:val="center"/>
+            <w:tcMar>
+              <w:top w:w="90" w:type="dxa"/>
+              <w:start w:w="110" w:type="dxa"/>
+              <w:bottom w:w="90" w:type="dxa"/>
+              <w:end w:w="110" w:type="dxa"/>
+            </w:tcMar>
+            <w:shd w:fill="F3F5F7"/>
+          </w:tcPr>
+          <w:p>
+            <w:pPr>
+              <w:spacing w:after="0"/>
+            </w:pPr>
+            <w:r>
+              <w:rPr>
+                <w:rFonts w:ascii="Aptos" w:hAnsi="Aptos"/>
+                <w:b w:val="0"/>
+                <w:color w:val="111820"/>
+                <w:sz w:val="17"/>
+              </w:rPr>
+              <w:t>OVS semantic network profiles</w:t>
+            </w:r>
+          </w:p>
+        </w:tc>
+        <w:tc>
+          <w:tcPr>
+            <w:tcW w:type="dxa" w:w="3816"/>
+            <w:vAlign w:val="center"/>
+            <w:tcMar>
+              <w:top w:w="90" w:type="dxa"/>
+              <w:start w:w="110" w:type="dxa"/>
+              <w:bottom w:w="90" w:type="dxa"/>
+              <w:end w:w="110" w:type="dxa"/>
+            </w:tcMar>
+            <w:shd w:fill="F3F5F7"/>
+          </w:tcPr>
+          <w:p>
+            <w:pPr>
+              <w:spacing w:after="0"/>
+            </w:pPr>
+            <w:r>
+              <w:rPr>
+                <w:rFonts w:ascii="Aptos" w:hAnsi="Aptos"/>
+                <w:b w:val="0"/>
+                <w:color w:val="111820"/>
+                <w:sz w:val="17"/>
+              </w:rPr>
+              <w:t>Accepted OVS as the future single backend while preserving user intent</w:t>
+            </w:r>
+          </w:p>
+        </w:tc>
+        <w:tc>
+          <w:tcPr>
+            <w:tcW w:type="dxa" w:w="3168"/>
+            <w:vAlign w:val="center"/>
+            <w:tcMar>
+              <w:top w:w="90" w:type="dxa"/>
+              <w:start w:w="110" w:type="dxa"/>
+              <w:bottom w:w="90" w:type="dxa"/>
+              <w:end w:w="110" w:type="dxa"/>
+            </w:tcMar>
+            <w:shd w:fill="F3F5F7"/>
+          </w:tcPr>
+          <w:p>
+            <w:pPr>
+              <w:spacing w:after="0"/>
+            </w:pPr>
+            <w:r>
+              <w:rPr>
+                <w:rFonts w:ascii="Aptos" w:hAnsi="Aptos"/>
+                <w:b w:val="0"/>
+                <w:color w:val="111820"/>
+                <w:sz w:val="17"/>
+              </w:rPr>
+              <w:t>Proposed configuration v2; MACVLAN/IPVLAN remain current v1 Docker drivers until later phases</w:t>
             </w:r>
           </w:p>
         </w:tc>

--- a/docs/GraphX_Architecture.docx
+++ b/docs/GraphX_Architecture.docx
@@ -19,7 +19,7 @@
       <w:r>
         <w:rPr>
           <w:rFonts w:ascii="Aptos" w:hAnsi="Aptos"/>
-          <w:color w:val="2563A6"/>
+          <w:color w:val="111820"/>
           <w:sz w:val="30"/>
         </w:rPr>
         <w:t>A living reference for logical graphs, transports, network infrastructure, QEMU integration, observability, capture, history, control, and GUI behavior</w:t>
@@ -465,7 +465,7 @@
         <w:rPr>
           <w:rFonts w:ascii="Aptos" w:hAnsi="Aptos"/>
         </w:rPr>
-        <w:t xml:space="preserve">The version-1 </w:t>
+        <w:t xml:space="preserve">The versioned </w:t>
       </w:r>
       <w:r>
         <w:rPr>
@@ -479,7 +479,7 @@
         <w:rPr>
           <w:rFonts w:ascii="Aptos" w:hAnsi="Aptos"/>
         </w:rPr>
-        <w:t xml:space="preserve"> file is the authoritative source for these views. The C++ loader and the telemetry service both validate and normalize it, while the browser derives its Application and Network views from the normalized topology instead of keeping a second topology definition.</w:t>
+        <w:t xml:space="preserve"> file is the authoritative source for these views. Version 1 retains the implemented Docker-driver data plane. Version 2 expresses OVS semantic profiles and typed attachment intent, while deliberately refusing infrastructure realization until M3. The C++ loader and the telemetry service both validate and normalize configuration, while the browser derives its Application and Network views from the normalized topology instead of keeping a second topology definition.</w:t>
       </w:r>
     </w:p>
     <w:p>
@@ -561,7 +561,7 @@
         <w:rPr>
           <w:rFonts w:ascii="Aptos" w:hAnsi="Aptos"/>
         </w:rPr>
-        <w:t>The architecture is suitable for reproducible laboratories and controlled demonstrations. Its present limits are equally important: configuration version 1 allows only DAGs for GraphX-managed execution (external raw device relationships may loop); infrastructure provisioning is create/destroy rather than reconciliation; UDP is bounded but unreliable; multicast remains one logical producer-to-consumer edge; capture does not rotate automatically; OVS and application captures are not automatically cross-correlated; QEMU uses user-mode networking rather than TAP; and the telemetry/control system is a single-collector control domain rather than a distributed control plane.</w:t>
+        <w:t>The architecture is suitable for reproducible laboratories and controlled demonstrations. Its present limits are equally important: GraphX-managed execution allows only DAGs (external raw device relationships may loop); version-2 OVS realization is not yet implemented; infrastructure provisioning is create/destroy rather than reconciliation; UDP is bounded but unreliable; multicast remains one logical producer-to-consumer edge; capture does not rotate automatically; OVS and application captures are not automatically cross-correlated; QEMU uses user-mode networking rather than TAP; and the telemetry/control system is a single-collector control domain rather than a distributed control plane.</w:t>
       </w:r>
     </w:p>
     <w:p>
@@ -569,7 +569,7 @@
         <w:rPr>
           <w:rFonts w:ascii="Aptos" w:hAnsi="Aptos"/>
         </w:rPr>
-        <w:t>For Apple Silicon development, Migration M1 adds an optional Lima ARM64 Linux execution environment. The VM contains rootful Docker, system OVS, Linux namespace/veth/TAP, nftables, netem, QEMU, capture, and build tools while the repository remains mounted from macOS. High-I/O and privileged runtime state is VM-local. M1 verifies these primitives with a disposable topology but does not change the application data plane: configuration version 1 and its current Docker-driver planner remain implemented, QEMU remains on slirp, and the future configuration version 2 OVS-only backend, container veth attachment, and QEMU TAP profile remain proposed.</w:t>
+        <w:t>For Apple Silicon development, Migration M1 adds an optional Lima ARM64 Linux execution environment. The VM contains rootful Docker, system OVS, Linux namespace/veth/TAP, nftables, netem, QEMU, capture, and build tools while the repository remains mounted from macOS. High-I/O and privileged runtime state is VM-local. M1 verifies these primitives with a disposable topology. M2 adds the strict configuration version 2 intent boundary, fixed OVS semantic profiles, typed attachments, and deterministic version-1 migration. It does not change the application data plane: version-2 infrastructure commands fail closed, version 1 remains realized by the Docker-driver planner, and QEMU remains on slirp.</w:t>
       </w:r>
     </w:p>
     <w:p>
@@ -943,7 +943,7 @@
                 <w:color w:val="111820"/>
                 <w:sz w:val="17"/>
               </w:rPr>
-              <w:t>Strict config v1 model, JSON Schema, semantic validation, overrides, topology normalization</w:t>
+              <w:t>Strict config v1/v2 model, JSON Schema, semantic validation, migration, overrides, topology normalization</w:t>
             </w:r>
           </w:p>
         </w:tc>
@@ -2293,7 +2293,7 @@
                 <w:color w:val="111820"/>
                 <w:sz w:val="17"/>
               </w:rPr>
-              <w:t>Proposed configuration v2; MACVLAN/IPVLAN remain current v1 Docker drivers until later phases</w:t>
+              <w:t>M2 config v2 profiles and typed attachments; realization remains deferred while v1 Docker drivers continue</w:t>
             </w:r>
           </w:p>
         </w:tc>
@@ -2485,7 +2485,7 @@
         <w:rPr>
           <w:rFonts w:ascii="Aptos" w:hAnsi="Aptos"/>
         </w:rPr>
-        <w:t>Configuration version 1 is organized as follows:</w:t>
+        <w:t>Configuration versions 1 and 2 share the following top-level organization:</w:t>
       </w:r>
     </w:p>
     <w:tbl>
@@ -2835,7 +2835,7 @@
                 <w:color w:val="111820"/>
                 <w:sz w:val="17"/>
               </w:rPr>
-              <w:t>networks, interfaces, switches, routers, edge paths</w:t>
+              <w:t>v1 drivers/interfaces or v2 profiles/attachments, switches, routers, edge paths</w:t>
             </w:r>
           </w:p>
         </w:tc>
@@ -3020,7 +3020,77 @@
         <w:rPr>
           <w:rFonts w:ascii="Aptos" w:hAnsi="Aptos"/>
         </w:rPr>
-        <w:t>Unknown keys on core surfaces are rejected. Validation includes reference integrity, port direction/schema compatibility, transport/edge consistency, DAG constraints, addresses and subnet membership, MAC and VLAN syntax, mirror outputs, router attachments, and edge-path hops. A file is limited to 1 MiB; the model limits nodes, edges, and ports to bounded counts.</w:t>
+        <w:t xml:space="preserve">Unknown keys on core surfaces are rejected. Version 2 rejects legacy </w:t>
+      </w:r>
+      <w:r>
+        <w:rPr>
+          <w:rFonts w:ascii="Aptos Mono" w:hAnsi="Aptos Mono"/>
+          <w:color w:val="153B57"/>
+          <w:sz w:val="17"/>
+        </w:rPr>
+        <w:t>driver</w:t>
+      </w:r>
+      <w:r>
+        <w:rPr>
+          <w:rFonts w:ascii="Aptos" w:hAnsi="Aptos"/>
+        </w:rPr>
+        <w:t xml:space="preserve">, </w:t>
+      </w:r>
+      <w:r>
+        <w:rPr>
+          <w:rFonts w:ascii="Aptos Mono" w:hAnsi="Aptos Mono"/>
+          <w:color w:val="153B57"/>
+          <w:sz w:val="17"/>
+        </w:rPr>
+        <w:t>parent</w:t>
+      </w:r>
+      <w:r>
+        <w:rPr>
+          <w:rFonts w:ascii="Aptos" w:hAnsi="Aptos"/>
+        </w:rPr>
+        <w:t xml:space="preserve">, </w:t>
+      </w:r>
+      <w:r>
+        <w:rPr>
+          <w:rFonts w:ascii="Aptos Mono" w:hAnsi="Aptos Mono"/>
+          <w:color w:val="153B57"/>
+          <w:sz w:val="17"/>
+        </w:rPr>
+        <w:t>mode</w:t>
+      </w:r>
+      <w:r>
+        <w:rPr>
+          <w:rFonts w:ascii="Aptos" w:hAnsi="Aptos"/>
+        </w:rPr>
+        <w:t xml:space="preserve">, </w:t>
+      </w:r>
+      <w:r>
+        <w:rPr>
+          <w:rFonts w:ascii="Aptos Mono" w:hAnsi="Aptos Mono"/>
+          <w:color w:val="153B57"/>
+          <w:sz w:val="17"/>
+        </w:rPr>
+        <w:t>network.interfaces</w:t>
+      </w:r>
+      <w:r>
+        <w:rPr>
+          <w:rFonts w:ascii="Aptos" w:hAnsi="Aptos"/>
+        </w:rPr>
+        <w:t xml:space="preserve">, and </w:t>
+      </w:r>
+      <w:r>
+        <w:rPr>
+          <w:rFonts w:ascii="Aptos Mono" w:hAnsi="Aptos Mono"/>
+          <w:color w:val="153B57"/>
+          <w:sz w:val="17"/>
+        </w:rPr>
+        <w:t>deployment.network</w:t>
+      </w:r>
+      <w:r>
+        <w:rPr>
+          <w:rFonts w:ascii="Aptos" w:hAnsi="Aptos"/>
+        </w:rPr>
+        <w:t xml:space="preserve"> fields. Its fixed profiles define MAC identity, learning/filtering, ARP, broadcast/multicast, routing, isolation, and management behavior; its typed attachments distinguish container veth, namespace veth, QEMU TAP, external, and mirror intent. Validation includes reference integrity, port direction/schema compatibility, transport/edge consistency, DAG constraints, addresses and subnet membership, MAC and VLAN syntax, mirror outputs, router attachments, and edge-path hops. A file is limited to 1 MiB; the model limits nodes, edges, and ports to bounded counts.</w:t>
       </w:r>
     </w:p>
     <w:p>
@@ -3163,7 +3233,7 @@
         <w:rPr>
           <w:rFonts w:ascii="Aptos" w:hAnsi="Aptos"/>
         </w:rPr>
-        <w:t xml:space="preserve"> ports, a transport name, and a data-plane classification. Version 1 requires the GraphX-managed data plane to be a directed acyclic graph because the current blocking startup/lifecycle model cannot safely schedule feedback cycles. External raw edges are descriptive rather than scheduled and may form a physical control/data loop; ADR 0014 records that narrow exception.</w:t>
+        <w:t xml:space="preserve"> ports, a transport name, and a data-plane classification. Both configuration versions require the GraphX-managed data plane to be a directed acyclic graph because the current blocking startup/lifecycle model cannot safely schedule feedback cycles. External raw edges are descriptive rather than scheduled and may form a physical control/data loop; ADR 0014 records that narrow exception.</w:t>
       </w:r>
     </w:p>
     <w:p>
@@ -3273,7 +3343,7 @@
         <w:rPr>
           <w:rFonts w:ascii="Aptos" w:hAnsi="Aptos"/>
         </w:rPr>
-        <w:t xml:space="preserve">The CLI validates and inspects configuration and plans network infrastructure. </w:t>
+        <w:t xml:space="preserve">The CLI validates and inspects both configuration versions. For version 1, </w:t>
       </w:r>
       <w:r>
         <w:rPr>
@@ -3315,7 +3385,7 @@
         <w:rPr>
           <w:rFonts w:ascii="Aptos" w:hAnsi="Aptos"/>
         </w:rPr>
-        <w:t xml:space="preserve"> manage host/network resources; Compose manages application services; QEMU demo scripts manage their own host or container VM resources. These owners must be stopped in dependency order: application workloads first, then external networks and host infrastructure.</w:t>
+        <w:t xml:space="preserve"> plan or manage host/network resources; version-2 infrastructure operations fail closed until M3. Compose manages current application services, and QEMU demo scripts manage their own host or container VM resources. These owners must be stopped in dependency order: application workloads first, then external networks and host infrastructure.</w:t>
       </w:r>
     </w:p>
     <w:p>
@@ -4886,7 +4956,7 @@
                 <w:color w:val="111820"/>
                 <w:sz w:val="17"/>
               </w:rPr>
-              <w:t>Network</w:t>
+              <w:t>Version-1 network</w:t>
             </w:r>
           </w:p>
         </w:tc>
@@ -4970,7 +5040,7 @@
                 <w:color w:val="111820"/>
                 <w:sz w:val="17"/>
               </w:rPr>
-              <w:t>Node interface</w:t>
+              <w:t>Version-1 node interface</w:t>
             </w:r>
           </w:p>
         </w:tc>
@@ -5055,7 +5125,7 @@
                 <w:color w:val="111820"/>
                 <w:sz w:val="17"/>
               </w:rPr>
-              <w:t>OVS switch</w:t>
+              <w:t>Version-2 network</w:t>
             </w:r>
           </w:p>
         </w:tc>
@@ -5081,7 +5151,7 @@
                 <w:color w:val="111820"/>
                 <w:sz w:val="17"/>
               </w:rPr>
-              <w:t>Bridge ID, datapath, ports, veth peer, VLAN access/trunk metadata, optional mirror</w:t>
+              <w:t>ID, fixed semantic profile, subnets, gateway, uplink, external intent</w:t>
             </w:r>
           </w:p>
         </w:tc>
@@ -5107,7 +5177,7 @@
                 <w:color w:val="111820"/>
                 <w:sz w:val="17"/>
               </w:rPr>
-              <w:t>OVS bridge/ports and SPAN configuration</w:t>
+              <w:t>OVS-only intent; realization begins in M3</w:t>
             </w:r>
           </w:p>
         </w:tc>
@@ -5139,7 +5209,7 @@
                 <w:color w:val="111820"/>
                 <w:sz w:val="17"/>
               </w:rPr>
-              <w:t>Router</w:t>
+              <w:t>Version-2 attachment</w:t>
             </w:r>
           </w:p>
         </w:tc>
@@ -5166,7 +5236,7 @@
                 <w:color w:val="111820"/>
                 <w:sz w:val="17"/>
               </w:rPr>
-              <w:t>Namespace/container kind, interfaces, addresses, forwarding, routes, policies</w:t>
+              <w:t>Kind, owner, network, address/MAC, interface/peer/switch as applicable</w:t>
             </w:r>
           </w:p>
         </w:tc>
@@ -5193,7 +5263,7 @@
                 <w:color w:val="111820"/>
                 <w:sz w:val="17"/>
               </w:rPr>
-              <w:t>Linux netns or router container; IP forwarding and nftables</w:t>
+              <w:t>Container/namespace veth, QEMU TAP, external, or mirror intent; not realized in M2</w:t>
             </w:r>
           </w:p>
         </w:tc>
@@ -5224,7 +5294,7 @@
                 <w:color w:val="111820"/>
                 <w:sz w:val="17"/>
               </w:rPr>
-              <w:t>Edge path</w:t>
+              <w:t>OVS switch</w:t>
             </w:r>
           </w:p>
         </w:tc>
@@ -5250,7 +5320,7 @@
                 <w:color w:val="111820"/>
                 <w:sz w:val="17"/>
               </w:rPr>
-              <w:t>Logical edge ID and ordered hops</w:t>
+              <w:t>Bridge ID, datapath, ports, veth peer, VLAN access/trunk metadata, optional mirror</w:t>
             </w:r>
           </w:p>
         </w:tc>
@@ -5276,7 +5346,7 @@
                 <w:color w:val="111820"/>
                 <w:sz w:val="17"/>
               </w:rPr>
-              <w:t>Presentation/inspection correlation</w:t>
+              <w:t>OVS bridge/ports and SPAN configuration</w:t>
             </w:r>
           </w:p>
         </w:tc>
@@ -5308,7 +5378,7 @@
                 <w:color w:val="111820"/>
                 <w:sz w:val="17"/>
               </w:rPr>
-              <w:t>Fault</w:t>
+              <w:t>Router</w:t>
             </w:r>
           </w:p>
         </w:tc>
@@ -5335,7 +5405,7 @@
                 <w:color w:val="111820"/>
                 <w:sz w:val="17"/>
               </w:rPr>
-              <w:t>Router/interface and delay, jitter, loss, optional rate</w:t>
+              <w:t>Namespace/container kind, interfaces, addresses, forwarding, routes, policies</w:t>
             </w:r>
           </w:p>
         </w:tc>
@@ -5362,6 +5432,175 @@
                 <w:color w:val="111820"/>
                 <w:sz w:val="17"/>
               </w:rPr>
+              <w:t>Linux netns or router container; IP forwarding and nftables</w:t>
+            </w:r>
+          </w:p>
+        </w:tc>
+      </w:tr>
+      <w:tr>
+        <w:trPr>
+          <w:cantSplit/>
+        </w:trPr>
+        <w:tc>
+          <w:tcPr>
+            <w:tcW w:type="dxa" w:w="2592"/>
+            <w:vAlign w:val="center"/>
+            <w:tcMar>
+              <w:top w:w="90" w:type="dxa"/>
+              <w:start w:w="110" w:type="dxa"/>
+              <w:bottom w:w="90" w:type="dxa"/>
+              <w:end w:w="110" w:type="dxa"/>
+            </w:tcMar>
+          </w:tcPr>
+          <w:p>
+            <w:pPr>
+              <w:spacing w:after="0"/>
+            </w:pPr>
+            <w:r>
+              <w:rPr>
+                <w:rFonts w:ascii="Aptos" w:hAnsi="Aptos"/>
+                <w:b w:val="0"/>
+                <w:color w:val="111820"/>
+                <w:sz w:val="17"/>
+              </w:rPr>
+              <w:t>Edge path</w:t>
+            </w:r>
+          </w:p>
+        </w:tc>
+        <w:tc>
+          <w:tcPr>
+            <w:tcW w:type="dxa" w:w="3816"/>
+            <w:vAlign w:val="center"/>
+            <w:tcMar>
+              <w:top w:w="90" w:type="dxa"/>
+              <w:start w:w="110" w:type="dxa"/>
+              <w:bottom w:w="90" w:type="dxa"/>
+              <w:end w:w="110" w:type="dxa"/>
+            </w:tcMar>
+          </w:tcPr>
+          <w:p>
+            <w:pPr>
+              <w:spacing w:after="0"/>
+            </w:pPr>
+            <w:r>
+              <w:rPr>
+                <w:rFonts w:ascii="Aptos" w:hAnsi="Aptos"/>
+                <w:b w:val="0"/>
+                <w:color w:val="111820"/>
+                <w:sz w:val="17"/>
+              </w:rPr>
+              <w:t>Logical edge ID and ordered hops</w:t>
+            </w:r>
+          </w:p>
+        </w:tc>
+        <w:tc>
+          <w:tcPr>
+            <w:tcW w:type="dxa" w:w="3168"/>
+            <w:vAlign w:val="center"/>
+            <w:tcMar>
+              <w:top w:w="90" w:type="dxa"/>
+              <w:start w:w="110" w:type="dxa"/>
+              <w:bottom w:w="90" w:type="dxa"/>
+              <w:end w:w="110" w:type="dxa"/>
+            </w:tcMar>
+          </w:tcPr>
+          <w:p>
+            <w:pPr>
+              <w:spacing w:after="0"/>
+            </w:pPr>
+            <w:r>
+              <w:rPr>
+                <w:rFonts w:ascii="Aptos" w:hAnsi="Aptos"/>
+                <w:b w:val="0"/>
+                <w:color w:val="111820"/>
+                <w:sz w:val="17"/>
+              </w:rPr>
+              <w:t>Presentation/inspection correlation</w:t>
+            </w:r>
+          </w:p>
+        </w:tc>
+      </w:tr>
+      <w:tr>
+        <w:trPr>
+          <w:cantSplit/>
+        </w:trPr>
+        <w:tc>
+          <w:tcPr>
+            <w:tcW w:type="dxa" w:w="2592"/>
+            <w:vAlign w:val="center"/>
+            <w:tcMar>
+              <w:top w:w="90" w:type="dxa"/>
+              <w:start w:w="110" w:type="dxa"/>
+              <w:bottom w:w="90" w:type="dxa"/>
+              <w:end w:w="110" w:type="dxa"/>
+            </w:tcMar>
+            <w:shd w:fill="F3F5F7"/>
+          </w:tcPr>
+          <w:p>
+            <w:pPr>
+              <w:spacing w:after="0"/>
+            </w:pPr>
+            <w:r>
+              <w:rPr>
+                <w:rFonts w:ascii="Aptos" w:hAnsi="Aptos"/>
+                <w:b w:val="0"/>
+                <w:color w:val="111820"/>
+                <w:sz w:val="17"/>
+              </w:rPr>
+              <w:t>Fault</w:t>
+            </w:r>
+          </w:p>
+        </w:tc>
+        <w:tc>
+          <w:tcPr>
+            <w:tcW w:type="dxa" w:w="3816"/>
+            <w:vAlign w:val="center"/>
+            <w:tcMar>
+              <w:top w:w="90" w:type="dxa"/>
+              <w:start w:w="110" w:type="dxa"/>
+              <w:bottom w:w="90" w:type="dxa"/>
+              <w:end w:w="110" w:type="dxa"/>
+            </w:tcMar>
+            <w:shd w:fill="F3F5F7"/>
+          </w:tcPr>
+          <w:p>
+            <w:pPr>
+              <w:spacing w:after="0"/>
+            </w:pPr>
+            <w:r>
+              <w:rPr>
+                <w:rFonts w:ascii="Aptos" w:hAnsi="Aptos"/>
+                <w:b w:val="0"/>
+                <w:color w:val="111820"/>
+                <w:sz w:val="17"/>
+              </w:rPr>
+              <w:t>Router/interface and delay, jitter, loss, optional rate</w:t>
+            </w:r>
+          </w:p>
+        </w:tc>
+        <w:tc>
+          <w:tcPr>
+            <w:tcW w:type="dxa" w:w="3168"/>
+            <w:vAlign w:val="center"/>
+            <w:tcMar>
+              <w:top w:w="90" w:type="dxa"/>
+              <w:start w:w="110" w:type="dxa"/>
+              <w:bottom w:w="90" w:type="dxa"/>
+              <w:end w:w="110" w:type="dxa"/>
+            </w:tcMar>
+            <w:shd w:fill="F3F5F7"/>
+          </w:tcPr>
+          <w:p>
+            <w:pPr>
+              <w:spacing w:after="0"/>
+            </w:pPr>
+            <w:r>
+              <w:rPr>
+                <w:rFonts w:ascii="Aptos" w:hAnsi="Aptos"/>
+                <w:b w:val="0"/>
+                <w:color w:val="111820"/>
+                <w:sz w:val="17"/>
+              </w:rPr>
               <w:t>tc netem</w:t>
             </w:r>
             <w:r>
@@ -5387,7 +5626,7 @@
         <w:rPr>
           <w:rFonts w:ascii="Aptos" w:hAnsi="Aptos"/>
         </w:rPr>
-        <w:t xml:space="preserve">The loader validates IPv4 subnet membership, MAC syntax, VLAN ranges, references, mirrors, and path connectivity before infrastructure commands run. Plans execute argument arrays without a shell and can be reviewed with </w:t>
+        <w:t xml:space="preserve">The loader validates IPv4 subnet membership, MAC syntax, VLAN ranges, references, attachment ownership, mirrors, and path connectivity before infrastructure commands run. Version-1 plans execute argument arrays without a shell and can be reviewed with </w:t>
       </w:r>
       <w:r>
         <w:rPr>
@@ -5396,6 +5635,20 @@
           <w:sz w:val="17"/>
         </w:rPr>
         <w:t>--dry-run</w:t>
+      </w:r>
+      <w:r>
+        <w:rPr>
+          <w:rFonts w:ascii="Aptos" w:hAnsi="Aptos"/>
+        </w:rPr>
+        <w:t xml:space="preserve">; version 2 cannot enter that planner. Source-to-source migration loads the literal version-1 file without runtime </w:t>
+      </w:r>
+      <w:r>
+        <w:rPr>
+          <w:rFonts w:ascii="Aptos Mono" w:hAnsi="Aptos Mono"/>
+          <w:color w:val="153B57"/>
+          <w:sz w:val="17"/>
+        </w:rPr>
+        <w:t>GRAPHX_OVERRIDES</w:t>
       </w:r>
       <w:r>
         <w:rPr>
@@ -11517,7 +11770,7 @@
         <w:rPr>
           <w:rFonts w:ascii="Aptos" w:hAnsi="Aptos"/>
         </w:rPr>
-        <w:t xml:space="preserve">ADR 0016 and ADR 0017 accept a new migration track without claiming that its runtime is already implemented. Migration work packages use </w:t>
+        <w:t xml:space="preserve">ADR 0016 and ADR 0017 accept a new migration track. M1 supplies the Linux execution boundary and M2 supplies the version-2 configuration boundary, but the OVS application runtime is not yet implemented. Migration work packages use </w:t>
       </w:r>
       <w:r>
         <w:rPr>
@@ -11578,7 +11831,7 @@
         <w:rPr>
           <w:rFonts w:ascii="Aptos" w:hAnsi="Aptos"/>
         </w:rPr>
-        <w:t>3. M2 introduces configuration version 2 and packet-verifiable MACVLAN/IPVLAN</w:t>
+        <w:t>3. M2 implements configuration version 2, packet-verifiable MACVLAN/IPVLAN</w:t>
       </w:r>
     </w:p>
     <w:p>
@@ -11586,7 +11839,7 @@
         <w:rPr>
           <w:rFonts w:ascii="Aptos" w:hAnsi="Aptos"/>
         </w:rPr>
-        <w:t>semantic profiles without changing version-1 meaning.</w:t>
+        <w:t>semantic profiles, typed attachments, and deterministic migration without changing version-1 meaning.</w:t>
       </w:r>
     </w:p>
     <w:p>
@@ -11657,7 +11910,7 @@
         <w:rPr>
           <w:rFonts w:ascii="Aptos" w:hAnsi="Aptos"/>
         </w:rPr>
-        <w:t>Until those phases pass, the current Docker-driver, Docker Desktop simulation, and QEMU slirp descriptions in this document remain descriptions of implemented behavior.</w:t>
+        <w:t>Until M3 and the later realization phases pass, the current Docker-driver, Docker Desktop simulation, and QEMU slirp descriptions in this document remain descriptions of implemented runtime behavior. Version-2 infrastructure, route, and fault operations fail closed rather than falling back to that legacy path.</w:t>
       </w:r>
     </w:p>
     <w:p>
@@ -13615,7 +13868,7 @@
                 <w:color w:val="111820"/>
                 <w:sz w:val="17"/>
               </w:rPr>
-              <w:t xml:space="preserve">, and the active M1 contracts under </w:t>
+              <w:t xml:space="preserve">, and the active M2 contracts under </w:t>
             </w:r>
             <w:r>
               <w:rPr>
@@ -14919,7 +15172,7 @@
       <w:rFonts w:asciiTheme="majorHAnsi" w:eastAsiaTheme="majorEastAsia" w:hAnsiTheme="majorHAnsi" w:cstheme="majorBidi" w:ascii="Aptos Display" w:hAnsi="Aptos Display"/>
       <w:b/>
       <w:bCs/>
-      <w:color w:val="17324D"/>
+      <w:color w:val="111820"/>
       <w:sz w:val="38"/>
       <w:szCs w:val="28"/>
     </w:rPr>
@@ -14943,7 +15196,7 @@
       <w:rFonts w:asciiTheme="majorHAnsi" w:eastAsiaTheme="majorEastAsia" w:hAnsiTheme="majorHAnsi" w:cstheme="majorBidi" w:ascii="Aptos Display" w:hAnsi="Aptos Display"/>
       <w:b/>
       <w:bCs/>
-      <w:color w:val="2563A6"/>
+      <w:color w:val="111820"/>
       <w:sz w:val="28"/>
       <w:szCs w:val="26"/>
     </w:rPr>
@@ -14967,7 +15220,7 @@
       <w:rFonts w:asciiTheme="majorHAnsi" w:eastAsiaTheme="majorEastAsia" w:hAnsiTheme="majorHAnsi" w:cstheme="majorBidi" w:ascii="Aptos Display" w:hAnsi="Aptos Display"/>
       <w:b/>
       <w:bCs/>
-      <w:color w:val="16877A"/>
+      <w:color w:val="111820"/>
       <w:sz w:val="23"/>
     </w:rPr>
   </w:style>
@@ -15200,16 +15453,13 @@
     <w:rsid w:val="00FC693F"/>
     <w:pPr>
       <w:keepNext/>
-      <w:pBdr>
-        <w:bottom w:val="single" w:sz="8" w:space="4" w:color="4F81BD" w:themeColor="accent1"/>
-      </w:pBdr>
       <w:spacing w:after="280" w:line="240" w:lineRule="auto" w:before="0"/>
       <w:contextualSpacing/>
     </w:pPr>
     <w:rPr>
       <w:rFonts w:asciiTheme="majorHAnsi" w:eastAsiaTheme="majorEastAsia" w:hAnsiTheme="majorHAnsi" w:cstheme="majorBidi" w:ascii="Aptos Display" w:hAnsi="Aptos Display"/>
       <w:b/>
-      <w:color w:val="17324D"/>
+      <w:color w:val="111820"/>
       <w:spacing w:val="5"/>
       <w:kern w:val="28"/>
       <w:sz w:val="62"/>

--- a/docs/GraphX_Architecture.docx
+++ b/docs/GraphX_Architecture.docx
@@ -61,7 +61,7 @@
               <w:br/>
               <w:t>Repository architecture baseline</w:t>
               <w:br/>
-              <w:t>Reviewed 2026-09-08</w:t>
+              <w:t>Reviewed 2026-09-09</w:t>
             </w:r>
           </w:p>
         </w:tc>
@@ -479,7 +479,7 @@
         <w:rPr>
           <w:rFonts w:ascii="Aptos" w:hAnsi="Aptos"/>
         </w:rPr>
-        <w:t xml:space="preserve"> file is the authoritative source for these views. Version 1 retains the implemented Docker-driver data plane. Version 2 expresses OVS semantic profiles and typed attachment intent, while deliberately refusing infrastructure realization until M3. The C++ loader and the telemetry service both validate and normalize configuration, while the browser derives its Application and Network views from the normalized topology instead of keeping a second topology definition.</w:t>
+        <w:t xml:space="preserve"> file is the authoritative source for these views. Version 1 retains the implemented Docker-driver data plane. Version 2 expresses OVS semantic profiles and typed attachment intent; M3 realizes its identity-owned OVS bridge boundary while endpoints remain deferred. The C++ loader and the telemetry service both validate and normalize configuration, while the browser derives its Application and Network views from the normalized topology instead of keeping a second topology definition.</w:t>
       </w:r>
     </w:p>
     <w:p>
@@ -561,7 +561,7 @@
         <w:rPr>
           <w:rFonts w:ascii="Aptos" w:hAnsi="Aptos"/>
         </w:rPr>
-        <w:t>The architecture is suitable for reproducible laboratories and controlled demonstrations. Its present limits are equally important: GraphX-managed execution allows only DAGs (external raw device relationships may loop); version-2 OVS realization is not yet implemented; infrastructure provisioning is create/destroy rather than reconciliation; UDP is bounded but unreliable; multicast remains one logical producer-to-consumer edge; capture does not rotate automatically; OVS and application captures are not automatically cross-correlated; QEMU uses user-mode networking rather than TAP; and the telemetry/control system is a single-collector control domain rather than a distributed control plane.</w:t>
+        <w:t>The architecture is suitable for reproducible laboratories and controlled demonstrations. Its present limits are equally important: GraphX-managed execution allows only DAGs (external raw device relationships may loop); version-2 realization currently owns OVS bridges but not endpoint attachments or profile flows; infrastructure provisioning is create/destroy rather than reconciliation; UDP is bounded but unreliable; multicast remains one logical producer-to-consumer edge; capture does not rotate automatically; OVS and application captures are not automatically cross-correlated; QEMU uses user-mode networking rather than TAP; and the telemetry/control system is a single-collector control domain rather than a distributed control plane.</w:t>
       </w:r>
     </w:p>
     <w:p>
@@ -569,7 +569,7 @@
         <w:rPr>
           <w:rFonts w:ascii="Aptos" w:hAnsi="Aptos"/>
         </w:rPr>
-        <w:t>For Apple Silicon development, Migration M1 adds an optional Lima ARM64 Linux execution environment. The VM contains rootful Docker, system OVS, Linux namespace/veth/TAP, nftables, netem, QEMU, capture, and build tools while the repository remains mounted from macOS. High-I/O and privileged runtime state is VM-local. M1 verifies these primitives with a disposable topology. M2 adds the strict configuration version 2 intent boundary, fixed OVS semantic profiles, typed attachments, and deterministic version-1 migration. It does not change the application data plane: version-2 infrastructure commands fail closed, version 1 remains realized by the Docker-driver planner, and QEMU remains on slirp.</w:t>
+        <w:t>For Apple Silicon development, Migration M1 adds an optional Lima ARM64 Linux execution environment. The VM contains rootful Docker, system OVS, Linux namespace/veth/TAP, nftables, netem, QEMU, capture, and build tools while the repository remains mounted from macOS. High-I/O and privileged runtime state is VM-local. M1 verifies these primitives with a disposable topology. M2 adds the strict configuration version 2 intent boundary, fixed OVS semantic profiles, typed attachments, and deterministic version-1 migration. M3 adds a persistent, identity-safe OVS bridge lifecycle for version 2 without changing the application data plane. Version 1 remains realized by the Docker-driver planner, while version-2 endpoints and QEMU TAP remain deferred and QEMU continues to use slirp.</w:t>
       </w:r>
     </w:p>
     <w:p>
@@ -2293,7 +2293,7 @@
                 <w:color w:val="111820"/>
                 <w:sz w:val="17"/>
               </w:rPr>
-              <w:t>M2 config v2 profiles and typed attachments; realization remains deferred while v1 Docker drivers continue</w:t>
+              <w:t>M2 config v2 profiles and typed attachments; M3 identity-owned bridge lifecycle; endpoint realization remains deferred while v1 Docker drivers continue</w:t>
             </w:r>
           </w:p>
         </w:tc>
@@ -3385,7 +3385,7 @@
         <w:rPr>
           <w:rFonts w:ascii="Aptos" w:hAnsi="Aptos"/>
         </w:rPr>
-        <w:t xml:space="preserve"> plan or manage host/network resources; version-2 infrastructure operations fail closed until M3. Compose manages current application services, and QEMU demo scripts manage their own host or container VM resources. These owners must be stopped in dependency order: application workloads first, then external networks and host infrastructure.</w:t>
+        <w:t xml:space="preserve"> plan or manage host/network resources. For version 2, M3 provides persistent, identity-safe OVS bridge create, status, destroy, and interrupted-create recovery; endpoint attachment remains deferred. Compose manages current application services, and QEMU demo scripts manage their own host or container VM resources. These owners must be stopped in dependency order: application workloads first, then external networks and host infrastructure.</w:t>
       </w:r>
     </w:p>
     <w:p>
@@ -11770,7 +11770,7 @@
         <w:rPr>
           <w:rFonts w:ascii="Aptos" w:hAnsi="Aptos"/>
         </w:rPr>
-        <w:t xml:space="preserve">ADR 0016 and ADR 0017 accept a new migration track. M1 supplies the Linux execution boundary and M2 supplies the version-2 configuration boundary, but the OVS application runtime is not yet implemented. Migration work packages use </w:t>
+        <w:t xml:space="preserve">ADR 0016 and ADR 0017 accept a new migration track. M1 supplies the Linux execution boundary, M2 supplies the version-2 configuration boundary, and M3 supplies persistent identity-safe OVS bridge ownership. Endpoint attachment and profile realization are not yet implemented. Migration work packages use </w:t>
       </w:r>
       <w:r>
         <w:rPr>
@@ -11850,7 +11850,7 @@
         <w:rPr>
           <w:rFonts w:ascii="Aptos" w:hAnsi="Aptos"/>
         </w:rPr>
-        <w:t>4. M3 and M4 add identity-safe ownership, OVS lifecycle, and container veth</w:t>
+        <w:t>4. M3 implements locked persistent ownership state and an identity-safe OVS</w:t>
       </w:r>
     </w:p>
     <w:p>
@@ -11858,7 +11858,7 @@
         <w:rPr>
           <w:rFonts w:ascii="Aptos" w:hAnsi="Aptos"/>
         </w:rPr>
-        <w:t>attachment.</w:t>
+        <w:t>bridge lifecycle; M4 adds container and namespace veth attachment.</w:t>
       </w:r>
     </w:p>
     <w:p>
@@ -11910,7 +11910,7 @@
         <w:rPr>
           <w:rFonts w:ascii="Aptos" w:hAnsi="Aptos"/>
         </w:rPr>
-        <w:t>Until M3 and the later realization phases pass, the current Docker-driver, Docker Desktop simulation, and QEMU slirp descriptions in this document remain descriptions of implemented runtime behavior. Version-2 infrastructure, route, and fault operations fail closed rather than falling back to that legacy path.</w:t>
+        <w:t>Until the later endpoint realization phases pass, the current Docker-driver, Docker Desktop simulation, and QEMU slirp descriptions in this document remain descriptions of implemented runtime behavior. Version-2 bridge create, status, destroy, and interrupted-create recovery use the M3 ownership ledger; ports, routes, faults, capture, containers, namespaces, and TAP remain deferred rather than falling back to the legacy path.</w:t>
       </w:r>
     </w:p>
     <w:p>
@@ -12069,7 +12069,7 @@
         <w:rPr>
           <w:rFonts w:ascii="Aptos" w:hAnsi="Aptos"/>
         </w:rPr>
-        <w:t>1. Implement the accepted M3 reconcile/rollback/ownership contract before expanding beyond laboratories.</w:t>
+        <w:t>1. Independently verify the implemented M3 reconcile/rollback/ownership contract before expanding beyond laboratories.</w:t>
       </w:r>
     </w:p>
     <w:p>

--- a/docs/GraphX_Architecture.docx
+++ b/docs/GraphX_Architecture.docx
@@ -479,7 +479,7 @@
         <w:rPr>
           <w:rFonts w:ascii="Aptos" w:hAnsi="Aptos"/>
         </w:rPr>
-        <w:t xml:space="preserve"> file is the authoritative source for these views. Version 1 retains the implemented Docker-driver data plane. Version 2 expresses OVS semantic profiles and typed attachment intent; M3 realizes its identity-owned OVS bridge boundary while endpoints remain deferred. The C++ loader and the telemetry service both validate and normalize configuration, while the browser derives its Application and Network views from the normalized topology instead of keeping a second topology definition.</w:t>
+        <w:t xml:space="preserve"> file is the authoritative source for these views. Version 1 retains the implemented Docker-driver data plane. Version 2 expresses OVS semantic profiles and typed attachment intent; M3 realizes identity-owned OVS bridges and M4 attaches verified managed containers with owned veth pairs. The C++ loader and the telemetry service both validate and normalize configuration, while the browser derives its Application and Network views from the normalized topology instead of keeping a second topology definition.</w:t>
       </w:r>
     </w:p>
     <w:p>
@@ -561,7 +561,7 @@
         <w:rPr>
           <w:rFonts w:ascii="Aptos" w:hAnsi="Aptos"/>
         </w:rPr>
-        <w:t>The architecture is suitable for reproducible laboratories and controlled demonstrations. Its present limits are equally important: GraphX-managed execution allows only DAGs (external raw device relationships may loop); version-2 realization currently owns OVS bridges but not endpoint attachments or profile flows; infrastructure provisioning is create/destroy rather than reconciliation; UDP is bounded but unreliable; multicast remains one logical producer-to-consumer edge; capture does not rotate automatically; OVS and application captures are not automatically cross-correlated; QEMU uses user-mode networking rather than TAP; and the telemetry/control system is a single-collector control domain rather than a distributed control plane.</w:t>
+        <w:t>The architecture is suitable for reproducible laboratories and controlled demonstrations. Its present limits are equally important: GraphX-managed execution allows only DAGs (external raw device relationships may loop); version-2 realization owns OVS bridges and managed-container veth endpoints but not namespace/TAP endpoints or profile flows; infrastructure provisioning is create/destroy rather than reconciliation; UDP is bounded but unreliable; multicast remains one logical producer-to-consumer edge; capture does not rotate automatically; OVS and application captures are not automatically cross-correlated; QEMU uses user-mode networking rather than TAP; and the telemetry/control system is a single-collector control domain rather than a distributed control plane.</w:t>
       </w:r>
     </w:p>
     <w:p>
@@ -569,7 +569,7 @@
         <w:rPr>
           <w:rFonts w:ascii="Aptos" w:hAnsi="Aptos"/>
         </w:rPr>
-        <w:t>For Apple Silicon development, Migration M1 adds an optional Lima ARM64 Linux execution environment. The VM contains rootful Docker, system OVS, Linux namespace/veth/TAP, nftables, netem, QEMU, capture, and build tools while the repository remains mounted from macOS. High-I/O and privileged runtime state is VM-local. M1 verifies these primitives with a disposable topology. M2 adds the strict configuration version 2 intent boundary, fixed OVS semantic profiles, typed attachments, and deterministic version-1 migration. M3 adds a persistent, identity-safe OVS bridge lifecycle for version 2 without changing the application data plane. Version 1 remains realized by the Docker-driver planner, while version-2 endpoints and QEMU TAP remain deferred and QEMU continues to use slirp.</w:t>
+        <w:t>For Apple Silicon development, Migration M1 adds an optional Lima ARM64 Linux execution environment. The VM contains rootful Docker, system OVS, Linux namespace/veth/TAP, nftables, netem, QEMU, capture, and build tools while the repository remains mounted from macOS. High-I/O and privileged runtime state is VM-local. M1 verifies these primitives with a disposable topology. M2 adds the strict configuration version 2 intent boundary, fixed OVS semantic profiles, typed attachments, and deterministic version-1 migration. M3 adds a persistent, identity-safe OVS bridge lifecycle for version 2. M4 adds container veth attachment through OVS, resolving each workload by its Compose project and service labels and recording its full container ID and network-namespace inode. Version 1 remains realized by the Docker-driver planner, while namespace veth, profile-flow, and QEMU TAP realization remain deferred and QEMU continues to use slirp.</w:t>
       </w:r>
     </w:p>
     <w:p>
@@ -2293,7 +2293,7 @@
                 <w:color w:val="111820"/>
                 <w:sz w:val="17"/>
               </w:rPr>
-              <w:t>M2 config v2 profiles and typed attachments; M3 identity-owned bridge lifecycle; endpoint realization remains deferred while v1 Docker drivers continue</w:t>
+              <w:t>M2 config v2 profiles and typed attachments; M3 identity-owned bridges; M4 managed-container veth endpoints; namespace/TAP endpoints and profile flows remain deferred while v1 Docker drivers continue</w:t>
             </w:r>
           </w:p>
         </w:tc>
@@ -3291,7 +3291,7 @@
         <w:rPr>
           <w:rFonts w:ascii="Aptos" w:hAnsi="Aptos"/>
         </w:rPr>
-        <w:t>. The standard demo runs generator, transform, sink, and telemetry as hardened Compose services on a private bridge. Network laboratories use separate Compose projects attached to external networks owned by the infrastructure lifecycle. QEMU changes the placement model without changing the logical application.</w:t>
+        <w:t>. Version 2 also declares the Compose project identity used to resolve a unique running service container without trusting a mutable container name. The standard demo runs generator, transform, sink, and telemetry as hardened Compose services on a private management bridge. M4 data-plane interfaces are separate veth peers attached only to OVS. QEMU changes the placement model without changing the logical application.</w:t>
       </w:r>
     </w:p>
     <w:p>
@@ -3385,7 +3385,7 @@
         <w:rPr>
           <w:rFonts w:ascii="Aptos" w:hAnsi="Aptos"/>
         </w:rPr>
-        <w:t xml:space="preserve"> plan or manage host/network resources. For version 2, M3 provides persistent, identity-safe OVS bridge create, status, destroy, and interrupted-create recovery; endpoint attachment remains deferred. Compose manages current application services, and QEMU demo scripts manage their own host or container VM resources. These owners must be stopped in dependency order: application workloads first, then external networks and host infrastructure.</w:t>
+        <w:t xml:space="preserve"> plan or manage host/network resources. For version 2, M3 provides persistent OVS bridge ownership and M4 extends the same lifecycle to container veth attachment, configuration, status, rollback, and recovery. Compose still manages application processes and management connectivity; GraphX verifies project/service labels, image, full container ID, PID, and namespace inode before moving the data-plane peer. A replacement namespace is reported unhealthy and requires an explicit destroy/create reattachment cycle. Namespace and TAP endpoints remain deferred.</w:t>
       </w:r>
     </w:p>
     <w:p>
@@ -11770,7 +11770,7 @@
         <w:rPr>
           <w:rFonts w:ascii="Aptos" w:hAnsi="Aptos"/>
         </w:rPr>
-        <w:t xml:space="preserve">ADR 0016 and ADR 0017 accept a new migration track. M1 supplies the Linux execution boundary, M2 supplies the version-2 configuration boundary, and M3 supplies persistent identity-safe OVS bridge ownership. Endpoint attachment and profile realization are not yet implemented. Migration work packages use </w:t>
+        <w:t xml:space="preserve">ADR 0016 and ADR 0017 accept a new migration track. M1 supplies the Linux execution boundary, M2 supplies the version-2 configuration boundary, and M3 supplies persistent identity-safe OVS bridge ownership, and M4 supplies restart-aware container veth attachment through OVS. Namespace/TAP attachment and profile realization are not yet implemented. Migration work packages use </w:t>
       </w:r>
       <w:r>
         <w:rPr>
@@ -11858,7 +11858,7 @@
         <w:rPr>
           <w:rFonts w:ascii="Aptos" w:hAnsi="Aptos"/>
         </w:rPr>
-        <w:t>bridge lifecycle; M4 adds container and namespace veth attachment.</w:t>
+        <w:t>bridge lifecycle; M4 extends it to managed-container veth attachment.</w:t>
       </w:r>
     </w:p>
     <w:p>
@@ -11910,7 +11910,7 @@
         <w:rPr>
           <w:rFonts w:ascii="Aptos" w:hAnsi="Aptos"/>
         </w:rPr>
-        <w:t>Until the later endpoint realization phases pass, the current Docker-driver, Docker Desktop simulation, and QEMU slirp descriptions in this document remain descriptions of implemented runtime behavior. Version-2 bridge create, status, destroy, and interrupted-create recovery use the M3 ownership ledger; ports, routes, faults, capture, containers, namespaces, and TAP remain deferred rather than falling back to the legacy path.</w:t>
+        <w:t>Until the later realization phases pass, the current Docker-driver, Docker Desktop simulation, and QEMU slirp descriptions in this document remain descriptions of implemented runtime behavior. Version-2 bridge create, status, destroy, and interrupted-create recovery use the ownership ledger. M4 container ports are implemented without Docker data-plane networks; namespace ports, profile flows, faults, capture, and TAP remain deferred rather than falling back to the legacy path.</w:t>
       </w:r>
     </w:p>
     <w:p>
@@ -12069,7 +12069,7 @@
         <w:rPr>
           <w:rFonts w:ascii="Aptos" w:hAnsi="Aptos"/>
         </w:rPr>
-        <w:t>1. Independently verify the implemented M3 reconcile/rollback/ownership contract before expanding beyond laboratories.</w:t>
+        <w:t>1. Independently verify the implemented M4 container identity, restart, rollback, and cleanup contract in Lima and native Linux.</w:t>
       </w:r>
     </w:p>
     <w:p>

--- a/docs/GraphX_Architecture.docx
+++ b/docs/GraphX_Architecture.docx
@@ -61,7 +61,7 @@
               <w:br/>
               <w:t>Repository architecture baseline</w:t>
               <w:br/>
-              <w:t>Reviewed 2026-09-09</w:t>
+              <w:t>Reviewed 2026-09-10</w:t>
             </w:r>
           </w:p>
         </w:tc>
@@ -479,7 +479,7 @@
         <w:rPr>
           <w:rFonts w:ascii="Aptos" w:hAnsi="Aptos"/>
         </w:rPr>
-        <w:t xml:space="preserve"> file is the authoritative source for these views. Version 1 retains the implemented Docker-driver data plane. Version 2 expresses OVS semantic profiles and typed attachment intent; M3 realizes identity-owned OVS bridges and M4 attaches verified managed containers with owned veth pairs. The C++ loader and the telemetry service both validate and normalize configuration, while the browser derives its Application and Network views from the normalized topology instead of keeping a second topology definition.</w:t>
+        <w:t xml:space="preserve"> file is the authoritative source for these views. Version 1 retains the implemented Docker-driver data plane. Version 2 expresses OVS semantic profiles and typed attachment intent; M3 realizes identity-owned OVS bridges, M4 attaches verified managed containers with owned veth pairs, M5 realizes namespace veths, mirrors, router forwarding/routes/policy, semantic profile flows, and the migrated network laboratories, and M6 adds identity-owned QEMU TAP endpoints with exact non-root access. The C++ loader and the telemetry service both validate and normalize configuration, while the browser derives its Application and Network views from the normalized topology instead of keeping a second topology definition.</w:t>
       </w:r>
     </w:p>
     <w:p>
@@ -545,7 +545,7 @@
         <w:rPr>
           <w:rFonts w:ascii="Aptos" w:hAnsi="Aptos"/>
         </w:rPr>
-        <w:t>The QEMU examples prove a second important boundary: an application does not need to link GraphX or emit GraphX envelopes to appear in the topology. A shared x86_64 guest exchanges ordinary TCP and UDP traffic in two profiles: host-managed QEMU for macOS/Linux portability, and least-privilege containerized QEMU with optional KVM for native Linux. A passive packet observer converts network evidence into bounded live metrics, Ethernet PCAPNG, and separate packet-history records. The GUI displays logical nodes, network/runtime boundaries, accelerator evidence, protocol readiness, capture downloads, and history while restricting control to the origin generator.</w:t>
+        <w:t>The QEMU examples prove a second important boundary: an application does not need to link GraphX or emit GraphX envelopes to appear in the topology. A shared x86_64 guest exchanges ordinary TCP and UDP traffic in three profiles: two slirp compatibility paths and the primary M6 TAP/OVS path for native Linux and Lima. A passive packet observer converts network evidence into bounded live metrics, Ethernet PCAPNG, and separate packet-history records. The GUI displays logical nodes, network/runtime boundaries, accelerator evidence, protocol readiness, capture downloads, and history while restricting control to the origin generator.</w:t>
       </w:r>
     </w:p>
     <w:p>
@@ -561,7 +561,7 @@
         <w:rPr>
           <w:rFonts w:ascii="Aptos" w:hAnsi="Aptos"/>
         </w:rPr>
-        <w:t>The architecture is suitable for reproducible laboratories and controlled demonstrations. Its present limits are equally important: GraphX-managed execution allows only DAGs (external raw device relationships may loop); version-2 realization owns OVS bridges and managed-container veth endpoints but not namespace/TAP endpoints or profile flows; infrastructure provisioning is create/destroy rather than reconciliation; UDP is bounded but unreliable; multicast remains one logical producer-to-consumer edge; capture does not rotate automatically; OVS and application captures are not automatically cross-correlated; QEMU uses user-mode networking rather than TAP; and the telemetry/control system is a single-collector control domain rather than a distributed control plane.</w:t>
+        <w:t>The architecture is suitable for reproducible laboratories and controlled demonstrations. Its present limits are equally important: GraphX-managed execution allows only DAGs (external raw device relationships may loop); version-2 realization owns OVS bridges, container and namespace veth endpoints, QEMU TAP endpoints, mirrors, router state, and semantic profile flows, but not declarative capture/fault processes; infrastructure provisioning is create/destroy rather than reconciliation; UDP is bounded but unreliable; multicast remains one logical producer-to-consumer edge; capture does not rotate automatically; OVS and application captures are not automatically cross-correlated; the older QEMU profiles still use user-mode networking for compatibility; and the telemetry/control system is a single-collector control domain rather than a distributed control plane.</w:t>
       </w:r>
     </w:p>
     <w:p>
@@ -569,7 +569,7 @@
         <w:rPr>
           <w:rFonts w:ascii="Aptos" w:hAnsi="Aptos"/>
         </w:rPr>
-        <w:t>For Apple Silicon development, Migration M1 adds an optional Lima ARM64 Linux execution environment. The VM contains rootful Docker, system OVS, Linux namespace/veth/TAP, nftables, netem, QEMU, capture, and build tools while the repository remains mounted from macOS. High-I/O and privileged runtime state is VM-local. M1 verifies these primitives with a disposable topology. M2 adds the strict configuration version 2 intent boundary, fixed OVS semantic profiles, typed attachments, and deterministic version-1 migration. M3 adds a persistent, identity-safe OVS bridge lifecycle for version 2. M4 adds container veth attachment through OVS, resolving each workload by its Compose project and service labels and recording its full container ID and network-namespace inode. Version 1 remains realized by the Docker-driver planner, while namespace veth, profile-flow, and QEMU TAP realization remain deferred and QEMU continues to use slirp.</w:t>
+        <w:t>For Apple Silicon development, Migration M1 adds an optional Lima ARM64 Linux execution environment. The VM contains rootful Docker, system OVS, Linux namespace/veth/TAP, nftables, netem, QEMU, capture, and build tools while the repository remains mounted from macOS. High-I/O and privileged runtime state is VM-local. M1 verifies these primitives with a disposable topology. M2 adds the strict configuration version 2 intent boundary, fixed OVS semantic profiles, typed attachments, and deterministic version-1 migration. M3 adds a persistent, identity-safe OVS bridge lifecycle for version 2. M4 adds container veth attachment through OVS, resolving each workload by its Compose project and service labels and recording its full container ID and network-namespace inode. M5 adds owned router namespaces, namespace veths, mirrors, forwarding, routes, nftables policy, semantic profile flows, and migrated OVS laboratories. M6 adds GraphX-owned TAP lifecycle, exact UID/GID access for non-root QEMU, access/trunk VLAN realization, QMP pause/resume, and OVS SPAN evidence. Version 1 and QEMU slirp remain compatibility paths, while declarative capture/fault ownership remains deferred to M7.</w:t>
       </w:r>
     </w:p>
     <w:p>
@@ -2293,7 +2293,7 @@
                 <w:color w:val="111820"/>
                 <w:sz w:val="17"/>
               </w:rPr>
-              <w:t>M2 config v2 profiles and typed attachments; M3 identity-owned bridges; M4 managed-container veth endpoints; namespace/TAP endpoints and profile flows remain deferred while v1 Docker drivers continue</w:t>
+              <w:t>M2 config v2 profiles and typed attachments; M3 identity-owned bridges; M4 managed-container veth endpoints; M5 namespace veths, mirrors, router state, profile flows, and migrated labs; M6 owned QEMU TAP while v1 Docker drivers continue</w:t>
             </w:r>
           </w:p>
         </w:tc>
@@ -3385,7 +3385,7 @@
         <w:rPr>
           <w:rFonts w:ascii="Aptos" w:hAnsi="Aptos"/>
         </w:rPr>
-        <w:t xml:space="preserve"> plan or manage host/network resources. For version 2, M3 provides persistent OVS bridge ownership and M4 extends the same lifecycle to container veth attachment, configuration, status, rollback, and recovery. Compose still manages application processes and management connectivity; GraphX verifies project/service labels, image, full container ID, PID, and namespace inode before moving the data-plane peer. A replacement namespace is reported unhealthy and requires an explicit destroy/create reattachment cycle. Namespace and TAP endpoints remain deferred.</w:t>
+        <w:t xml:space="preserve"> plan or manage host/network resources. For version 2, M3 provides persistent OVS bridge ownership, M4 extends the lifecycle to container veth attachment, M5 adds namespace veths, mirrors, router forwarding/routes/policy and semantic profile flows, and M6 adds persistent TAP creation with recorded kernel/OVS identity, owner UID/GID, VLAN state, rollback, recovery, and exact cleanup. Compose still manages application processes and management connectivity; GraphX verifies project/service labels, image, full container ID, PID, and namespace inode before moving the data-plane peer. A replacement namespace, TAP, Port, or Interface is reported unhealthy and cleanup fails closed.</w:t>
       </w:r>
     </w:p>
     <w:p>
@@ -5177,7 +5177,7 @@
                 <w:color w:val="111820"/>
                 <w:sz w:val="17"/>
               </w:rPr>
-              <w:t>OVS-only intent; realization begins in M3</w:t>
+              <w:t>OVS-only intent; bridge realization begins in M3 and semantic flows are realized in M5</w:t>
             </w:r>
           </w:p>
         </w:tc>
@@ -5236,7 +5236,7 @@
                 <w:color w:val="111820"/>
                 <w:sz w:val="17"/>
               </w:rPr>
-              <w:t>Kind, owner, network, address/MAC, interface/peer/switch as applicable</w:t>
+              <w:t>Kind, owner, network, address/MAC, interface/peer/switch and TAP UID/GID as applicable</w:t>
             </w:r>
           </w:p>
         </w:tc>
@@ -5263,7 +5263,7 @@
                 <w:color w:val="111820"/>
                 <w:sz w:val="17"/>
               </w:rPr>
-              <w:t>Container/namespace veth, QEMU TAP, external, or mirror intent; not realized in M2</w:t>
+              <w:t>Container veth is realized in M4; namespace veth, external boundary, and mirror intent in M5; QEMU TAP is realized in M6</w:t>
             </w:r>
           </w:p>
         </w:tc>
@@ -6894,7 +6894,7 @@
         <w:jc w:val="center"/>
       </w:pPr>
       <w:r>
-        <w:t>Figure 4. Shared QEMU application with two deployment ownership profiles.</w:t>
+        <w:t>Figure 4. Shared QEMU application with three deployment ownership profiles.</w:t>
       </w:r>
     </w:p>
     <w:p>
@@ -6902,7 +6902,7 @@
         <w:rPr>
           <w:rFonts w:ascii="Aptos" w:hAnsi="Aptos"/>
         </w:rPr>
-        <w:t>Both profiles use the same three logical nodes and four raw edges:</w:t>
+        <w:t>All profiles preserve the same guest application and four raw TCP/UDP directions:</w:t>
       </w:r>
     </w:p>
     <w:p>
@@ -6998,7 +6998,7 @@
         <w:rPr>
           <w:rFonts w:ascii="Aptos" w:hAnsi="Aptos"/>
         </w:rPr>
-        <w:t xml:space="preserve">Both profiles use the same reproducible Buildroot x86_64 guest, kernel, root filesystem, </w:t>
+        <w:t xml:space="preserve">All profiles use the same reproducible Buildroot x86_64 guest, kernel, root filesystem, </w:t>
       </w:r>
       <w:r>
         <w:rPr>
@@ -7012,7 +7012,7 @@
         <w:rPr>
           <w:rFonts w:ascii="Aptos" w:hAnsi="Aptos"/>
         </w:rPr>
-        <w:t xml:space="preserve"> application, deterministic host peers, packet observer, telemetry service, and browser. Startup verifies an artifact manifest and records SHA-256 hashes.</w:t>
+        <w:t xml:space="preserve"> application, deterministic host peers, packet observer, telemetry semantics, and browser integration. Startup verifies an artifact manifest and records SHA-256 hashes.</w:t>
       </w:r>
     </w:p>
     <w:p>
@@ -7360,7 +7360,7 @@
         <w:pStyle w:val="Heading2"/>
       </w:pPr>
       <w:r>
-        <w:t>8.5 QEMU capture and history</w:t>
+        <w:t>8.5 QEMU TAP and OVS profile</w:t>
       </w:r>
     </w:p>
     <w:p>
@@ -7368,7 +7368,15 @@
         <w:rPr>
           <w:rFonts w:ascii="Aptos" w:hAnsi="Aptos"/>
         </w:rPr>
-        <w:t xml:space="preserve">QEMU produces a bounded source PCAP. The shared passive observer tolerates an incomplete final record, rejects impossible lengths/timestamps, skips bounded malformed records, and converts valid packets to standard Ethernet PCAPNG. It also emits </w:t>
+        <w:t>The M6 Linux profile, including macOS through Lima, connects the unchanged x86_64 guest to a GraphX-owned persistent TAP and system OVS bridge. The privileged infrastructure lifecycle records the TAP ifindex, alias, OVS Port and Interface UUIDs, owner UID/GID, VLAN metadata, and configuration/graph ownership markers. QEMU runs as dedicated UID/GID 65532 with access to that TAP only; it receives no general network-administration capability.</w:t>
+      </w:r>
+    </w:p>
+    <w:p>
+      <w:r>
+        <w:rPr>
+          <w:rFonts w:ascii="Aptos" w:hAnsi="Aptos"/>
+        </w:rPr>
+        <w:t xml:space="preserve">The profile proves TCP/UDP unicast, guest MAC learning, access-VLAN reachability, a distinct VLAN's isolation, broadcast/multicast forwarding, and OVS SPAN capture growth. QMP independently confirms TCG runtime state and pause/resume transitions. On Apple Silicon, x86_64 TCG is reported as TCG rather than KVM. Runtime evidence stays on the Lima-native filesystem under </w:t>
       </w:r>
       <w:r>
         <w:rPr>
@@ -7376,21 +7384,13 @@
           <w:color w:val="153B57"/>
           <w:sz w:val="17"/>
         </w:rPr>
-        <w:t>network_packet</w:t>
+        <w:t>/var/lib/graphx/qemu/m6</w:t>
       </w:r>
       <w:r>
         <w:rPr>
           <w:rFonts w:ascii="Aptos" w:hAnsi="Aptos"/>
         </w:rPr>
-        <w:t xml:space="preserve"> telemetry and stores packet metadata in a separate SQLite history service.</w:t>
-      </w:r>
-    </w:p>
-    <w:p>
-      <w:r>
-        <w:rPr>
-          <w:rFonts w:ascii="Aptos" w:hAnsi="Aptos"/>
-        </w:rPr>
-        <w:t>Defaults are 64 MiB/100,000 PCAPNG packets, a 64 MiB source PCAP ceiling, 50,000 history records, one-day retention, a 64 MiB packet-history database, and a 64-byte payload preview. Reaching the source-capture limit stops QEMU instead of permitting unbounded storage. Payload preview is bounded metadata, while the downloadable capture contains packet bytes and must be protected accordingly.</w:t>
+        <w:t>.</w:t>
       </w:r>
     </w:p>
     <w:p>
@@ -7398,7 +7398,7 @@
         <w:pStyle w:val="Heading2"/>
       </w:pPr>
       <w:r>
-        <w:t>8.6 Deferred QEMU network modes</w:t>
+        <w:t>8.6 QEMU capture and history</w:t>
       </w:r>
     </w:p>
     <w:p>
@@ -7406,7 +7406,45 @@
         <w:rPr>
           <w:rFonts w:ascii="Aptos" w:hAnsi="Aptos"/>
         </w:rPr>
-        <w:t>TAP/bridge networking, guest multicast/broadcast, physical-network attachment, direct guest control, and guest-native GraphX integration are not implemented. These are sensible future profiles, but each would require a new security and lifecycle decision rather than an incidental Compose change.</w:t>
+        <w:t xml:space="preserve">QEMU produces a bounded source PCAP. The shared passive observer tolerates an incomplete final record, rejects impossible lengths/timestamps, skips bounded malformed records, and converts valid packets to standard Ethernet PCAPNG. It also emits </w:t>
+      </w:r>
+      <w:r>
+        <w:rPr>
+          <w:rFonts w:ascii="Aptos Mono" w:hAnsi="Aptos Mono"/>
+          <w:color w:val="153B57"/>
+          <w:sz w:val="17"/>
+        </w:rPr>
+        <w:t>network_packet</w:t>
+      </w:r>
+      <w:r>
+        <w:rPr>
+          <w:rFonts w:ascii="Aptos" w:hAnsi="Aptos"/>
+        </w:rPr>
+        <w:t xml:space="preserve"> telemetry and stores packet metadata in a separate SQLite history service.</w:t>
+      </w:r>
+    </w:p>
+    <w:p>
+      <w:r>
+        <w:rPr>
+          <w:rFonts w:ascii="Aptos" w:hAnsi="Aptos"/>
+        </w:rPr>
+        <w:t>Defaults are 64 MiB/100,000 PCAPNG packets, a 64 MiB source PCAP ceiling, 50,000 history records, one-day retention, a 64 MiB packet-history database, and a 64-byte payload preview. Reaching the source-capture limit stops QEMU instead of permitting unbounded storage. Payload preview is bounded metadata, while the downloadable capture contains packet bytes and must be protected accordingly.</w:t>
+      </w:r>
+    </w:p>
+    <w:p>
+      <w:pPr>
+        <w:pStyle w:val="Heading2"/>
+      </w:pPr>
+      <w:r>
+        <w:t>8.7 QEMU compatibility and remaining limits</w:t>
+      </w:r>
+    </w:p>
+    <w:p>
+      <w:r>
+        <w:rPr>
+          <w:rFonts w:ascii="Aptos" w:hAnsi="Aptos"/>
+        </w:rPr>
+        <w:t>The external and container slirp profiles remain compatibility options. Physical-network attachment and guest-native GraphX integration are not implemented. M6 exposes bounded QMP VM pause/resume in its launcher, but general guest control remains outside the GraphX runtime control plane.</w:t>
       </w:r>
     </w:p>
     <w:p>
@@ -9304,7 +9342,7 @@
                 <w:color w:val="111820"/>
                 <w:sz w:val="17"/>
               </w:rPr>
-              <w:t>Simulated SDR</w:t>
+              <w:t>QEMU TAP and OVS</w:t>
             </w:r>
           </w:p>
         </w:tc>
@@ -9331,7 +9369,7 @@
                 <w:color w:val="111820"/>
                 <w:sz w:val="17"/>
               </w:rPr>
-              <w:t>Raw UDP IQ, mutual-TLS control, raw results, live GUI, packet history</w:t>
+              <w:t>Non-root QEMU, owned TAP/OVS/VLAN lifecycle, QMP, SPAN evidence</w:t>
             </w:r>
           </w:p>
         </w:tc>
@@ -9358,7 +9396,7 @@
                 <w:color w:val="111820"/>
                 <w:sz w:val="17"/>
               </w:rPr>
-              <w:t>Docker Desktop or Linux; unprivileged except capture sidecar capabilities</w:t>
+              <w:t>Linux; Lima on Apple Silicon uses x86_64 TCG</w:t>
             </w:r>
           </w:p>
         </w:tc>
@@ -9389,7 +9427,7 @@
                 <w:color w:val="111820"/>
                 <w:sz w:val="17"/>
               </w:rPr>
-              <w:t>External SDR</w:t>
+              <w:t>Simulated SDR</w:t>
             </w:r>
           </w:p>
         </w:tc>
@@ -9415,7 +9453,7 @@
                 <w:color w:val="111820"/>
                 <w:sz w:val="17"/>
               </w:rPr>
-              <w:t>External hardware boundary, macvlan, OVS/SPAN, ordinary Ethernet capture</w:t>
+              <w:t>Raw UDP IQ, mutual-TLS control, raw results, live GUI, packet history</w:t>
             </w:r>
           </w:p>
         </w:tc>
@@ -9429,6 +9467,92 @@
               <w:bottom w:w="90" w:type="dxa"/>
               <w:end w:w="110" w:type="dxa"/>
             </w:tcMar>
+          </w:tcPr>
+          <w:p>
+            <w:pPr>
+              <w:spacing w:after="0"/>
+            </w:pPr>
+            <w:r>
+              <w:rPr>
+                <w:rFonts w:ascii="Aptos" w:hAnsi="Aptos"/>
+                <w:b w:val="0"/>
+                <w:color w:val="111820"/>
+                <w:sz w:val="17"/>
+              </w:rPr>
+              <w:t>Docker Desktop or Linux; unprivileged except capture sidecar capabilities</w:t>
+            </w:r>
+          </w:p>
+        </w:tc>
+      </w:tr>
+      <w:tr>
+        <w:trPr>
+          <w:cantSplit/>
+        </w:trPr>
+        <w:tc>
+          <w:tcPr>
+            <w:tcW w:type="dxa" w:w="2592"/>
+            <w:vAlign w:val="center"/>
+            <w:tcMar>
+              <w:top w:w="90" w:type="dxa"/>
+              <w:start w:w="110" w:type="dxa"/>
+              <w:bottom w:w="90" w:type="dxa"/>
+              <w:end w:w="110" w:type="dxa"/>
+            </w:tcMar>
+            <w:shd w:fill="F3F5F7"/>
+          </w:tcPr>
+          <w:p>
+            <w:pPr>
+              <w:spacing w:after="0"/>
+            </w:pPr>
+            <w:r>
+              <w:rPr>
+                <w:rFonts w:ascii="Aptos" w:hAnsi="Aptos"/>
+                <w:b w:val="0"/>
+                <w:color w:val="111820"/>
+                <w:sz w:val="17"/>
+              </w:rPr>
+              <w:t>External SDR</w:t>
+            </w:r>
+          </w:p>
+        </w:tc>
+        <w:tc>
+          <w:tcPr>
+            <w:tcW w:type="dxa" w:w="3816"/>
+            <w:vAlign w:val="center"/>
+            <w:tcMar>
+              <w:top w:w="90" w:type="dxa"/>
+              <w:start w:w="110" w:type="dxa"/>
+              <w:bottom w:w="90" w:type="dxa"/>
+              <w:end w:w="110" w:type="dxa"/>
+            </w:tcMar>
+            <w:shd w:fill="F3F5F7"/>
+          </w:tcPr>
+          <w:p>
+            <w:pPr>
+              <w:spacing w:after="0"/>
+            </w:pPr>
+            <w:r>
+              <w:rPr>
+                <w:rFonts w:ascii="Aptos" w:hAnsi="Aptos"/>
+                <w:b w:val="0"/>
+                <w:color w:val="111820"/>
+                <w:sz w:val="17"/>
+              </w:rPr>
+              <w:t>External hardware boundary, macvlan, OVS/SPAN, ordinary Ethernet capture</w:t>
+            </w:r>
+          </w:p>
+        </w:tc>
+        <w:tc>
+          <w:tcPr>
+            <w:tcW w:type="dxa" w:w="3168"/>
+            <w:vAlign w:val="center"/>
+            <w:tcMar>
+              <w:top w:w="90" w:type="dxa"/>
+              <w:start w:w="110" w:type="dxa"/>
+              <w:bottom w:w="90" w:type="dxa"/>
+              <w:end w:w="110" w:type="dxa"/>
+            </w:tcMar>
+            <w:shd w:fill="F3F5F7"/>
           </w:tcPr>
           <w:p>
             <w:pPr>
@@ -11421,7 +11545,7 @@
         <w:rPr>
           <w:rFonts w:ascii="Aptos" w:hAnsi="Aptos"/>
         </w:rPr>
-        <w:t>QEMU user networking does not model TAP, physical L2, multicast/broadcast through the guest, or guest control.</w:t>
+        <w:t>QEMU slirp compatibility profiles do not model physical L2; the M6 TAP profile covers OVS L2/VLAN behavior but not physical-network attachment or guest-native GraphX control.</w:t>
       </w:r>
     </w:p>
     <w:p>
@@ -11717,13 +11841,13 @@
           <w:rFonts w:ascii="Aptos" w:hAnsi="Aptos"/>
           <w:b/>
         </w:rPr>
-        <w:t>Accepted migration direction; not yet implemented.</w:t>
+        <w:t>Status: implemented in M6.</w:t>
       </w:r>
       <w:r>
         <w:rPr>
           <w:rFonts w:ascii="Aptos" w:hAnsi="Aptos"/>
         </w:rPr>
-        <w:t xml:space="preserve"> ADR 0016 places the macOS runtime in Lima and ADR 0017 selects OVS with an owned TAP as the future QEMU data plane. Implementation remains sequenced after the generic ownership and endpoint lifecycle. It will enable real guest MAC identity, VLANs, L2 multicast/broadcast, and direct SPAN capture without granting broad network privilege to QEMU itself. The current slirp profiles remain authoritative until that acceptance gate passes.</w:t>
+        <w:t xml:space="preserve"> ADR 0016 places the Apple Silicon macOS runtime in Lima and ADR 0017 selects OVS with an owned TAP as the QEMU data plane. The profile proves guest MAC, VLAN isolation, multicast/broadcast forwarding, QMP pause/resume, and direct SPAN capture while QEMU runs as a dedicated non-root identity. The slirp profiles remain compatibility paths until M8 closure.</w:t>
       </w:r>
     </w:p>
     <w:p>
@@ -11770,7 +11894,7 @@
         <w:rPr>
           <w:rFonts w:ascii="Aptos" w:hAnsi="Aptos"/>
         </w:rPr>
-        <w:t xml:space="preserve">ADR 0016 and ADR 0017 accept a new migration track. M1 supplies the Linux execution boundary, M2 supplies the version-2 configuration boundary, and M3 supplies persistent identity-safe OVS bridge ownership, and M4 supplies restart-aware container veth attachment through OVS. Namespace/TAP attachment and profile realization are not yet implemented. Migration work packages use </w:t>
+        <w:t xml:space="preserve">ADR 0016 and ADR 0017 accept a new migration track. M1 supplies the Linux execution boundary, M2 supplies the version-2 configuration boundary, M3 supplies persistent identity-safe OVS bridge ownership, M4 supplies restart-aware container veth attachment through OVS, M5 adds Linux router namespaces, namespace veths, mirrors, policy, semantic IPvlan flows, and migrated laboratory configurations, and M6 adds owned QEMU TAP/OVS attachment. Migration work packages use </w:t>
       </w:r>
       <w:r>
         <w:rPr>
@@ -11910,7 +12034,7 @@
         <w:rPr>
           <w:rFonts w:ascii="Aptos" w:hAnsi="Aptos"/>
         </w:rPr>
-        <w:t>Until the later realization phases pass, the current Docker-driver, Docker Desktop simulation, and QEMU slirp descriptions in this document remain descriptions of implemented runtime behavior. Version-2 bridge create, status, destroy, and interrupted-create recovery use the ownership ledger. M4 container ports are implemented without Docker data-plane networks; namespace ports, profile flows, faults, capture, and TAP remain deferred rather than falling back to the legacy path.</w:t>
+        <w:t>During the compatibility window, the version-1 Docker-driver labs remain available unchanged and the Docker Desktop userspace-OVS path is explicitly a legacy simulation. Version-2 create, status, destroy, and interrupted-create recovery use the ownership ledger. Managed containers use veth without Docker data-plane networks; M5 router namespaces, mirrors, policy, and IPvlan flows use the same system-OVS path on native Linux and in Lima. M6 QEMU uses an owned TAP on that path. Declarative fault and capture ownership remain M7.</w:t>
       </w:r>
     </w:p>
     <w:p>
@@ -12091,7 +12215,7 @@
         <w:rPr>
           <w:rFonts w:ascii="Aptos" w:hAnsi="Aptos"/>
         </w:rPr>
-        <w:t>3. Implement the accepted QEMU TAP/OVS direction after M3 while keeping any</w:t>
+        <w:t>3. Independently verify the M6 QEMU TAP/OVS profile while keeping broader</w:t>
       </w:r>
     </w:p>
     <w:p>
@@ -12099,7 +12223,7 @@
         <w:rPr>
           <w:rFonts w:ascii="Aptos" w:hAnsi="Aptos"/>
         </w:rPr>
-        <w:t>broader physical-node attachment behind a separate operator/security gate.</w:t>
+        <w:t>physical-node attachment behind a separate operator/security gate.</w:t>
       </w:r>
     </w:p>
     <w:p>

--- a/docs/GraphX_Architecture.docx
+++ b/docs/GraphX_Architecture.docx
@@ -61,7 +61,7 @@
               <w:br/>
               <w:t>Repository architecture baseline</w:t>
               <w:br/>
-              <w:t>Reviewed 2026-09-10</w:t>
+              <w:t>Reviewed 2026-09-11</w:t>
             </w:r>
           </w:p>
         </w:tc>
@@ -256,7 +256,7 @@
         <w:rPr>
           <w:rFonts w:ascii="Aptos" w:hAnsi="Aptos"/>
         </w:rPr>
-        <w:t>13. Recommended architectural roadmap</w:t>
+        <w:t>13. Architectural change control</w:t>
       </w:r>
     </w:p>
     <w:p>
@@ -479,7 +479,7 @@
         <w:rPr>
           <w:rFonts w:ascii="Aptos" w:hAnsi="Aptos"/>
         </w:rPr>
-        <w:t xml:space="preserve"> file is the authoritative source for these views. Version 1 retains the implemented Docker-driver data plane. Version 2 expresses OVS semantic profiles and typed attachment intent; M3 realizes identity-owned OVS bridges, M4 attaches verified managed containers with owned veth pairs, M5 realizes namespace veths, mirrors, router forwarding/routes/policy, semantic profile flows, and the migrated network laboratories, and M6 adds identity-owned QEMU TAP endpoints with exact non-root access. The C++ loader and the telemetry service both validate and normalize configuration, while the browser derives its Application and Network views from the normalized topology instead of keeping a second topology definition.</w:t>
+        <w:t xml:space="preserve"> file is the authoritative source for these views. Version 1 is migration input only: validation, inspection, projection, normalization, and deterministic migration remain available, while every infrastructure action fails before mutation. Version 2 expresses OVS semantic profiles and typed attachments for identity-owned bridges, container veths, namespace routers, mirrors, QEMU TAPs, capture, and timed faults. The C++ loader validates and normalizes configuration into a versioned JSON contract consumed by deployed telemetry. The browser derives its Application and Network views from that topology instead of keeping a second topology definition.</w:t>
       </w:r>
     </w:p>
     <w:p>
@@ -523,21 +523,7 @@
         <w:rPr>
           <w:rFonts w:ascii="Aptos" w:hAnsi="Aptos"/>
         </w:rPr>
-        <w:t xml:space="preserve">Network infrastructure is a peer layer rather than an accidental consequence of Docker Compose. Its configuration can model Docker bridge, macvlan, and ipvlan networks; node interfaces; Open vSwitch bridges and ports; VLAN metadata; SPAN mirrors; namespace or container routers; routes; forwarding policies; and ordered per-edge network paths. Native Linux is the reference environment for exact macvlan, ipvlan, OVS system-datapath, namespace routing, nftables, and </w:t>
-      </w:r>
-      <w:r>
-        <w:rPr>
-          <w:rFonts w:ascii="Aptos Mono" w:hAnsi="Aptos Mono"/>
-          <w:color w:val="153B57"/>
-          <w:sz w:val="17"/>
-        </w:rPr>
-        <w:t>tc netem</w:t>
-      </w:r>
-      <w:r>
-        <w:rPr>
-          <w:rFonts w:ascii="Aptos" w:hAnsi="Aptos"/>
-        </w:rPr>
-        <w:t xml:space="preserve"> behavior. Docker Desktop uses a clearly labeled bridge/OVS userspace simulation where exact Linux semantics are impossible.</w:t>
+        <w:t>Network infrastructure is a peer layer rather than an accidental consequence of Docker Compose. Its configuration models Ethernet, macvlan, and ipvlan semantic domains; node interfaces; Open vSwitch bridges and ports; VLAN metadata; SPAN mirrors; namespace routers; routes; forwarding policies; and ordered per-edge network paths. System OVS on Linux is the sole backend. On macOS, OrbStack runs ordinary container workflows while the dedicated Lima VM provides the privileged Linux network laboratory.</w:t>
       </w:r>
     </w:p>
     <w:p>
@@ -545,7 +531,7 @@
         <w:rPr>
           <w:rFonts w:ascii="Aptos" w:hAnsi="Aptos"/>
         </w:rPr>
-        <w:t>The QEMU examples prove a second important boundary: an application does not need to link GraphX or emit GraphX envelopes to appear in the topology. A shared x86_64 guest exchanges ordinary TCP and UDP traffic in three profiles: two slirp compatibility paths and the primary M6 TAP/OVS path for native Linux and Lima. A passive packet observer converts network evidence into bounded live metrics, Ethernet PCAPNG, and separate packet-history records. The GUI displays logical nodes, network/runtime boundaries, accelerator evidence, protocol readiness, capture downloads, and history while restricting control to the origin generator.</w:t>
+        <w:t>The QEMU examples prove a second important boundary: an application does not need to link GraphX or emit GraphX envelopes to appear in the topology. A shared x86_64 guest exchanges ordinary TCP and UDP traffic in three profiles: two deprecated slirp compatibility paths and the primary TAP/OVS path for native Linux and Lima. A passive packet observer converts network evidence into bounded live metrics, Ethernet PCAPNG, and separate packet-history records. The GUI displays logical nodes, network/runtime boundaries, accelerator evidence, protocol readiness, capture downloads, and history while restricting control to the origin generator.</w:t>
       </w:r>
     </w:p>
     <w:p>
@@ -561,7 +547,7 @@
         <w:rPr>
           <w:rFonts w:ascii="Aptos" w:hAnsi="Aptos"/>
         </w:rPr>
-        <w:t>The architecture is suitable for reproducible laboratories and controlled demonstrations. Its present limits are equally important: GraphX-managed execution allows only DAGs (external raw device relationships may loop); version-2 realization owns OVS bridges, container and namespace veth endpoints, QEMU TAP endpoints, mirrors, router state, and semantic profile flows, but not declarative capture/fault processes; infrastructure provisioning is create/destroy rather than reconciliation; UDP is bounded but unreliable; multicast remains one logical producer-to-consumer edge; capture does not rotate automatically; OVS and application captures are not automatically cross-correlated; the older QEMU profiles still use user-mode networking for compatibility; and the telemetry/control system is a single-collector control domain rather than a distributed control plane.</w:t>
+        <w:t>The architecture is suitable for reproducible laboratories and controlled demonstrations. Its present limits are equally important: GraphX-managed execution allows only DAGs (external raw device relationships may loop); infrastructure provisioning is create/destroy rather than reconciliation; UDP is bounded but unreliable; multicast remains one logical producer-to-consumer edge; OVS and application captures are intentionally separate and are not automatically cross-correlated; fault realization currently supports timed netem rather than OVS drop rules; the older QEMU profiles still use user-mode networking for compatibility; and the telemetry/control system is a single-collector control domain rather than a distributed control plane.</w:t>
       </w:r>
     </w:p>
     <w:p>
@@ -569,7 +555,7 @@
         <w:rPr>
           <w:rFonts w:ascii="Aptos" w:hAnsi="Aptos"/>
         </w:rPr>
-        <w:t>For Apple Silicon development, Migration M1 adds an optional Lima ARM64 Linux execution environment. The VM contains rootful Docker, system OVS, Linux namespace/veth/TAP, nftables, netem, QEMU, capture, and build tools while the repository remains mounted from macOS. High-I/O and privileged runtime state is VM-local. M1 verifies these primitives with a disposable topology. M2 adds the strict configuration version 2 intent boundary, fixed OVS semantic profiles, typed attachments, and deterministic version-1 migration. M3 adds a persistent, identity-safe OVS bridge lifecycle for version 2. M4 adds container veth attachment through OVS, resolving each workload by its Compose project and service labels and recording its full container ID and network-namespace inode. M5 adds owned router namespaces, namespace veths, mirrors, forwarding, routes, nftables policy, semantic profile flows, and migrated OVS laboratories. M6 adds GraphX-owned TAP lifecycle, exact UID/GID access for non-root QEMU, access/trunk VLAN realization, QMP pause/resume, and OVS SPAN evidence. Version 1 and QEMU slirp remain compatibility paths, while declarative capture/fault ownership remains deferred to M7.</w:t>
+        <w:t>For Apple Silicon development, the dedicated Lima ARM64 Linux VM contains rootful Docker, system OVS, Linux namespace/veth/TAP tools, nftables, netem, QEMU, capture tools, and the build toolchain while the repository remains mounted from macOS. High-I/O and privileged runtime state stays on the guest's native filesystem. OrbStack separately runs ordinary unprivileged Compose demos and Docker acceptance. Version 1 and QEMU user networking remain explicit compatibility paths; neither can become a mutable infrastructure default.</w:t>
       </w:r>
     </w:p>
     <w:p>
@@ -728,7 +714,7 @@
         <w:rPr>
           <w:rFonts w:ascii="Aptos" w:hAnsi="Aptos"/>
         </w:rPr>
-        <w:t xml:space="preserve"> Native Linux and Docker Desktop profiles are documented as different implementations where the platform cannot reproduce the same L2 behavior.</w:t>
+        <w:t xml:space="preserve"> Linux and Lima results are reported separately, and TCG evidence is never presented as KVM evidence.</w:t>
       </w:r>
     </w:p>
     <w:p>
@@ -2207,7 +2193,7 @@
                 <w:color w:val="111820"/>
                 <w:sz w:val="17"/>
               </w:rPr>
-              <w:t>Pinned M1 template, rootful Docker/system OVS provisioning, disposable primitive verifier</w:t>
+              <w:t>Pinned template, rootful Docker/system OVS provisioning, disposable primitive verifier</w:t>
             </w:r>
           </w:p>
         </w:tc>
@@ -2266,7 +2252,7 @@
                 <w:color w:val="111820"/>
                 <w:sz w:val="17"/>
               </w:rPr>
-              <w:t>Accepted OVS as the future single backend while preserving user intent</w:t>
+              <w:t>Established OVS as the single managed backend while preserving user intent</w:t>
             </w:r>
           </w:p>
         </w:tc>
@@ -2293,7 +2279,7 @@
                 <w:color w:val="111820"/>
                 <w:sz w:val="17"/>
               </w:rPr>
-              <w:t>M2 config v2 profiles and typed attachments; M3 identity-owned bridges; M4 managed-container veth endpoints; M5 namespace veths, mirrors, router state, profile flows, and migrated labs; M6 owned QEMU TAP while v1 Docker drivers continue</w:t>
+              <w:t>Version-2 profiles and typed attachments, identity-owned bridges, container veths, namespace routing, mirrors, capture, faults, and QEMU TAP</w:t>
             </w:r>
           </w:p>
         </w:tc>
@@ -3167,6 +3153,28 @@
         <w:rPr>
           <w:rFonts w:ascii="Aptos" w:hAnsi="Aptos"/>
         </w:rPr>
+        <w:t xml:space="preserve">The top-level source </w:t>
+      </w:r>
+      <w:r>
+        <w:rPr>
+          <w:rFonts w:ascii="Aptos Mono" w:hAnsi="Aptos Mono"/>
+          <w:color w:val="153B57"/>
+          <w:sz w:val="17"/>
+        </w:rPr>
+        <w:t>version</w:t>
+      </w:r>
+      <w:r>
+        <w:rPr>
+          <w:rFonts w:ascii="Aptos" w:hAnsi="Aptos"/>
+        </w:rPr>
+        <w:t xml:space="preserve"> is immutable and cannot be changed by either override layer.</w:t>
+      </w:r>
+    </w:p>
+    <w:p>
+      <w:r>
+        <w:rPr>
+          <w:rFonts w:ascii="Aptos" w:hAnsi="Aptos"/>
+        </w:rPr>
         <w:t xml:space="preserve">Secrets do not belong in </w:t>
       </w:r>
       <w:r>
@@ -3291,7 +3299,7 @@
         <w:rPr>
           <w:rFonts w:ascii="Aptos" w:hAnsi="Aptos"/>
         </w:rPr>
-        <w:t>. Version 2 also declares the Compose project identity used to resolve a unique running service container without trusting a mutable container name. The standard demo runs generator, transform, sink, and telemetry as hardened Compose services on a private management bridge. M4 data-plane interfaces are separate veth peers attached only to OVS. QEMU changes the placement model without changing the logical application.</w:t>
+        <w:t>. Version 2 also declares the Compose project identity used to resolve a unique running service container without trusting a mutable container name. The standard demo runs generator, transform, sink, and telemetry as hardened Compose services on a private management bridge. Container data-plane interfaces are separate veth peers attached only to OVS. QEMU changes the placement model without changing the logical application.</w:t>
       </w:r>
     </w:p>
     <w:p>
@@ -3343,49 +3351,7 @@
         <w:rPr>
           <w:rFonts w:ascii="Aptos" w:hAnsi="Aptos"/>
         </w:rPr>
-        <w:t xml:space="preserve">The CLI validates and inspects both configuration versions. For version 1, </w:t>
-      </w:r>
-      <w:r>
-        <w:rPr>
-          <w:rFonts w:ascii="Aptos Mono" w:hAnsi="Aptos Mono"/>
-          <w:color w:val="153B57"/>
-          <w:sz w:val="17"/>
-        </w:rPr>
-        <w:t>graphx infra create</w:t>
-      </w:r>
-      <w:r>
-        <w:rPr>
-          <w:rFonts w:ascii="Aptos" w:hAnsi="Aptos"/>
-        </w:rPr>
-        <w:t xml:space="preserve">, </w:t>
-      </w:r>
-      <w:r>
-        <w:rPr>
-          <w:rFonts w:ascii="Aptos Mono" w:hAnsi="Aptos Mono"/>
-          <w:color w:val="153B57"/>
-          <w:sz w:val="17"/>
-        </w:rPr>
-        <w:t>status</w:t>
-      </w:r>
-      <w:r>
-        <w:rPr>
-          <w:rFonts w:ascii="Aptos" w:hAnsi="Aptos"/>
-        </w:rPr>
-        <w:t xml:space="preserve">, and </w:t>
-      </w:r>
-      <w:r>
-        <w:rPr>
-          <w:rFonts w:ascii="Aptos Mono" w:hAnsi="Aptos Mono"/>
-          <w:color w:val="153B57"/>
-          <w:sz w:val="17"/>
-        </w:rPr>
-        <w:t>destroy</w:t>
-      </w:r>
-      <w:r>
-        <w:rPr>
-          <w:rFonts w:ascii="Aptos" w:hAnsi="Aptos"/>
-        </w:rPr>
-        <w:t xml:space="preserve"> plan or manage host/network resources. For version 2, M3 provides persistent OVS bridge ownership, M4 extends the lifecycle to container veth attachment, M5 adds namespace veths, mirrors, router forwarding/routes/policy and semantic profile flows, and M6 adds persistent TAP creation with recorded kernel/OVS identity, owner UID/GID, VLAN state, rollback, recovery, and exact cleanup. Compose still manages application processes and management connectivity; GraphX verifies project/service labels, image, full container ID, PID, and namespace inode before moving the data-plane peer. A replacement namespace, TAP, Port, or Interface is reported unhealthy and cleanup fails closed.</w:t>
+        <w:t>The CLI validates, inspects, projects, normalizes, and migrates both configuration versions. Every version-1 infrastructure action is rejected before state or platform mutation. Version 2 uses one persistent ownership lifecycle for OVS bridges, container and namespace veths, mirrors, router forwarding/routes/policy, semantic-profile flows, TAP devices, capture, and timed faults. Compose manages application processes and management connectivity only; GraphX verifies project/service labels, image, full container ID, PID, and namespace inode before moving the data-plane peer. A replacement namespace, TAP, Port, Interface, capture, or qdisc is reported unhealthy and cleanup fails closed.</w:t>
       </w:r>
     </w:p>
     <w:p>
@@ -4982,7 +4948,7 @@
                 <w:color w:val="111820"/>
                 <w:sz w:val="17"/>
               </w:rPr>
-              <w:t>ID, driver, one/more subnets, gateway, parent, mode, ownership</w:t>
+              <w:t>ID, legacy driver, subnets, gateway, parent, mode</w:t>
             </w:r>
           </w:p>
         </w:tc>
@@ -5008,7 +4974,7 @@
                 <w:color w:val="111820"/>
                 <w:sz w:val="17"/>
               </w:rPr>
-              <w:t>Docker bridge/macvlan/ipvlan network</w:t>
+              <w:t>Compatibility inspection and deterministic migration only; never realized</w:t>
             </w:r>
           </w:p>
         </w:tc>
@@ -5094,7 +5060,7 @@
                 <w:color w:val="111820"/>
                 <w:sz w:val="17"/>
               </w:rPr>
-              <w:t>Container interface/IPAM attachment</w:t>
+              <w:t>Compatibility inspection and deterministic migration only; never attached</w:t>
             </w:r>
           </w:p>
         </w:tc>
@@ -5177,7 +5143,7 @@
                 <w:color w:val="111820"/>
                 <w:sz w:val="17"/>
               </w:rPr>
-              <w:t>OVS-only intent; bridge realization begins in M3 and semantic flows are realized in M5</w:t>
+              <w:t>OVS switching, routing, policy, and profile behavior</w:t>
             </w:r>
           </w:p>
         </w:tc>
@@ -5263,7 +5229,7 @@
                 <w:color w:val="111820"/>
                 <w:sz w:val="17"/>
               </w:rPr>
-              <w:t>Container veth is realized in M4; namespace veth, external boundary, and mirror intent in M5; QEMU TAP is realized in M6</w:t>
+              <w:t>Owned container/namespace veth, external boundary, mirror, or QEMU TAP</w:t>
             </w:r>
           </w:p>
         </w:tc>
@@ -5700,7 +5666,7 @@
         <w:rPr>
           <w:rFonts w:ascii="Aptos" w:hAnsi="Aptos"/>
         </w:rPr>
-        <w:t xml:space="preserve">The macvlan example attaches generator, transform, and sink to one </w:t>
+        <w:t xml:space="preserve">The MACVLAN-semantic example attaches generator, transform, and sink to one </w:t>
       </w:r>
       <w:r>
         <w:rPr>
@@ -5714,15 +5680,7 @@
         <w:rPr>
           <w:rFonts w:ascii="Aptos" w:hAnsi="Aptos"/>
         </w:rPr>
-        <w:t xml:space="preserve"> domain using explicit addresses and MACs. An isolated dummy parent prevents contact with the physical LAN. This demonstrates LAN-like per-container L2 identities and the important macvlan rule that a parent host cannot directly contact its macvlan children without a host-side macvlan shim.</w:t>
-      </w:r>
-    </w:p>
-    <w:p>
-      <w:r>
-        <w:rPr>
-          <w:rFonts w:ascii="Aptos" w:hAnsi="Aptos"/>
-        </w:rPr>
-        <w:t>Macvlan is native-Linux behavior. It is not supported by Docker Desktop for macOS.</w:t>
+        <w:t xml:space="preserve"> OVS domain using explicit addresses and MACs. GraphX owns the container veth attachments; Docker supplies management connectivity only. The profile demonstrates LAN-like per-container L2 identity without creating a Docker macvlan network.</w:t>
       </w:r>
     </w:p>
     <w:p>
@@ -5738,7 +5696,7 @@
         <w:rPr>
           <w:rFonts w:ascii="Aptos" w:hAnsi="Aptos"/>
         </w:rPr>
-        <w:t xml:space="preserve">The IPvlan L2 example creates three independent </w:t>
+        <w:t xml:space="preserve">The IPVLAN-L2-semantic example creates three independent </w:t>
       </w:r>
       <w:r>
         <w:rPr>
@@ -5752,7 +5710,7 @@
         <w:rPr>
           <w:rFonts w:ascii="Aptos" w:hAnsi="Aptos"/>
         </w:rPr>
-        <w:t xml:space="preserve"> networks. Each Docker parent is connected to its own OVS bridge; a namespace router connects the bridges and allows only generator-to-transform and transform-to-sink policy flows. Each OVS bridge has a dedicated SPAN port.</w:t>
+        <w:t xml:space="preserve"> OVS domains. A namespace router connects the bridges and allows only generator-to-transform and transform-to-sink policy flows. Container veth pairs provide the endpoint attachments.</w:t>
       </w:r>
     </w:p>
     <w:p>
@@ -5810,7 +5768,7 @@
         <w:rPr>
           <w:rFonts w:ascii="Aptos" w:hAnsi="Aptos"/>
         </w:rPr>
-        <w:t>This topology makes switching, routing, security policy, fault injection, and observation points explicit. It is particularly useful when testing where packet loss or a route/policy error occurs.</w:t>
+        <w:t>This topology makes switching, routing, security policy, fault injection, and observation points explicit. Runtime diagnostics identify policy, route, link, attachment, and application failure layers rather than collapsing them into generic disconnection.</w:t>
       </w:r>
     </w:p>
     <w:p>
@@ -5826,7 +5784,7 @@
         <w:rPr>
           <w:rFonts w:ascii="Aptos" w:hAnsi="Aptos"/>
         </w:rPr>
-        <w:t xml:space="preserve">The IPvlan L3 example uses one Docker IPvlan network with three repeated subnet definitions: </w:t>
+        <w:t xml:space="preserve">The IPVLAN-L3-semantic example uses three subnets: </w:t>
       </w:r>
       <w:r>
         <w:rPr>
@@ -5868,15 +5826,7 @@
         <w:rPr>
           <w:rFonts w:ascii="Aptos" w:hAnsi="Aptos"/>
         </w:rPr>
-        <w:t>. Docker permits only one IPvlan network to claim a parent, so the supported design places all L3 subnets on one network/parent. No gateway is specified: IPvlan L3 installs device routes and does not provide L2 broadcast between subnets.</w:t>
-      </w:r>
-    </w:p>
-    <w:p>
-      <w:r>
-        <w:rPr>
-          <w:rFonts w:ascii="Aptos" w:hAnsi="Aptos"/>
-        </w:rPr>
-        <w:t>Remote systems need routes to each subnet through the Docker host when the isolated parent is replaced by a physical interface.</w:t>
+        <w:t>. OVS plus the GraphX-owned namespace router realize broadcast-free routed behavior without a Docker ipvlan parent or data network.</w:t>
       </w:r>
     </w:p>
     <w:p>
@@ -5980,7 +5930,7 @@
         <w:rPr>
           <w:rFonts w:ascii="Aptos" w:hAnsi="Aptos"/>
         </w:rPr>
-        <w:t xml:space="preserve">The first logical edge crosses both domains; the second remains inside the IPvlan domain. This contrast shows why each logical edge owns a distinct </w:t>
+        <w:t xml:space="preserve">The first logical edge crosses both domains; the second remains inside the IPVLAN-semantic domain. This contrast shows why each logical edge owns a distinct </w:t>
       </w:r>
       <w:r>
         <w:rPr>
@@ -5994,7 +5944,7 @@
         <w:rPr>
           <w:rFonts w:ascii="Aptos" w:hAnsi="Aptos"/>
         </w:rPr>
-        <w:t>. The two application domains are separate Compose projects and do not own the external networks.</w:t>
+        <w:t>. One Compose project manages the processes and its private management network; GraphX owns the OVS data plane.</w:t>
       </w:r>
     </w:p>
     <w:p>
@@ -6018,21 +5968,7 @@
         <w:rPr>
           <w:rFonts w:ascii="Aptos" w:hAnsi="Aptos"/>
         </w:rPr>
-        <w:t xml:space="preserve">Routers can be Linux namespaces or containers. They expose named interfaces, routes, forwarding, and backend-neutral source/destination/action policies realized with nftables in the native implementation. </w:t>
-      </w:r>
-      <w:r>
-        <w:rPr>
-          <w:rFonts w:ascii="Aptos Mono" w:hAnsi="Aptos Mono"/>
-          <w:color w:val="153B57"/>
-          <w:sz w:val="17"/>
-        </w:rPr>
-        <w:t>tc netem</w:t>
-      </w:r>
-      <w:r>
-        <w:rPr>
-          <w:rFonts w:ascii="Aptos" w:hAnsi="Aptos"/>
-        </w:rPr>
-        <w:t xml:space="preserve"> can apply bounded delay, jitter, loss, and rate behavior to a selected router interface; it is an operational action, not a permanent graph property.</w:t>
+        <w:t>Routers can be Linux namespaces or containers. They expose named interfaces, routes, forwarding, and backend-neutral source/destination/action policies realized with nftables in the native implementation. Fault declarations apply bounded delay, jitter, loss, and rate behavior to a selected realized endpoint for a mandatory duration; the recorded netem qdisc self-expires and remains exactly cleanable.</w:t>
       </w:r>
     </w:p>
     <w:p>
@@ -6048,7 +5984,7 @@
         <w:rPr>
           <w:rFonts w:ascii="Aptos" w:hAnsi="Aptos"/>
         </w:rPr>
-        <w:t xml:space="preserve">The Phase 14 </w:t>
+        <w:t xml:space="preserve">The </w:t>
       </w:r>
       <w:r>
         <w:rPr>
@@ -6198,7 +6134,7 @@
         <w:pStyle w:val="Heading2"/>
       </w:pPr>
       <w:r>
-        <w:t>7.10 Native Linux versus Docker Desktop</w:t>
+        <w:t>7.10 Native Linux and macOS execution</w:t>
       </w:r>
     </w:p>
     <w:tbl>
@@ -6269,7 +6205,7 @@
                 <w:color w:val="FFFFFF"/>
                 <w:sz w:val="17"/>
               </w:rPr>
-              <w:t>Native Linux reference</w:t>
+              <w:t>Native Linux</w:t>
             </w:r>
           </w:p>
         </w:tc>
@@ -6296,7 +6232,7 @@
                 <w:color w:val="FFFFFF"/>
                 <w:sz w:val="17"/>
               </w:rPr>
-              <w:t>Docker Desktop/macOS profile</w:t>
+              <w:t>macOS with Lima</w:t>
             </w:r>
           </w:p>
         </w:tc>
@@ -6327,7 +6263,7 @@
                 <w:color w:val="111820"/>
                 <w:sz w:val="17"/>
               </w:rPr>
-              <w:t>Docker macvlan/ipvlan</w:t>
+              <w:t>MACVLAN/IPVLAN</w:t>
             </w:r>
           </w:p>
         </w:tc>
@@ -6353,7 +6289,7 @@
                 <w:color w:val="111820"/>
                 <w:sz w:val="17"/>
               </w:rPr>
-              <w:t>Exact kernel drivers</w:t>
+              <w:t>OVS semantic profiles</w:t>
             </w:r>
           </w:p>
         </w:tc>
@@ -6379,7 +6315,7 @@
                 <w:color w:val="111820"/>
                 <w:sz w:val="17"/>
               </w:rPr>
-              <w:t>Unsupported; substituted with bridge networks</w:t>
+              <w:t>Same OVS semantic profiles in guest</w:t>
             </w:r>
           </w:p>
         </w:tc>
@@ -6465,16 +6401,7 @@
                 <w:color w:val="111820"/>
                 <w:sz w:val="17"/>
               </w:rPr>
-              <w:t xml:space="preserve">Privileged container, </w:t>
-            </w:r>
-            <w:r>
-              <w:rPr>
-                <w:rFonts w:ascii="Aptos" w:hAnsi="Aptos"/>
-                <w:b w:val="0"/>
-                <w:color w:val="111820"/>
-                <w:sz w:val="17"/>
-              </w:rPr>
-              <w:t>datapath_type=netdev</w:t>
+              <w:t>Lima guest system datapath</w:t>
             </w:r>
           </w:p>
         </w:tc>
@@ -6557,7 +6484,7 @@
                 <w:color w:val="111820"/>
                 <w:sz w:val="17"/>
               </w:rPr>
-              <w:t>Router/OVS container</w:t>
+              <w:t>Lima guest Linux namespace</w:t>
             </w:r>
           </w:p>
         </w:tc>
@@ -6589,7 +6516,7 @@
                 <w:color w:val="111820"/>
                 <w:sz w:val="17"/>
               </w:rPr>
-              <w:t>Host veth/netns</w:t>
+              <w:t>veth/TAP</w:t>
             </w:r>
           </w:p>
         </w:tc>
@@ -6616,7 +6543,7 @@
                 <w:color w:val="111820"/>
                 <w:sz w:val="17"/>
               </w:rPr>
-              <w:t>Directly available</w:t>
+              <w:t>Host kernel</w:t>
             </w:r>
           </w:p>
         </w:tc>
@@ -6643,7 +6570,7 @@
                 <w:color w:val="111820"/>
                 <w:sz w:val="17"/>
               </w:rPr>
-              <w:t>Inside Docker Desktop VM/container boundary</w:t>
+              <w:t>Lima guest kernel</w:t>
             </w:r>
           </w:p>
         </w:tc>
@@ -6700,7 +6627,7 @@
                 <w:color w:val="111820"/>
                 <w:sz w:val="17"/>
               </w:rPr>
-              <w:t>Host capture interfaces</w:t>
+              <w:t>Host-local capture interfaces</w:t>
             </w:r>
           </w:p>
         </w:tc>
@@ -6726,7 +6653,7 @@
                 <w:color w:val="111820"/>
                 <w:sz w:val="17"/>
               </w:rPr>
-              <w:t>Capture inside OVS container</w:t>
+              <w:t>VM-local capture interfaces and storage</w:t>
             </w:r>
           </w:p>
         </w:tc>
@@ -6758,7 +6685,7 @@
                 <w:color w:val="111820"/>
                 <w:sz w:val="17"/>
               </w:rPr>
-              <w:t>Semantics</w:t>
+              <w:t>Evidence</w:t>
             </w:r>
           </w:p>
         </w:tc>
@@ -6785,7 +6712,7 @@
                 <w:color w:val="111820"/>
                 <w:sz w:val="17"/>
               </w:rPr>
-              <w:t>Acceptance reference</w:t>
+              <w:t>Native platform row</w:t>
             </w:r>
           </w:p>
         </w:tc>
@@ -6812,7 +6739,7 @@
                 <w:color w:val="111820"/>
                 <w:sz w:val="17"/>
               </w:rPr>
-              <w:t>Routing/OVS/inspection simulation</w:t>
+              <w:t>Lima ARM64 platform row</w:t>
             </w:r>
           </w:p>
         </w:tc>
@@ -6828,7 +6755,7 @@
         <w:rPr>
           <w:rFonts w:ascii="Aptos" w:hAnsi="Aptos"/>
         </w:rPr>
-        <w:t>The portable profile remains useful for GUI, routing, mirror, nftables, and fault demonstrations, but it must not be used as evidence for native macvlan/ipvlan semantics or performance.</w:t>
+        <w:t>OrbStack runs unprivileged application demonstrations on macOS, but it is not a privileged network-infrastructure backend.</w:t>
       </w:r>
     </w:p>
     <w:p>
@@ -7200,7 +7127,7 @@
         <w:rPr>
           <w:rFonts w:ascii="Aptos" w:hAnsi="Aptos"/>
         </w:rPr>
-        <w:t>In the portable profile, QEMU and the packet observer run on the host; origin, receiver, telemetry, and GUI run in Docker. Host-side observation avoids Docker Desktop bind-mount cache delay while a PCAP is growing.</w:t>
+        <w:t>In the deprecated portable compatibility profile, QEMU and the packet observer run on the host; origin, receiver, telemetry, and GUI run in Docker. Host-side observation avoids container-runtime bind-mount cache delay while a PCAP grows.</w:t>
       </w:r>
     </w:p>
     <w:p>
@@ -7236,7 +7163,7 @@
         <w:rPr>
           <w:rFonts w:ascii="Aptos" w:hAnsi="Aptos"/>
         </w:rPr>
-        <w:t xml:space="preserve">. On macOS, Docker Desktop provides </w:t>
+        <w:t xml:space="preserve">. On macOS, OrbStack provides </w:t>
       </w:r>
       <w:r>
         <w:rPr>
@@ -7264,7 +7191,7 @@
         <w:rPr>
           <w:rFonts w:ascii="Aptos" w:hAnsi="Aptos"/>
         </w:rPr>
-        <w:t xml:space="preserve"> demo bridge gateway, and QEMU forwards plus the observer history API bind there rather than on a physical interface.</w:t>
+        <w:t xml:space="preserve"> demo bridge gateway. This is a deprecated compatibility profile; TAP/OVS is the default.</w:t>
       </w:r>
     </w:p>
     <w:p>
@@ -7368,7 +7295,7 @@
         <w:rPr>
           <w:rFonts w:ascii="Aptos" w:hAnsi="Aptos"/>
         </w:rPr>
-        <w:t>The M6 Linux profile, including macOS through Lima, connects the unchanged x86_64 guest to a GraphX-owned persistent TAP and system OVS bridge. The privileged infrastructure lifecycle records the TAP ifindex, alias, OVS Port and Interface UUIDs, owner UID/GID, VLAN metadata, and configuration/graph ownership markers. QEMU runs as dedicated UID/GID 65532 with access to that TAP only; it receives no general network-administration capability.</w:t>
+        <w:t>The primary Linux profile, including macOS through Lima, connects the unchanged x86_64 guest to a GraphX-owned persistent TAP and system OVS bridge. The privileged infrastructure lifecycle records the TAP ifindex, alias, OVS Port and Interface UUIDs, owner UID/GID, VLAN metadata, and configuration/graph ownership markers. QEMU runs as dedicated UID/GID 65532 with access to that TAP only; it receives no general network-administration capability.</w:t>
       </w:r>
     </w:p>
     <w:p>
@@ -7444,7 +7371,7 @@
         <w:rPr>
           <w:rFonts w:ascii="Aptos" w:hAnsi="Aptos"/>
         </w:rPr>
-        <w:t>The external and container slirp profiles remain compatibility options. Physical-network attachment and guest-native GraphX integration are not implemented. M6 exposes bounded QMP VM pause/resume in its launcher, but general guest control remains outside the GraphX runtime control plane.</w:t>
+        <w:t>The external and container slirp profiles remain compatibility options. Physical-network attachment and guest-native GraphX integration are not implemented. The TAP launcher exposes bounded QMP VM pause/resume, but general guest control remains outside the GraphX runtime control plane.</w:t>
       </w:r>
     </w:p>
     <w:p>
@@ -8287,7 +8214,7 @@
                 <w:color w:val="111820"/>
                 <w:sz w:val="17"/>
               </w:rPr>
-              <w:t>Docker Desktop or Linux; unprivileged</w:t>
+              <w:t>OrbStack or Linux Docker Engine; unprivileged</w:t>
             </w:r>
           </w:p>
         </w:tc>
@@ -8742,7 +8669,7 @@
                 <w:color w:val="111820"/>
                 <w:sz w:val="17"/>
               </w:rPr>
-              <w:t>Macvlan</w:t>
+              <w:t>MACVLAN semantics</w:t>
             </w:r>
           </w:p>
         </w:tc>
@@ -8768,7 +8695,7 @@
                 <w:color w:val="111820"/>
                 <w:sz w:val="17"/>
               </w:rPr>
-              <w:t>Explicit L2 IP/MAC identity and parent isolation</w:t>
+              <w:t>Explicit L2 IP/MAC identity on OVS with container veth</w:t>
             </w:r>
           </w:p>
         </w:tc>
@@ -8794,7 +8721,7 @@
                 <w:color w:val="111820"/>
                 <w:sz w:val="17"/>
               </w:rPr>
-              <w:t>Native Linux; privileged infrastructure</w:t>
+              <w:t>Native Linux or Lima; privileged infrastructure</w:t>
             </w:r>
           </w:p>
         </w:tc>
@@ -8826,7 +8753,7 @@
                 <w:color w:val="111820"/>
                 <w:sz w:val="17"/>
               </w:rPr>
-              <w:t>IPvlan L2</w:t>
+              <w:t>IPVLAN L2 semantics</w:t>
             </w:r>
           </w:p>
         </w:tc>
@@ -8853,7 +8780,7 @@
                 <w:color w:val="111820"/>
                 <w:sz w:val="17"/>
               </w:rPr>
-              <w:t>Independent L2 domains, OVS bridges/SPAN, namespace routing/policy</w:t>
+              <w:t>Independent L2 domains, OVS bridges, namespace routing/policy</w:t>
             </w:r>
           </w:p>
         </w:tc>
@@ -8880,7 +8807,7 @@
                 <w:color w:val="111820"/>
                 <w:sz w:val="17"/>
               </w:rPr>
-              <w:t>Native Linux; privileged infrastructure</w:t>
+              <w:t>Native Linux or Lima; privileged infrastructure</w:t>
             </w:r>
           </w:p>
         </w:tc>
@@ -8911,7 +8838,7 @@
                 <w:color w:val="111820"/>
                 <w:sz w:val="17"/>
               </w:rPr>
-              <w:t>IPvlan L3</w:t>
+              <w:t>IPVLAN L3 semantics</w:t>
             </w:r>
           </w:p>
         </w:tc>
@@ -8937,7 +8864,7 @@
                 <w:color w:val="111820"/>
                 <w:sz w:val="17"/>
               </w:rPr>
-              <w:t>Multi-subnet single-parent IPvlan L3, broadcast-free routing</w:t>
+              <w:t>Routed subnets with broadcast-free profile behavior</w:t>
             </w:r>
           </w:p>
         </w:tc>
@@ -8963,7 +8890,7 @@
                 <w:color w:val="111820"/>
                 <w:sz w:val="17"/>
               </w:rPr>
-              <w:t>Native Linux; privileged infrastructure</w:t>
+              <w:t>Native Linux or Lima; privileged infrastructure</w:t>
             </w:r>
           </w:p>
         </w:tc>
@@ -9022,7 +8949,7 @@
                 <w:color w:val="111820"/>
                 <w:sz w:val="17"/>
               </w:rPr>
-              <w:t>Cross-driver routing, OVS, mirrors, nftables, netem, edge paths</w:t>
+              <w:t>Cross-domain routing, OVS, mirrors, nftables, netem, edge paths</w:t>
             </w:r>
           </w:p>
         </w:tc>
@@ -9049,7 +8976,7 @@
                 <w:color w:val="111820"/>
                 <w:sz w:val="17"/>
               </w:rPr>
-              <w:t>Native Linux exact; macOS simulation</w:t>
+              <w:t>Native Linux or Lima</w:t>
             </w:r>
           </w:p>
         </w:tc>
@@ -9479,7 +9406,7 @@
                 <w:color w:val="111820"/>
                 <w:sz w:val="17"/>
               </w:rPr>
-              <w:t>Docker Desktop or Linux; unprivileged except capture sidecar capabilities</w:t>
+              <w:t>OrbStack or Linux Docker Engine; unprivileged except capture sidecar capabilities</w:t>
             </w:r>
           </w:p>
         </w:tc>
@@ -11391,7 +11318,7 @@
         <w:rPr>
           <w:rFonts w:ascii="Aptos" w:hAnsi="Aptos"/>
         </w:rPr>
-        <w:t>The consolidated [</w:t>
+        <w:t xml:space="preserve">The consolidated </w:t>
       </w:r>
       <w:r>
         <w:rPr>
@@ -11399,13 +11326,13 @@
           <w:color w:val="153B57"/>
           <w:sz w:val="17"/>
         </w:rPr>
-        <w:t>demo guide</w:t>
+        <w:t>docs/demo-guide.md</w:t>
       </w:r>
       <w:r>
         <w:rPr>
           <w:rFonts w:ascii="Aptos" w:hAnsi="Aptos"/>
         </w:rPr>
-        <w:t>](demo-guide.md) describes the runnable scenarios. The [</w:t>
+        <w:t xml:space="preserve"> describes the runnable scenarios. The </w:t>
       </w:r>
       <w:r>
         <w:rPr>
@@ -11413,13 +11340,13 @@
           <w:color w:val="153B57"/>
           <w:sz w:val="17"/>
         </w:rPr>
-        <w:t>manual test procedures</w:t>
+        <w:t>docs/manual-test-procedures.md</w:t>
       </w:r>
       <w:r>
         <w:rPr>
           <w:rFonts w:ascii="Aptos" w:hAnsi="Aptos"/>
         </w:rPr>
-        <w:t>](manual-test-procedures.md) define macOS and Linux system acceptance without conflating Docker Desktop simulation with native kernel evidence.</w:t>
+        <w:t xml:space="preserve"> document defines macOS and Linux system acceptance without conflating Lima ARM64, native Linux, TCG, or KVM evidence.</w:t>
       </w:r>
     </w:p>
     <w:p>
@@ -11446,7 +11373,7 @@
         <w:rPr>
           <w:rFonts w:ascii="Aptos" w:hAnsi="Aptos"/>
         </w:rPr>
-        <w:t>Configuration v1 rejects cycles in the GraphX-managed data plane and native one-to-many graph edges. Descriptive external raw edges may form device data/control loops.</w:t>
+        <w:t>Graph configuration rejects cycles in the GraphX-managed data plane and native one-to-many graph edges. Descriptive external raw edges may form device data/control loops.</w:t>
       </w:r>
     </w:p>
     <w:p>
@@ -11457,7 +11384,7 @@
         <w:rPr>
           <w:rFonts w:ascii="Aptos" w:hAnsi="Aptos"/>
         </w:rPr>
-        <w:t>General infrastructure tooling does not reconcile state or persist ownership metadata; the Phase 14 laboratory adds local run-scoped ownership markers without changing that general contract.</w:t>
+        <w:t>Infrastructure tooling persists identity and transaction state but does not reconcile arbitrary drift into a desired state.</w:t>
       </w:r>
     </w:p>
     <w:p>
@@ -11512,7 +11439,15 @@
         <w:rPr>
           <w:rFonts w:ascii="Aptos" w:hAnsi="Aptos"/>
         </w:rPr>
-        <w:t>Capture stops at its limit; it does not rotate, index, or enforce an external retention workflow.</w:t>
+        <w:t>Application USER0 capture stops at its limit; Ethernet mirror capture uses</w:t>
+      </w:r>
+    </w:p>
+    <w:p>
+      <w:r>
+        <w:rPr>
+          <w:rFonts w:ascii="Aptos" w:hAnsi="Aptos"/>
+        </w:rPr>
+        <w:t>a bounded rotating ring and retains sealed sessions for an external evidence retention workflow.</w:t>
       </w:r>
     </w:p>
     <w:p>
@@ -11545,7 +11480,7 @@
         <w:rPr>
           <w:rFonts w:ascii="Aptos" w:hAnsi="Aptos"/>
         </w:rPr>
-        <w:t>QEMU slirp compatibility profiles do not model physical L2; the M6 TAP profile covers OVS L2/VLAN behavior but not physical-network attachment or guest-native GraphX control.</w:t>
+        <w:t>QEMU slirp compatibility profiles do not model physical L2; the TAP profile covers OVS L2/VLAN behavior but not physical-network attachment or guest-native GraphX control.</w:t>
       </w:r>
     </w:p>
     <w:p>
@@ -11556,7 +11491,7 @@
         <w:rPr>
           <w:rFonts w:ascii="Aptos" w:hAnsi="Aptos"/>
         </w:rPr>
-        <w:t>Docker Desktop network labs are simulations, not native-Linux acceptance evidence.</w:t>
+        <w:t>OrbStack is not a privileged network-lab backend; macOS uses Lima.</w:t>
       </w:r>
     </w:p>
     <w:p>
@@ -11639,7 +11574,21 @@
         <w:rPr>
           <w:rFonts w:ascii="Aptos" w:hAnsi="Aptos"/>
         </w:rPr>
-        <w:t>Root documentation identifies GraphX 1.1.0 and distinguishes accepted Phase 3–13 reports from the Phase 1 and Phase 2 documentary gaps; Phase 14 awaits native verification.</w:t>
+        <w:t xml:space="preserve">Root documentation identifies GraphX 1.1.0; historical implementation and verification records remain non-normative under </w:t>
+      </w:r>
+      <w:r>
+        <w:rPr>
+          <w:rFonts w:ascii="Aptos Mono" w:hAnsi="Aptos Mono"/>
+          <w:color w:val="153B57"/>
+          <w:sz w:val="17"/>
+        </w:rPr>
+        <w:t>docs/archive/</w:t>
+      </w:r>
+      <w:r>
+        <w:rPr>
+          <w:rFonts w:ascii="Aptos" w:hAnsi="Aptos"/>
+        </w:rPr>
+        <w:t>.</w:t>
       </w:r>
     </w:p>
     <w:p>
@@ -11661,7 +11610,7 @@
         <w:rPr>
           <w:rFonts w:ascii="Aptos" w:hAnsi="Aptos"/>
         </w:rPr>
-        <w:t>Infrastructure routes support create-time and explicit manual activation; the Phase 14 laboratory is the focused coverage. Reconciliation and arbitrary runtime route mutation remain out of scope.</w:t>
+        <w:t>Infrastructure routes support create-time and explicit manual activation; the static-route laboratory is the focused coverage. Reconciliation and arbitrary runtime route mutation remain out of scope.</w:t>
       </w:r>
     </w:p>
     <w:p>
@@ -11677,7 +11626,7 @@
         <w:rPr>
           <w:rFonts w:ascii="Aptos" w:hAnsi="Aptos"/>
         </w:rPr>
-        <w:t>The following are proposals, not current capabilities.</w:t>
+        <w:t>The following are proposals, not current capabilities. Implemented SDR, route-policy, and QEMU workflows are listed in section 10 and documented in the demo guide.</w:t>
       </w:r>
     </w:p>
     <w:p>
@@ -11685,70 +11634,22 @@
         <w:pStyle w:val="Heading2"/>
       </w:pPr>
       <w:r>
-        <w:t>12.1 Single SDR → switch → processor → sink (implemented in Phase 13)</w:t>
+        <w:t>12.1 Routed multicast receiver set</w:t>
       </w:r>
     </w:p>
     <w:p>
       <w:r>
         <w:rPr>
           <w:rFonts w:ascii="Aptos" w:hAnsi="Aptos"/>
-        </w:rPr>
-        <w:t xml:space="preserve">The </w:t>
-      </w:r>
-      <w:r>
-        <w:rPr>
-          <w:rFonts w:ascii="Aptos Mono" w:hAnsi="Aptos Mono"/>
-          <w:color w:val="153B57"/>
-          <w:sz w:val="17"/>
-        </w:rPr>
-        <w:t>examples/sdr-node</w:t>
+          <w:b/>
+        </w:rPr>
+        <w:t>Priority: high.</w:t>
       </w:r>
       <w:r>
         <w:rPr>
           <w:rFonts w:ascii="Aptos" w:hAnsi="Aptos"/>
         </w:rPr>
-        <w:t xml:space="preserve"> suite models one external Ethernet-connected SDR sending UDP IQ/sample blocks to one containerized processor, with a mutual-TLS TCP control edge back to the SDR and a result edge to a sink. Its native-Linux profile places OVS and SPAN on the data path; its portable profile clearly models Docker bridge switching as a simulation. Both reuse one deterministic endpoint and packet observer and feed Ethernet PCAPNG, bounded packet history, live telemetry, capture download, and the existing GUI.</w:t>
-      </w:r>
-    </w:p>
-    <w:p>
-      <w:r>
-        <w:rPr>
-          <w:rFonts w:ascii="Aptos" w:hAnsi="Aptos"/>
-        </w:rPr>
-        <w:t>Delivered profiles and deferred extension:</w:t>
-      </w:r>
-    </w:p>
-    <w:p>
-      <w:pPr>
-        <w:ind w:left="403" w:hanging="288"/>
-      </w:pPr>
-      <w:r>
-        <w:rPr>
-          <w:rFonts w:ascii="Aptos" w:hAnsi="Aptos"/>
-        </w:rPr>
-        <w:t>1. simulated SDR container using raw UDP data and authenticated TCP control;</w:t>
-      </w:r>
-    </w:p>
-    <w:p>
-      <w:pPr>
-        <w:ind w:left="403" w:hanging="288"/>
-      </w:pPr>
-      <w:r>
-        <w:rPr>
-          <w:rFonts w:ascii="Aptos" w:hAnsi="Aptos"/>
-        </w:rPr>
-        <w:t>2. external-device contract plus native Linux namespace/OVS/SPAN verifier;</w:t>
-      </w:r>
-    </w:p>
-    <w:p>
-      <w:pPr>
-        <w:ind w:left="403" w:hanging="288"/>
-      </w:pPr>
-      <w:r>
-        <w:rPr>
-          <w:rFonts w:ascii="Aptos" w:hAnsi="Aptos"/>
-        </w:rPr>
-        <w:t>3. optional QEMU-based SDR emulator profile remains a later enhancement.</w:t>
+        <w:t xml:space="preserve"> Extend the multicast laboratory across two subnets with an IGMP-aware OVS/router setup and multiple diagnostic receivers. Keep the logical edge limitation explicit at first, then use the example as acceptance evidence for a future one-to-many graph-edge ADR.</w:t>
       </w:r>
     </w:p>
     <w:p>
@@ -11756,7 +11657,7 @@
         <w:pStyle w:val="Heading2"/>
       </w:pPr>
       <w:r>
-        <w:t>12.2 Routed multicast receiver set</w:t>
+        <w:t>12.2 Dual capture correlation laboratory</w:t>
       </w:r>
     </w:p>
     <w:p>
@@ -11765,13 +11666,13 @@
           <w:rFonts w:ascii="Aptos" w:hAnsi="Aptos"/>
           <w:b/>
         </w:rPr>
-        <w:t>Priority: high.</w:t>
+        <w:t>Priority: medium.</w:t>
       </w:r>
       <w:r>
         <w:rPr>
           <w:rFonts w:ascii="Aptos" w:hAnsi="Aptos"/>
         </w:rPr>
-        <w:t xml:space="preserve"> Extend the multicast laboratory across two subnets with an IGMP-aware OVS/router setup and multiple diagnostic receivers. Keep the logical edge limitation explicit at first, then use the example as acceptance evidence for a future one-to-many graph-edge ADR.</w:t>
+        <w:t xml:space="preserve"> Run the standard TCP pipeline across OVS while recording both GraphX USER0 frames and Ethernet frames. Generate a correlation report keyed by message ID, timestamp window, edge, endpoint, and frame length. This would prototype the currently deferred automated cross-file matching.</w:t>
       </w:r>
     </w:p>
     <w:p>
@@ -11779,83 +11680,7 @@
         <w:pStyle w:val="Heading2"/>
       </w:pPr>
       <w:r>
-        <w:t>12.3 Static routes and deny-policy laboratory (implemented in Phase 14)</w:t>
-      </w:r>
-    </w:p>
-    <w:p>
-      <w:r>
-        <w:rPr>
-          <w:rFonts w:ascii="Aptos" w:hAnsi="Aptos"/>
-        </w:rPr>
-        <w:t xml:space="preserve">The </w:t>
-      </w:r>
-      <w:r>
-        <w:rPr>
-          <w:rFonts w:ascii="Aptos Mono" w:hAnsi="Aptos Mono"/>
-          <w:color w:val="153B57"/>
-          <w:sz w:val="17"/>
-        </w:rPr>
-        <w:t>examples/static-route-policy</w:t>
-      </w:r>
-      <w:r>
-        <w:rPr>
-          <w:rFonts w:ascii="Aptos" w:hAnsi="Aptos"/>
-        </w:rPr>
-        <w:t xml:space="preserve"> lab now supplies three routed domains, a receiver-confirmed intended flow, an nftables-counter-confirmed denied flow, and a missing-route transition controlled by one declared manual route. It exposes ordered paths, OVS mirrors, capture, and distinct GUI diagnostics. Portable coverage is automated; independent native-Linux acceptance remains the Phase 14 exit gate.</w:t>
-      </w:r>
-    </w:p>
-    <w:p>
-      <w:pPr>
-        <w:pStyle w:val="Heading2"/>
-      </w:pPr>
-      <w:r>
-        <w:t>12.4 Dual capture correlation laboratory</w:t>
-      </w:r>
-    </w:p>
-    <w:p>
-      <w:r>
-        <w:rPr>
-          <w:rFonts w:ascii="Aptos" w:hAnsi="Aptos"/>
-          <w:b/>
-        </w:rPr>
-        <w:t>Priority: medium.</w:t>
-      </w:r>
-      <w:r>
-        <w:rPr>
-          <w:rFonts w:ascii="Aptos" w:hAnsi="Aptos"/>
-        </w:rPr>
-        <w:t xml:space="preserve"> Run the standard TCP pipeline across OVS while recording both GraphX USER0 frames and Ethernet frames. Generate a correlation report keyed by message ID, timestamp window, edge, endpoint, and frame length. This would prototype the currently deferred automated cross-file matching.</w:t>
-      </w:r>
-    </w:p>
-    <w:p>
-      <w:pPr>
-        <w:pStyle w:val="Heading2"/>
-      </w:pPr>
-      <w:r>
-        <w:t>12.5 QEMU TAP profile</w:t>
-      </w:r>
-    </w:p>
-    <w:p>
-      <w:r>
-        <w:rPr>
-          <w:rFonts w:ascii="Aptos" w:hAnsi="Aptos"/>
-          <w:b/>
-        </w:rPr>
-        <w:t>Status: implemented in M6.</w:t>
-      </w:r>
-      <w:r>
-        <w:rPr>
-          <w:rFonts w:ascii="Aptos" w:hAnsi="Aptos"/>
-        </w:rPr>
-        <w:t xml:space="preserve"> ADR 0016 places the Apple Silicon macOS runtime in Lima and ADR 0017 selects OVS with an owned TAP as the QEMU data plane. The profile proves guest MAC, VLAN isolation, multicast/broadcast forwarding, QMP pause/resume, and direct SPAN capture while QEMU runs as a dedicated non-root identity. The slirp profiles remain compatibility paths until M8 closure.</w:t>
-      </w:r>
-    </w:p>
-    <w:p>
-      <w:pPr>
-        <w:pStyle w:val="Heading2"/>
-      </w:pPr>
-      <w:r>
-        <w:t>12.6 Degraded observability laboratory</w:t>
+        <w:t>12.3 Degraded observability laboratory</w:t>
       </w:r>
     </w:p>
     <w:p>
@@ -11878,23 +11703,15 @@
         <w:pStyle w:val="Heading1"/>
       </w:pPr>
       <w:r>
-        <w:t>13. Recommended architectural roadmap</w:t>
+        <w:t>13. Architectural change control</w:t>
       </w:r>
     </w:p>
     <w:p>
-      <w:pPr>
-        <w:pStyle w:val="Heading2"/>
-      </w:pPr>
-      <w:r>
-        <w:t>Accepted Lima and OVS migration</w:t>
-      </w:r>
-    </w:p>
-    <w:p>
       <w:r>
         <w:rPr>
           <w:rFonts w:ascii="Aptos" w:hAnsi="Aptos"/>
         </w:rPr>
-        <w:t xml:space="preserve">ADR 0016 and ADR 0017 accept a new migration track. M1 supplies the Linux execution boundary, M2 supplies the version-2 configuration boundary, M3 supplies persistent identity-safe OVS bridge ownership, M4 supplies restart-aware container veth attachment through OVS, M5 adds Linux router namespaces, namespace veths, mirrors, policy, semantic IPvlan flows, and migrated laboratory configurations, and M6 adds owned QEMU TAP/OVS attachment. Migration work packages use </w:t>
+        <w:t xml:space="preserve">New features must preserve the current decision guide and accepted ADRs. A change to the configuration authority, OVS-only backend, macOS OrbStack/Lima split, compatibility window, or identity-safe ownership boundary requires a new or superseding ADR before implementation. IPv6, authenticated UDP/DTLS, graph fan-out, physical-device attachment, and distributed telemetry/control remain separate decisions rather than implied extensions of the current model. Completed migration plans and verification evidence are preserved under </w:t>
       </w:r>
       <w:r>
         <w:rPr>
@@ -11902,350 +11719,13 @@
           <w:color w:val="153B57"/>
           <w:sz w:val="17"/>
         </w:rPr>
-        <w:t>M</w:t>
+        <w:t>docs/archive/</w:t>
       </w:r>
       <w:r>
         <w:rPr>
           <w:rFonts w:ascii="Aptos" w:hAnsi="Aptos"/>
         </w:rPr>
-        <w:t xml:space="preserve"> identifiers so they do not collide with the existing feature-phase history. The authoritative sequence is maintained in </w:t>
-      </w:r>
-      <w:r>
-        <w:rPr>
-          <w:rFonts w:ascii="Aptos Mono" w:hAnsi="Aptos Mono"/>
-          <w:color w:val="153B57"/>
-          <w:sz w:val="17"/>
-        </w:rPr>
-        <w:t>prompt/ovs_migration_implementation_plan.md</w:t>
-      </w:r>
-      <w:r>
-        <w:rPr>
-          <w:rFonts w:ascii="Aptos" w:hAnsi="Aptos"/>
-        </w:rPr>
-        <w:t>:</w:t>
-      </w:r>
-    </w:p>
-    <w:p>
-      <w:pPr>
-        <w:ind w:left="403" w:hanging="288"/>
-      </w:pPr>
-      <w:r>
-        <w:rPr>
-          <w:rFonts w:ascii="Aptos" w:hAnsi="Aptos"/>
-        </w:rPr>
-        <w:t>1. M0 records the decisions and frozen GraphX 1.1.0 baseline.</w:t>
-      </w:r>
-    </w:p>
-    <w:p>
-      <w:pPr>
-        <w:ind w:left="403" w:hanging="288"/>
-      </w:pPr>
-      <w:r>
-        <w:rPr>
-          <w:rFonts w:ascii="Aptos" w:hAnsi="Aptos"/>
-        </w:rPr>
-        <w:t>2. M1 provides the Lima macOS Linux execution environment.</w:t>
-      </w:r>
-    </w:p>
-    <w:p>
-      <w:pPr>
-        <w:ind w:left="403" w:hanging="288"/>
-      </w:pPr>
-      <w:r>
-        <w:rPr>
-          <w:rFonts w:ascii="Aptos" w:hAnsi="Aptos"/>
-        </w:rPr>
-        <w:t>3. M2 implements configuration version 2, packet-verifiable MACVLAN/IPVLAN</w:t>
-      </w:r>
-    </w:p>
-    <w:p>
-      <w:r>
-        <w:rPr>
-          <w:rFonts w:ascii="Aptos" w:hAnsi="Aptos"/>
-        </w:rPr>
-        <w:t>semantic profiles, typed attachments, and deterministic migration without changing version-1 meaning.</w:t>
-      </w:r>
-    </w:p>
-    <w:p>
-      <w:pPr>
-        <w:ind w:left="403" w:hanging="288"/>
-      </w:pPr>
-      <w:r>
-        <w:rPr>
-          <w:rFonts w:ascii="Aptos" w:hAnsi="Aptos"/>
-        </w:rPr>
-        <w:t>4. M3 implements locked persistent ownership state and an identity-safe OVS</w:t>
-      </w:r>
-    </w:p>
-    <w:p>
-      <w:r>
-        <w:rPr>
-          <w:rFonts w:ascii="Aptos" w:hAnsi="Aptos"/>
-        </w:rPr>
-        <w:t>bridge lifecycle; M4 extends it to managed-container veth attachment.</w:t>
-      </w:r>
-    </w:p>
-    <w:p>
-      <w:pPr>
-        <w:ind w:left="403" w:hanging="288"/>
-      </w:pPr>
-      <w:r>
-        <w:rPr>
-          <w:rFonts w:ascii="Aptos" w:hAnsi="Aptos"/>
-        </w:rPr>
-        <w:t>5. M5 migrates the existing network and external-device laboratories.</w:t>
-      </w:r>
-    </w:p>
-    <w:p>
-      <w:pPr>
-        <w:ind w:left="403" w:hanging="288"/>
-      </w:pPr>
-      <w:r>
-        <w:rPr>
-          <w:rFonts w:ascii="Aptos" w:hAnsi="Aptos"/>
-        </w:rPr>
-        <w:t>6. M6 adds the owned QEMU TAP/OVS profile.</w:t>
-      </w:r>
-    </w:p>
-    <w:p>
-      <w:pPr>
-        <w:ind w:left="403" w:hanging="288"/>
-      </w:pPr>
-      <w:r>
-        <w:rPr>
-          <w:rFonts w:ascii="Aptos" w:hAnsi="Aptos"/>
-        </w:rPr>
-        <w:t>7. M7 integrates capture, faults, and diagnostics with the common lifecycle.</w:t>
-      </w:r>
-    </w:p>
-    <w:p>
-      <w:pPr>
-        <w:ind w:left="403" w:hanging="288"/>
-      </w:pPr>
-      <w:r>
-        <w:rPr>
-          <w:rFonts w:ascii="Aptos" w:hAnsi="Aptos"/>
-        </w:rPr>
-        <w:t>8. M8 retires legacy realization paths only after the full compatibility gate.</w:t>
-      </w:r>
-    </w:p>
-    <w:p>
-      <w:r>
-        <w:rPr>
-          <w:rFonts w:ascii="Aptos" w:hAnsi="Aptos"/>
-        </w:rPr>
-        <w:t>During the compatibility window, the version-1 Docker-driver labs remain available unchanged and the Docker Desktop userspace-OVS path is explicitly a legacy simulation. Version-2 create, status, destroy, and interrupted-create recovery use the ownership ledger. Managed containers use veth without Docker data-plane networks; M5 router namespaces, mirrors, policy, and IPvlan flows use the same system-OVS path on native Linux and in Lima. M6 QEMU uses an owned TAP on that path. Declarative fault and capture ownership remain M7.</w:t>
-      </w:r>
-    </w:p>
-    <w:p>
-      <w:pPr>
-        <w:pStyle w:val="Heading2"/>
-      </w:pPr>
-      <w:r>
-        <w:t>Completed documentation and consistency foundation</w:t>
-      </w:r>
-    </w:p>
-    <w:p>
-      <w:pPr>
-        <w:ind w:left="403" w:hanging="288"/>
-      </w:pPr>
-      <w:r>
-        <w:rPr>
-          <w:rFonts w:ascii="Aptos" w:hAnsi="Aptos"/>
-        </w:rPr>
-        <w:t>1. The QEMU decision is ADR 0013, with its former number recorded in the canonical ADR index.</w:t>
-      </w:r>
-    </w:p>
-    <w:p>
-      <w:pPr>
-        <w:ind w:left="403" w:hanging="288"/>
-      </w:pPr>
-      <w:r>
-        <w:rPr>
-          <w:rFonts w:ascii="Aptos" w:hAnsi="Aptos"/>
-        </w:rPr>
-        <w:t>2. Root maturity wording matches 1.1.0 and qualifies the accepted Phase 3–13 verification record.</w:t>
-      </w:r>
-    </w:p>
-    <w:p>
-      <w:pPr>
-        <w:ind w:left="403" w:hanging="288"/>
-      </w:pPr>
-      <w:r>
-        <w:rPr>
-          <w:rFonts w:ascii="Aptos" w:hAnsi="Aptos"/>
-        </w:rPr>
-        <w:t>3. Root and contributor documentation link the architecture source, editable DOCX, ADR index, and focused references.</w:t>
-      </w:r>
-    </w:p>
-    <w:p>
-      <w:pPr>
-        <w:ind w:left="403" w:hanging="288"/>
-      </w:pPr>
-      <w:r>
-        <w:rPr>
-          <w:rFonts w:ascii="Aptos" w:hAnsi="Aptos"/>
-        </w:rPr>
-        <w:t xml:space="preserve">4. </w:t>
-      </w:r>
-      <w:r>
-        <w:rPr>
-          <w:rFonts w:ascii="Aptos Mono" w:hAnsi="Aptos Mono"/>
-          <w:color w:val="153B57"/>
-          <w:sz w:val="17"/>
-        </w:rPr>
-        <w:t>graphx project</w:t>
-      </w:r>
-      <w:r>
-        <w:rPr>
-          <w:rFonts w:ascii="Aptos" w:hAnsi="Aptos"/>
-        </w:rPr>
-        <w:t xml:space="preserve"> generates or verifies the four projections under </w:t>
-      </w:r>
-      <w:r>
-        <w:rPr>
-          <w:rFonts w:ascii="Aptos Mono" w:hAnsi="Aptos Mono"/>
-          <w:color w:val="153B57"/>
-          <w:sz w:val="17"/>
-        </w:rPr>
-        <w:t>config/</w:t>
-      </w:r>
-      <w:r>
-        <w:rPr>
-          <w:rFonts w:ascii="Aptos" w:hAnsi="Aptos"/>
-        </w:rPr>
-        <w:t>; CTest enforces the drift check in local and Linux/macOS CI builds.</w:t>
-      </w:r>
-    </w:p>
-    <w:p>
-      <w:pPr>
-        <w:pStyle w:val="Heading2"/>
-      </w:pPr>
-      <w:r>
-        <w:t>Near-term architectural examples</w:t>
-      </w:r>
-    </w:p>
-    <w:p>
-      <w:pPr>
-        <w:ind w:left="403" w:hanging="288"/>
-      </w:pPr>
-      <w:r>
-        <w:rPr>
-          <w:rFonts w:ascii="Aptos" w:hAnsi="Aptos"/>
-        </w:rPr>
-        <w:t>1. Independently verify the single-SDR example on macOS and native Linux.</w:t>
-      </w:r>
-    </w:p>
-    <w:p>
-      <w:pPr>
-        <w:ind w:left="403" w:hanging="288"/>
-      </w:pPr>
-      <w:r>
-        <w:rPr>
-          <w:rFonts w:ascii="Aptos" w:hAnsi="Aptos"/>
-        </w:rPr>
-        <w:t>2. Independently verify the implemented static-route/deny-policy laboratory on native Linux.</w:t>
-      </w:r>
-    </w:p>
-    <w:p>
-      <w:pPr>
-        <w:ind w:left="403" w:hanging="288"/>
-      </w:pPr>
-      <w:r>
-        <w:rPr>
-          <w:rFonts w:ascii="Aptos" w:hAnsi="Aptos"/>
-        </w:rPr>
-        <w:t>3. Add an application/Ethernet dual-capture correlation prototype.</w:t>
-      </w:r>
-    </w:p>
-    <w:p>
-      <w:pPr>
-        <w:ind w:left="403" w:hanging="288"/>
-      </w:pPr>
-      <w:r>
-        <w:rPr>
-          <w:rFonts w:ascii="Aptos" w:hAnsi="Aptos"/>
-        </w:rPr>
-        <w:t>4. Decide the one-to-many logical-edge contract separately from the accepted</w:t>
-      </w:r>
-    </w:p>
-    <w:p>
-      <w:r>
-        <w:rPr>
-          <w:rFonts w:ascii="Aptos" w:hAnsi="Aptos"/>
-        </w:rPr>
-        <w:t>network-profile configuration-v2 migration; the latter does not implicitly authorize a graph fan-out schema change.</w:t>
-      </w:r>
-    </w:p>
-    <w:p>
-      <w:pPr>
-        <w:pStyle w:val="Heading2"/>
-      </w:pPr>
-      <w:r>
-        <w:t>Later platform capabilities</w:t>
-      </w:r>
-    </w:p>
-    <w:p>
-      <w:pPr>
-        <w:ind w:left="403" w:hanging="288"/>
-      </w:pPr>
-      <w:r>
-        <w:rPr>
-          <w:rFonts w:ascii="Aptos" w:hAnsi="Aptos"/>
-        </w:rPr>
-        <w:t>1. Independently verify the implemented M4 container identity, restart, rollback, and cleanup contract in Lima and native Linux.</w:t>
-      </w:r>
-    </w:p>
-    <w:p>
-      <w:pPr>
-        <w:ind w:left="403" w:hanging="288"/>
-      </w:pPr>
-      <w:r>
-        <w:rPr>
-          <w:rFonts w:ascii="Aptos" w:hAnsi="Aptos"/>
-        </w:rPr>
-        <w:t>2. Decide capture rotation, indexing, retention, and cross-capture correlation contracts.</w:t>
-      </w:r>
-    </w:p>
-    <w:p>
-      <w:pPr>
-        <w:ind w:left="403" w:hanging="288"/>
-      </w:pPr>
-      <w:r>
-        <w:rPr>
-          <w:rFonts w:ascii="Aptos" w:hAnsi="Aptos"/>
-        </w:rPr>
-        <w:t>3. Independently verify the M6 QEMU TAP/OVS profile while keeping broader</w:t>
-      </w:r>
-    </w:p>
-    <w:p>
-      <w:r>
-        <w:rPr>
-          <w:rFonts w:ascii="Aptos" w:hAnsi="Aptos"/>
-        </w:rPr>
-        <w:t>physical-node attachment behind a separate operator/security gate.</w:t>
-      </w:r>
-    </w:p>
-    <w:p>
-      <w:pPr>
-        <w:ind w:left="403" w:hanging="288"/>
-      </w:pPr>
-      <w:r>
-        <w:rPr>
-          <w:rFonts w:ascii="Aptos" w:hAnsi="Aptos"/>
-        </w:rPr>
-        <w:t>4. Evaluate IPv6 and authenticated UDP/DTLS only with explicit compatibility and threat-model decisions.</w:t>
-      </w:r>
-    </w:p>
-    <w:p>
-      <w:pPr>
-        <w:ind w:left="403" w:hanging="288"/>
-      </w:pPr>
-      <w:r>
-        <w:rPr>
-          <w:rFonts w:ascii="Aptos" w:hAnsi="Aptos"/>
-        </w:rPr>
-        <w:t>5. Define distributed telemetry/control state only if multi-collector availability becomes a requirement.</w:t>
+        <w:t xml:space="preserve"> and are not instructions for current work.</w:t>
       </w:r>
     </w:p>
     <w:p>
@@ -12416,7 +11896,7 @@
                 <w:color w:val="111820"/>
                 <w:sz w:val="17"/>
               </w:rPr>
-              <w:t>docs/adr/0017-*.md</w:t>
+              <w:t>docs/adr/0019-*.md</w:t>
             </w:r>
           </w:p>
         </w:tc>
@@ -12529,6 +12009,60 @@
                 <w:color w:val="111820"/>
                 <w:sz w:val="17"/>
               </w:rPr>
+              <w:t>src/config_common.cpp</w:t>
+            </w:r>
+            <w:r>
+              <w:rPr>
+                <w:rFonts w:ascii="Aptos" w:hAnsi="Aptos"/>
+                <w:b w:val="0"/>
+                <w:color w:val="111820"/>
+                <w:sz w:val="17"/>
+              </w:rPr>
+              <w:t xml:space="preserve">, </w:t>
+            </w:r>
+            <w:r>
+              <w:rPr>
+                <w:rFonts w:ascii="Aptos" w:hAnsi="Aptos"/>
+                <w:b w:val="0"/>
+                <w:color w:val="111820"/>
+                <w:sz w:val="17"/>
+              </w:rPr>
+              <w:t>src/config_v1_compat.cpp</w:t>
+            </w:r>
+            <w:r>
+              <w:rPr>
+                <w:rFonts w:ascii="Aptos" w:hAnsi="Aptos"/>
+                <w:b w:val="0"/>
+                <w:color w:val="111820"/>
+                <w:sz w:val="17"/>
+              </w:rPr>
+              <w:t xml:space="preserve">, </w:t>
+            </w:r>
+            <w:r>
+              <w:rPr>
+                <w:rFonts w:ascii="Aptos" w:hAnsi="Aptos"/>
+                <w:b w:val="0"/>
+                <w:color w:val="111820"/>
+                <w:sz w:val="17"/>
+              </w:rPr>
+              <w:t>src/config_v2.cpp</w:t>
+            </w:r>
+            <w:r>
+              <w:rPr>
+                <w:rFonts w:ascii="Aptos" w:hAnsi="Aptos"/>
+                <w:b w:val="0"/>
+                <w:color w:val="111820"/>
+                <w:sz w:val="17"/>
+              </w:rPr>
+              <w:t xml:space="preserve">, </w:t>
+            </w:r>
+            <w:r>
+              <w:rPr>
+                <w:rFonts w:ascii="Aptos" w:hAnsi="Aptos"/>
+                <w:b w:val="0"/>
+                <w:color w:val="111820"/>
+                <w:sz w:val="17"/>
+              </w:rPr>
               <w:t>config/schema/graphx.schema.json</w:t>
             </w:r>
           </w:p>
@@ -12998,6 +12532,96 @@
                 <w:color w:val="111820"/>
                 <w:sz w:val="17"/>
               </w:rPr>
+              <w:t xml:space="preserve"> (configuration and listener wiring), </w:t>
+            </w:r>
+            <w:r>
+              <w:rPr>
+                <w:rFonts w:ascii="Aptos" w:hAnsi="Aptos"/>
+                <w:b w:val="0"/>
+                <w:color w:val="111820"/>
+                <w:sz w:val="17"/>
+              </w:rPr>
+              <w:t>collector.mjs</w:t>
+            </w:r>
+            <w:r>
+              <w:rPr>
+                <w:rFonts w:ascii="Aptos" w:hAnsi="Aptos"/>
+                <w:b w:val="0"/>
+                <w:color w:val="111820"/>
+                <w:sz w:val="17"/>
+              </w:rPr>
+              <w:t xml:space="preserve"> (in-process collector lifecycle), </w:t>
+            </w:r>
+            <w:r>
+              <w:rPr>
+                <w:rFonts w:ascii="Aptos" w:hAnsi="Aptos"/>
+                <w:b w:val="0"/>
+                <w:color w:val="111820"/>
+                <w:sz w:val="17"/>
+              </w:rPr>
+              <w:t>http-routes.mjs</w:t>
+            </w:r>
+            <w:r>
+              <w:rPr>
+                <w:rFonts w:ascii="Aptos" w:hAnsi="Aptos"/>
+                <w:b w:val="0"/>
+                <w:color w:val="111820"/>
+                <w:sz w:val="17"/>
+              </w:rPr>
+              <w:t xml:space="preserve">, </w:t>
+            </w:r>
+            <w:r>
+              <w:rPr>
+                <w:rFonts w:ascii="Aptos" w:hAnsi="Aptos"/>
+                <w:b w:val="0"/>
+                <w:color w:val="111820"/>
+                <w:sz w:val="17"/>
+              </w:rPr>
+              <w:t>topology.mjs</w:t>
+            </w:r>
+            <w:r>
+              <w:rPr>
+                <w:rFonts w:ascii="Aptos" w:hAnsi="Aptos"/>
+                <w:b w:val="0"/>
+                <w:color w:val="111820"/>
+                <w:sz w:val="17"/>
+              </w:rPr>
+              <w:t xml:space="preserve">, </w:t>
+            </w:r>
+            <w:r>
+              <w:rPr>
+                <w:rFonts w:ascii="Aptos" w:hAnsi="Aptos"/>
+                <w:b w:val="0"/>
+                <w:color w:val="111820"/>
+                <w:sz w:val="17"/>
+              </w:rPr>
+              <w:t>metric-store.mjs</w:t>
+            </w:r>
+            <w:r>
+              <w:rPr>
+                <w:rFonts w:ascii="Aptos" w:hAnsi="Aptos"/>
+                <w:b w:val="0"/>
+                <w:color w:val="111820"/>
+                <w:sz w:val="17"/>
+              </w:rPr>
+              <w:t xml:space="preserve">, </w:t>
+            </w:r>
+            <w:r>
+              <w:rPr>
+                <w:rFonts w:ascii="Aptos" w:hAnsi="Aptos"/>
+                <w:b w:val="0"/>
+                <w:color w:val="111820"/>
+                <w:sz w:val="17"/>
+              </w:rPr>
+              <w:t>runtime-evidence.mjs</w:t>
+            </w:r>
+            <w:r>
+              <w:rPr>
+                <w:rFonts w:ascii="Aptos" w:hAnsi="Aptos"/>
+                <w:b w:val="0"/>
+                <w:color w:val="111820"/>
+                <w:sz w:val="17"/>
+              </w:rPr>
               <w:t xml:space="preserve">, </w:t>
             </w:r>
             <w:r>
@@ -13939,7 +13563,7 @@
                 <w:color w:val="111820"/>
                 <w:sz w:val="17"/>
               </w:rPr>
-              <w:t>Verification status</w:t>
+              <w:t>Current decisions and historical verification</w:t>
             </w:r>
           </w:p>
         </w:tc>
@@ -13965,7 +13589,7 @@
                 <w:color w:val="111820"/>
                 <w:sz w:val="17"/>
               </w:rPr>
-              <w:t>verification_status.md</w:t>
+              <w:t>docs/project-decisions.md</w:t>
             </w:r>
             <w:r>
               <w:rPr>
@@ -13974,7 +13598,7 @@
                 <w:color w:val="111820"/>
                 <w:sz w:val="17"/>
               </w:rPr>
-              <w:t xml:space="preserve">, phase verification reports, </w:t>
+              <w:t xml:space="preserve">, </w:t>
             </w:r>
             <w:r>
               <w:rPr>
@@ -13983,7 +13607,7 @@
                 <w:color w:val="111820"/>
                 <w:sz w:val="17"/>
               </w:rPr>
-              <w:t>migration_m0_baseline.md</w:t>
+              <w:t>docs/archive/README.md</w:t>
             </w:r>
             <w:r>
               <w:rPr>
@@ -13992,7 +13616,7 @@
                 <w:color w:val="111820"/>
                 <w:sz w:val="17"/>
               </w:rPr>
-              <w:t xml:space="preserve">, and the active M2 contracts under </w:t>
+              <w:t xml:space="preserve">, and accepted records under </w:t>
             </w:r>
             <w:r>
               <w:rPr>
@@ -14001,7 +13625,7 @@
                 <w:color w:val="111820"/>
                 <w:sz w:val="17"/>
               </w:rPr>
-              <w:t>prompt/</w:t>
+              <w:t>docs/adr/</w:t>
             </w:r>
           </w:p>
         </w:tc>

--- a/docs/GraphX_Architecture.docx
+++ b/docs/GraphX_Architecture.docx
@@ -6062,7 +6062,15 @@
         <w:rPr>
           <w:rFonts w:ascii="Aptos" w:hAnsi="Aptos"/>
         </w:rPr>
-        <w:t xml:space="preserve">Each bridge mirrors traffic to a dedicated capture veth. The lab records a bounded, user-readable Ethernet PCAPNG and a strict, atomically replaced JSON evidence projection. Telemetry accepts only known edge IDs and the four states </w:t>
+        <w:t>Each bridge declares a dedicated mirror output. The current infrastructure launcher realizes those SPAN endpoints but does not start a packet-capture or telemetry service. Runtime acceptance therefore uses direct receiver results, the named nftables counter, and exact kernel-route state. GUI, retained PCAPNG, and projected state from the retired launcher remain historical evidence only.</w:t>
+      </w:r>
+    </w:p>
+    <w:p>
+      <w:r>
+        <w:rPr>
+          <w:rFonts w:ascii="Aptos" w:hAnsi="Aptos"/>
+        </w:rPr>
+        <w:t xml:space="preserve">The native launcher refuses occupied fixed names and address ranges, marks OVS and namespace resources with a random run owner, and checks those markers before cleanup. A complete lifecycle uses </w:t>
       </w:r>
       <w:r>
         <w:rPr>
@@ -6070,7 +6078,7 @@
           <w:color w:val="153B57"/>
           <w:sz w:val="17"/>
         </w:rPr>
-        <w:t>allowed</w:t>
+        <w:t>up</w:t>
       </w:r>
       <w:r>
         <w:rPr>
@@ -6084,7 +6092,7 @@
           <w:color w:val="153B57"/>
           <w:sz w:val="17"/>
         </w:rPr>
-        <w:t>policy-denied</w:t>
+        <w:t>status</w:t>
       </w:r>
       <w:r>
         <w:rPr>
@@ -6098,13 +6106,13 @@
           <w:color w:val="153B57"/>
           <w:sz w:val="17"/>
         </w:rPr>
-        <w:t>missing-route</w:t>
+        <w:t>apply-route</w:t>
       </w:r>
       <w:r>
         <w:rPr>
           <w:rFonts w:ascii="Aptos" w:hAnsi="Aptos"/>
         </w:rPr>
-        <w:t xml:space="preserve">, and </w:t>
+        <w:t xml:space="preserve">, </w:t>
       </w:r>
       <w:r>
         <w:rPr>
@@ -6112,21 +6120,27 @@
           <w:color w:val="153B57"/>
           <w:sz w:val="17"/>
         </w:rPr>
-        <w:t>route-applied</w:t>
+        <w:t>clear-route</w:t>
       </w:r>
       <w:r>
         <w:rPr>
           <w:rFonts w:ascii="Aptos" w:hAnsi="Aptos"/>
         </w:rPr>
-        <w:t>; the Application and Network views color every logical/path edge consistently and show the evidence type in the inspector. Receiver results and nftables/kernel state are authoritative; capture and GUI are corroborating views.</w:t>
-      </w:r>
-    </w:p>
-    <w:p>
+        <w:t xml:space="preserve">, and </w:t>
+      </w:r>
+      <w:r>
+        <w:rPr>
+          <w:rFonts w:ascii="Aptos Mono" w:hAnsi="Aptos Mono"/>
+          <w:color w:val="153B57"/>
+          <w:sz w:val="17"/>
+        </w:rPr>
+        <w:t>down</w:t>
+      </w:r>
       <w:r>
         <w:rPr>
           <w:rFonts w:ascii="Aptos" w:hAnsi="Aptos"/>
         </w:rPr>
-        <w:t>The native launcher refuses occupied fixed names and address ranges, marks OVS and namespace resources with a random run owner, checks those markers before cleanup, retains evidence, and supports repeated stop. Portable inspection validates configuration and exact command generation only. Native Linux remains required to accept routing, policy, mirroring, delivery, and host-isolation claims.</w:t>
+        <w:t>; a second clean lifecycle proves repeatability. Portable inspection validates configuration and exact command generation only. Native Linux remains required to accept routing, policy, delivery, and host-isolation claims.</w:t>
       </w:r>
     </w:p>
     <w:p>
@@ -9033,7 +9047,7 @@
                 <w:color w:val="111820"/>
                 <w:sz w:val="17"/>
               </w:rPr>
-              <w:t>Three OVS domains, ordered allow/deny rules, explicit route transition, GUI diagnostics</w:t>
+              <w:t>Three OVS domains, ordered allow/deny rules, explicit route transition, kernel route and nftables diagnostics</w:t>
             </w:r>
           </w:p>
         </w:tc>
@@ -9059,7 +9073,7 @@
                 <w:color w:val="111820"/>
                 <w:sz w:val="17"/>
               </w:rPr>
-              <w:t>Native Linux; privileged infrastructure lifecycle</w:t>
+              <w:t>Native Linux or Lima; privileged infrastructure lifecycle</w:t>
             </w:r>
           </w:p>
         </w:tc>
@@ -9590,15 +9604,7 @@
         <w:rPr>
           <w:rFonts w:ascii="Aptos" w:hAnsi="Aptos"/>
         </w:rPr>
-        <w:t xml:space="preserve"> is a checked-in configuration plus the smallest code or</w:t>
-      </w:r>
-    </w:p>
-    <w:p>
-      <w:r>
-        <w:rPr>
-          <w:rFonts w:ascii="Aptos" w:hAnsi="Aptos"/>
-        </w:rPr>
-        <w:t>Compose assets needed to illustrate one architectural concern.</w:t>
+        <w:t xml:space="preserve"> is a checked-in configuration plus the smallest code or Compose assets needed to illustrate one architectural concern.</w:t>
       </w:r>
     </w:p>
     <w:p>
@@ -9622,15 +9628,7 @@
         <w:rPr>
           <w:rFonts w:ascii="Aptos" w:hAnsi="Aptos"/>
         </w:rPr>
-        <w:t xml:space="preserve"> is an operator-facing lifecycle around one or more examples. It</w:t>
-      </w:r>
-    </w:p>
-    <w:p>
-      <w:r>
-        <w:rPr>
-          <w:rFonts w:ascii="Aptos" w:hAnsi="Aptos"/>
-        </w:rPr>
-        <w:t>starts real components, exposes observable success criteria, and owns cleanup.</w:t>
+        <w:t xml:space="preserve"> is an operator-facing lifecycle around one or more examples. It starts real components, exposes observable success criteria, and owns cleanup.</w:t>
       </w:r>
     </w:p>
     <w:p>
@@ -9654,15 +9652,7 @@
         <w:rPr>
           <w:rFonts w:ascii="Aptos" w:hAnsi="Aptos"/>
         </w:rPr>
-        <w:t xml:space="preserve"> checks a bounded contract. Unit tests isolate implementation;</w:t>
-      </w:r>
-    </w:p>
-    <w:p>
-      <w:r>
-        <w:rPr>
-          <w:rFonts w:ascii="Aptos" w:hAnsi="Aptos"/>
-        </w:rPr>
-        <w:t>portable integration runs real host/Docker behavior; native-Linux acceptance proves kernel and host-network semantics that cannot be simulated faithfully.</w:t>
+        <w:t xml:space="preserve"> checks a bounded contract. Unit tests isolate implementation; portable integration runs real host/Docker behavior; native-Linux acceptance proves kernel and host-network semantics that cannot be simulated faithfully.</w:t>
       </w:r>
     </w:p>
     <w:p>
@@ -9686,15 +9676,7 @@
         <w:rPr>
           <w:rFonts w:ascii="Aptos" w:hAnsi="Aptos"/>
         </w:rPr>
-        <w:t xml:space="preserve"> aggregates tests but does not change what they</w:t>
-      </w:r>
-    </w:p>
-    <w:p>
-      <w:r>
-        <w:rPr>
-          <w:rFonts w:ascii="Aptos" w:hAnsi="Aptos"/>
-        </w:rPr>
-        <w:t>prove. A report must retain platform, commit, logs, manual evidence, and skips.</w:t>
+        <w:t xml:space="preserve"> aggregates tests but does not change what they prove. A report must retain platform, commit, logs, manual evidence, and skips.</w:t>
       </w:r>
     </w:p>
     <w:p>
@@ -10494,7 +10476,7 @@
                 <w:color w:val="111820"/>
                 <w:sz w:val="16"/>
               </w:rPr>
-              <w:t>Root, QEMU, SDR, route/policy demos</w:t>
+              <w:t>Root, QEMU, and SDR demos</w:t>
             </w:r>
           </w:p>
         </w:tc>
@@ -11049,7 +11031,7 @@
                 <w:color w:val="111820"/>
                 <w:sz w:val="16"/>
               </w:rPr>
-              <w:t>Root and every graphical demo</w:t>
+              <w:t>Root, QEMU, and SDR graphical demos</w:t>
             </w:r>
           </w:p>
         </w:tc>
@@ -11439,15 +11421,7 @@
         <w:rPr>
           <w:rFonts w:ascii="Aptos" w:hAnsi="Aptos"/>
         </w:rPr>
-        <w:t>Application USER0 capture stops at its limit; Ethernet mirror capture uses</w:t>
-      </w:r>
-    </w:p>
-    <w:p>
-      <w:r>
-        <w:rPr>
-          <w:rFonts w:ascii="Aptos" w:hAnsi="Aptos"/>
-        </w:rPr>
-        <w:t>a bounded rotating ring and retains sealed sessions for an external evidence retention workflow.</w:t>
+        <w:t>Application USER0 capture stops at its limit; Ethernet mirror capture uses a bounded rotating ring and retains sealed sessions for an external evidence retention workflow.</w:t>
       </w:r>
     </w:p>
     <w:p>
